--- a/Proje raporu/Bitirme-Dergi-Revizyon.docx
+++ b/Proje raporu/Bitirme-Dergi-Revizyon.docx
@@ -59,12 +59,6 @@
             </a:graphic>
           </wp:anchor>
         </w:drawing>
-      </w:r>
-      <w:r>
-        <w:rPr>
-          <w:noProof/>
-          <w:sz w:val="14"/>
-        </w:rPr>
         <mc:AlternateContent>
           <mc:Choice Requires="wps">
             <w:drawing>
@@ -139,19 +133,13 @@
           </mc:Choice>
           <mc:Fallback>
             <w:pict>
-              <v:shape w14:anchorId="0F01B555" id="Graphic 3" o:spid="_x0000_s1026" style="position:absolute;margin-left:37.6pt;margin-top:23.95pt;width:449.35pt;height:.25pt;z-index:15732736;visibility:visible;mso-wrap-style:square;mso-wrap-distance-left:0;mso-wrap-distance-top:0;mso-wrap-distance-right:0;mso-wrap-distance-bottom:0;mso-position-horizontal:absolute;mso-position-horizontal-relative:page;mso-position-vertical:absolute;mso-position-vertical-relative:text;v-text-anchor:top" coordsize="5706745,3175" o:gfxdata="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" path="m5706428,l,,,3162r5706428,l5706428,xe" fillcolor="black" stroked="f">
+              <v:shape w14:anchorId="0F01B555" id="Graphic 3" o:spid="_x0000_s1026" style="position:absolute;margin-left:37.6pt;margin-top:23.95pt;width:449.35pt;height:.25pt;z-index:15732736;visibility:visible;mso-wrap-style:square;mso-wrap-distance-left:0;mso-wrap-distance-top:0;mso-wrap-distance-right:0;mso-wrap-distance-bottom:0;mso-position-horizontal:absolute;mso-position-horizontal-relative:page;mso-position-vertical:absolute;mso-position-vertical-relative:text;v-text-anchor:top" coordsize="5706745,3175" o:gfxdata="UEsDBBQABgAIAAAAIQC2gziS/gAAAOEBAAATAAAAW0NvbnRlbnRfVHlwZXNdLnhtbJSRQU7DMBBF 90jcwfIWJU67QAgl6YK0S0CoHGBkTxKLZGx5TGhvj5O2G0SRWNoz/78nu9wcxkFMGNg6quQqL6RA 0s5Y6ir5vt9lD1JwBDIwOMJKHpHlpr69KfdHjyxSmriSfYz+USnWPY7AufNIadK6MEJMx9ApD/oD OlTrorhX2lFEilmcO2RdNtjC5xDF9pCuTyYBB5bi6bQ4syoJ3g9WQ0ymaiLzg5KdCXlKLjvcW893 SUOqXwnz5DrgnHtJTxOsQfEKIT7DmDSUCaxw7Rqn8787ZsmRM9e2VmPeBN4uqYvTtW7jvijg9N/y JsXecLq0q+WD6m8AAAD//wMAUEsDBBQABgAIAAAAIQA4/SH/1gAAAJQBAAALAAAAX3JlbHMvLnJl bHOkkMFqwzAMhu+DvYPRfXGawxijTi+j0GvpHsDYimMaW0Yy2fr2M4PBMnrbUb/Q94l/f/hMi1qR JVI2sOt6UJgd+ZiDgffL8ekFlFSbvV0oo4EbChzGx4f9GRdb25HMsYhqlCwG5lrLq9biZkxWOiqY 22YiTra2kYMu1l1tQD30/bPm3wwYN0x18gb45AdQl1tp5j/sFB2T0FQ7R0nTNEV3j6o9feQzro1i OWA14Fm+Q8a1a8+Bvu/d/dMb2JY5uiPbhG/ktn4cqGU/er3pcvwCAAD//wMAUEsDBBQABgAIAAAA IQAfu6+xIwIAAL0EAAAOAAAAZHJzL2Uyb0RvYy54bWysVMFu2zAMvQ/YPwi6L07SJhmMOMXQosOA oivQDDsrshwbk0WNUmLn70fJVmpspw3zQabMJ+rxkfT2rm81Oyt0DZiCL2ZzzpSRUDbmWPBv+8cP HzlzXphSaDCq4Bfl+N3u/bttZ3O1hBp0qZBREOPyzha89t7mWeZkrVrhZmCVIWcF2ApPWzxmJYqO orc6W87n66wDLC2CVM7R14fByXcxflUp6b9WlVOe6YITNx9XjOshrNluK/IjCls3cqQh/oFFKxpD l15DPQgv2AmbP0K1jURwUPmZhDaDqmqkijlQNov5b9m81sKqmAuJ4+xVJvf/wsrn86t9wUDd2SeQ PxwpknXW5VdP2LgR01fYBiwRZ31U8XJVUfWeSfq42szXm9sVZ5J8N4vNKoiciTydlSfnPyuIccT5 yfmhBmWyRJ0s2ZtkIlUy1FDHGnrOqIbIGdXwMNTQCh/OBXLBZN2ESD3yCM4WzmoPEeZDCoHt7ZK6 NCVCTN8w2kyx1EATVPKlt43xBszNYr0c007u9B5g02v/ChxbljimcFKDU4PAIe+o9FULwk3VdqCb 8rHROqTv8Hi418jOIoxGfEbGE1jshKH4oQ0OUF5ekHU0LwV3P08CFWf6i6GGDMOVDEzGIRno9T3E EYzKo/P7/rtAyyyZBffUO8+Q2l3kqS2IfwAM2HDSwKeTh6oJPRO5DYzGDc1IzH+c5zCE031Evf11 dr8AAAD//wMAUEsDBBQABgAIAAAAIQDaN2b73wAAAAgBAAAPAAAAZHJzL2Rvd25yZXYueG1sTI9B T8MwDIXvSPyHyEjcWMoYdOuaTtME4sSkjR04Zo3bVGucqMm28u8xJ7jZfk/P3ytXo+vFBYfYeVLw OMlAINXedNQqOHy+PcxBxKTJ6N4TKvjGCKvq9qbUhfFX2uFln1rBIRQLrcCmFAopY23R6TjxAYm1 xg9OJ16HVppBXznc9XKaZS/S6Y74g9UBNxbr0/7sFITd+uO9sXY7hmZTf22zrnk9dErd343rJYiE Y/ozwy8+o0PFTEd/JhNFryB/nrJTwSxfgGB9kT/xcOTDfAayKuX/AtUPAAAA//8DAFBLAQItABQA BgAIAAAAIQC2gziS/gAAAOEBAAATAAAAAAAAAAAAAAAAAAAAAABbQ29udGVudF9UeXBlc10ueG1s UEsBAi0AFAAGAAgAAAAhADj9If/WAAAAlAEAAAsAAAAAAAAAAAAAAAAALwEAAF9yZWxzLy5yZWxz UEsBAi0AFAAGAAgAAAAhAB+7r7EjAgAAvQQAAA4AAAAAAAAAAAAAAAAALgIAAGRycy9lMm9Eb2Mu eG1sUEsBAi0AFAAGAAgAAAAhANo3ZvvfAAAACAEAAA8AAAAAAAAAAAAAAAAAfQQAAGRycy9kb3du cmV2LnhtbFBLBQYAAAAABAAEAPMAAACJBQAAAAA= " path="m5706428,l,,,3162r5706428,l5706428,xe" fillcolor="black" stroked="f">
                 <v:path arrowok="t"/>
                 <w10:wrap anchorx="page"/>
               </v:shape>
             </w:pict>
           </mc:Fallback>
         </mc:AlternateContent>
-      </w:r>
-      <w:r>
-        <w:rPr>
-          <w:noProof/>
-          <w:sz w:val="14"/>
-        </w:rPr>
         <mc:AlternateContent>
           <mc:Choice Requires="wps">
             <w:drawing>
@@ -349,7 +337,7 @@
                 <v:stroke joinstyle="miter"/>
                 <v:path gradientshapeok="t" o:connecttype="rect"/>
               </v:shapetype>
-              <v:shape id="Textbox 4" o:spid="_x0000_s1026" type="#_x0000_t202" style="position:absolute;left:0;text-align:left;margin-left:110.6pt;margin-top:30.15pt;width:376.3pt;height:65.25pt;z-index:15733248;visibility:visible;mso-wrap-style:square;mso-wrap-distance-left:0;mso-wrap-distance-top:0;mso-wrap-distance-right:0;mso-wrap-distance-bottom:0;mso-position-horizontal:absolute;mso-position-horizontal-relative:page;mso-position-vertical:absolute;mso-position-vertical-relative:text;v-text-anchor:top" o:gfxdata="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" fillcolor="#e6e6e6" stroked="f">
+              <v:shape id="Textbox 4" o:spid="_x0000_s1026" type="#_x0000_t202" style="position:absolute;left:0;text-align:left;margin-left:110.6pt;margin-top:30.15pt;width:376.3pt;height:65.25pt;z-index:15733248;visibility:visible;mso-wrap-style:square;mso-wrap-distance-left:0;mso-wrap-distance-top:0;mso-wrap-distance-right:0;mso-wrap-distance-bottom:0;mso-position-horizontal:absolute;mso-position-horizontal-relative:page;mso-position-vertical:absolute;mso-position-vertical-relative:text;v-text-anchor:top" o:gfxdata="UEsDBBQABgAIAAAAIQC2gziS/gAAAOEBAAATAAAAW0NvbnRlbnRfVHlwZXNdLnhtbJSRQU7DMBBF 90jcwfIWJU67QAgl6YK0S0CoHGBkTxKLZGx5TGhvj5O2G0SRWNoz/78nu9wcxkFMGNg6quQqL6RA 0s5Y6ir5vt9lD1JwBDIwOMJKHpHlpr69KfdHjyxSmriSfYz+USnWPY7AufNIadK6MEJMx9ApD/oD OlTrorhX2lFEilmcO2RdNtjC5xDF9pCuTyYBB5bi6bQ4syoJ3g9WQ0ymaiLzg5KdCXlKLjvcW893 SUOqXwnz5DrgnHtJTxOsQfEKIT7DmDSUCaxw7Rqn8787ZsmRM9e2VmPeBN4uqYvTtW7jvijg9N/y JsXecLq0q+WD6m8AAAD//wMAUEsDBBQABgAIAAAAIQA4/SH/1gAAAJQBAAALAAAAX3JlbHMvLnJl bHOkkMFqwzAMhu+DvYPRfXGawxijTi+j0GvpHsDYimMaW0Yy2fr2M4PBMnrbUb/Q94l/f/hMi1qR JVI2sOt6UJgd+ZiDgffL8ekFlFSbvV0oo4EbChzGx4f9GRdb25HMsYhqlCwG5lrLq9biZkxWOiqY 22YiTra2kYMu1l1tQD30/bPm3wwYN0x18gb45AdQl1tp5j/sFB2T0FQ7R0nTNEV3j6o9feQzro1i OWA14Fm+Q8a1a8+Bvu/d/dMb2JY5uiPbhG/ktn4cqGU/er3pcvwCAAD//wMAUEsDBBQABgAIAAAA IQDvJjVfrwEAAE8DAAAOAAAAZHJzL2Uyb0RvYy54bWysU9GO0zAQfEfiHyy/0/QqaEvU9AR3HEI6 cUgHH+A4dhPheM2u26R/z9pN2xO8IRTJWdvr8czsenM79k4cDFIHvpI3s7kUxmtoOr+r5I/vD2/W UlBUvlEOvKnk0ZC83b5+tRlCaRbQgmsMCgbxVA6hkm2MoSwK0q3pFc0gGM+bFrBXkae4KxpUA6P3 rljM58tiAGwCgjZEvHp/2pTbjG+t0fHJWjJRuEoyt5hHzGOdxmK7UeUOVWg7PdFQ/8CiV53nSy9Q 9yoqscfuL6i+0wgENs409AVY22mTNbCam/kfap5bFUzWwuZQuNhE/w9Wfz08h28o4vgRRi5gFkHh EfRPYm+KIVA55SRPqSTOTkJHi336swTBB9nb48VPM0ahefHtavWeVUmheW+9WC9X75LhxfV0QIqf DfQiBZVErldmoA6PFE+p55R0GYHrmofOuTzBXX3nUBwU1/bTMn0T+ou0LODEObGPYz0ybApraI4s fODaV5J+7RUaKdwXz+amRjkHeA7qc4DR3UFup8TCw4d9BNtltlfcyTquWtY7dVhqi5fznHV9B9vf AAAA//8DAFBLAwQUAAYACAAAACEAWLuDPeEAAAAKAQAADwAAAGRycy9kb3ducmV2LnhtbEyPwU7D MBBE70j8g7VI3KhdF4U2xKmqSiB6AImWCo5O7CYR8Tqy3Tb9e5YTHFf7NPOmWI6uZycbYudRwXQi gFmsvemwUfCxe7qbA4tJo9G9R6vgYiMsy+urQufGn/HdnrapYRSCMdcK2pSGnPNYt9bpOPGDRfod fHA60RkaboI+U7jruRQi4053SA2tHuy6tfX39ugUdKt7v5YH/fm2f97ss91XeHkVlVK3N+PqEViy Y/qD4Vef1KEkp8of0UTWK5ByKglVkIkZMAIWDzPaUhG5EHPgZcH/Tyh/AAAA//8DAFBLAQItABQA BgAIAAAAIQC2gziS/gAAAOEBAAATAAAAAAAAAAAAAAAAAAAAAABbQ29udGVudF9UeXBlc10ueG1s UEsBAi0AFAAGAAgAAAAhADj9If/WAAAAlAEAAAsAAAAAAAAAAAAAAAAALwEAAF9yZWxzLy5yZWxz UEsBAi0AFAAGAAgAAAAhAO8mNV+vAQAATwMAAA4AAAAAAAAAAAAAAAAALgIAAGRycy9lMm9Eb2Mu eG1sUEsBAi0AFAAGAAgAAAAhAFi7gz3hAAAACgEAAA8AAAAAAAAAAAAAAAAACQQAAGRycy9kb3du cmV2LnhtbFBLBQYAAAAABAAEAPMAAAAXBQAAAAA= " fillcolor="#e6e6e6" stroked="f">
                 <v:textbox inset="0,0,0,0">
                   <w:txbxContent>
                     <w:p>
@@ -750,7 +738,7 @@
           </mc:Choice>
           <mc:Fallback>
             <w:pict>
-              <v:group w14:anchorId="3B1E9151" id="Group 3" o:spid="_x0000_s1026" style="position:absolute;margin-left:492.4pt;margin-top:.45pt;width:60.55pt;height:72.55pt;z-index:251658752;mso-wrap-distance-left:0;mso-wrap-distance-right:0;mso-position-horizontal-relative:page" coordsize="7689,9213" o:gfxdata="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">
+              <v:group w14:anchorId="3B1E9151" id="Group 3" o:spid="_x0000_s1026" style="position:absolute;margin-left:492.4pt;margin-top:.45pt;width:60.55pt;height:72.55pt;z-index:251658752;mso-wrap-distance-left:0;mso-wrap-distance-right:0;mso-position-horizontal-relative:page" coordsize="7689,9213" o:gfxdata="UEsDBBQABgAIAAAAIQCKFT+YDAEAABUCAAATAAAAW0NvbnRlbnRfVHlwZXNdLnhtbJSRwU7DMAyG 70i8Q5QratPtgBBqu8M6joDQeIAocdtA40RxKNvbk3abBNNA4pjY3+/PSbna2YGNEMg4rPgiLzgD VE4b7Cr+un3I7jijKFHLwSFUfA/EV/X1VbndeyCWaKSK9zH6eyFI9WAl5c4DpkrrgpUxHUMnvFTv sgOxLIpboRxGwJjFKYPXZQOt/Bgi2+zS9cHkzUPH2frQOM2quLFTwFwQF5kAA50x0vvBKBnTdmJE fWaWHa3yRM491BtPN0mdX54wVX5KfR9w5J7ScwajgT3LEB+lTepCBxKwdI1T+d8Zk6SlzLWtUZA3 gTYzdXL6LVu7Twww/je8SdgLjKd0MX9q/QUAAP//AwBQSwMEFAAGAAgAAAAhADj9If/WAAAAlAEA AAsAAABfcmVscy8ucmVsc6SQwWrDMAyG74O9g9F9cZrDGKNOL6PQa+kewNiKYxpbRjLZ+vYzg8Ey ettRv9D3iX9/+EyLWpElUjaw63pQmB35mIOB98vx6QWUVJu9XSijgRsKHMbHh/0ZF1vbkcyxiGqU LAbmWsur1uJmTFY6KpjbZiJOtraRgy7WXW1APfT9s+bfDBg3THXyBvjkB1CXW2nmP+wUHZPQVDtH SdM0RXePqj195DOujWI5YDXgWb5DxrVrz4G+79390xvYljm6I9uEb+S2fhyoZT96vely/AIAAP// AwBQSwMEFAAGAAgAAAAhAC9DejbQAwAAUBAAAA4AAABkcnMvZTJvRG9jLnhtbOxYbW/TMBD+jsR/ iPKdpUlp1kbrEGIwTUIwwRCfXcdJLBzb2O7L/j13dpJm7XgVQkLqpEXn+Hx+7vFzl6QXL3atiDbM WK7kMk7PJnHEJFUll/Uy/nT35tk8jqwjsiRCSbaM75mNX1w+fXKx1QXLVKNEyUwEQaQttnoZN87p IkksbVhL7JnSTMJkpUxLHAxNnZSGbCF6K5JsMsmTrTKlNooya+HuVZiML338qmLUva8qy1wkljFg c/5q/HWF1+TyghS1IbrhtINB/gBFS7iETYdQV8SRaG34UaiWU6OsqtwZVW2iqopT5nOAbNLJQTbX Rq21z6UutrUeaAJqD3j647D03eba6I/61gT0YL5V9IsFXpKtrovxPI7rvfOuMi0ugiSinWf0fmCU 7VxE4eZ5Pl/MZ3FEYWqRpVOwPeO0gWM5WkWb1z9cl5AibOqhDVA0pwX8d/SAdUTPz2UEq9zasLgL 0v5SjJaYL2v9DE5SE8dXXHB371UJZ4ag5OaWU2QWB8DkrYl4uYwzqAlJWqiGm5bULHqOnPQuuADJ P1q/Ely/4UIg5Wh3SEHLB1p4JNmgsytF1y2TLhSOYQJAK2kbrm0cmYK1KwbozE2ZwoFB0TpAqA2X LpyZdYY52uD+FeD4ALWFQEkxTHjQe5yYgu2UdSCWfJo9jyMQBRjzEH6QzCyfTIEhL5nJPF94eoaj J4U21l0z1UZoAF7AAXyTgmze2g5R79LxGEB4dIAJewM0G9szCKMjDn+rnj42RDOAgGFHp7zoT/m6 ay9e+50TVhywh6PvUATdCviZpnl2wM+opNLs3LewETt0HdgZMwJtqQzcAEtNb9Gd7E3kEDuk8B3S gRqA1ziCDrkKm4O+cR0GRTPaDqWNt1q1YXfKT7qDogZk+1khx17QG/JF5rPskwgOsAY38doaNoab 49SERAxeRrivVYKXfXVYU69eCRNtCDZ9/4dZQIQHbiiSK2Kb4OenOjchwXt/NGitVHkP5buFo1zG 9uuaYK8QNxKkg4+V3jC9seoN48Qr5R8+nh/Y8273mRjdqdeB7N+pXkFHIg6+uFKql2unKu4VvkfU AQU1/yNZTyHd0Lx6WefIGiIC7f9c1l7QjyvbqznUfTqbTH25wKH1rWN8/H2t/31lN/CgCrsj63vt 6pGy0SHzZQnw9i4P5R3q96Ts0Bv/B2VDL3qo7PPfUvZ5PpthdTzatU/axnI6de3wHPn3XXt6qG3/ 1vXLXTvIepHO07l/HSPF8Lp2eh05CXt4QRoL23+kwWcr3HvwXTwee//9DwGX3wAAAP//AwBQSwME CgAAAAAAAAAhAEd5TNx7QgAAe0IAABUAAABkcnMvbWVkaWEvaW1hZ2UxLmpwZWf/2P/gABBKRklG AAEBAQBgAGAAAP/bAEMAAwICAwICAwMDAwQDAwQFCAUFBAQFCgcHBggMCgwMCwoLCw0OEhANDhEO CwsQFhARExQVFRUMDxcYFhQYEhQVFP/bAEMBAwQEBQQFCQUFCRQNCw0UFBQUFBQUFBQUFBQUFBQU FBQUFBQUFBQUFBQUFBQUFBQUFBQUFBQUFBQUFBQUFBQUFP/AABEIASoA7gMBIgACEQEDEQH/xAAf AAABBQEBAQEBAQAAAAAAAAAAAQIDBAUGBwgJCgv/xAC1EAACAQMDAgQDBQUEBAAAAX0BAgMABBEF EiExQQYTUWEHInEUMoGRoQgjQrHBFVLR8CQzYnKCCQoWFxgZGiUmJygpKjQ1Njc4OTpDREVGR0hJ SlNUVVZXWFlaY2RlZmdoaWpzdHV2d3h5eoOEhYaHiImKkpOUlZaXmJmaoqOkpaanqKmqsrO0tba3 uLm6wsPExcbHyMnK0tPU1dbX2Nna4eLj5OXm5+jp6vHy8/T19vf4+fr/xAAfAQADAQEBAQEBAQEB AAAAAAAAAQIDBAUGBwgJCgv/xAC1EQACAQIEBAMEBwUEBAABAncAAQIDEQQFITEGEkFRB2FxEyIy gQgUQpGhscEJIzNS8BVictEKFiQ04SXxFxgZGiYnKCkqNTY3ODk6Q0RFRkdISUpTVFVWV1hZWmNk ZWZnaGlqc3R1dnd4eXqCg4SFhoeIiYqSk5SVlpeYmZqio6Slpqeoqaqys7S1tre4ubrCw8TFxsfI ycrS09TV1tfY2dri4+Tl5ufo6ery8/T19vf4+fr/2gAMAwEAAhEDEQA/APhvwn4C0XVdF0p30uGa 5uIEZmaRhuYjJJ+YCtf/AIVh4fPI02zwf+nk/wDxVXPh3/yA/D//AF7D/wBANWkA2Dj0r14wi0tO h8jUrVFOXvPd9X3Mn/hWHh//AKBtl/4En/4qj/hWHh//AKBtl/4En/4qtfAowKr2cexn7ep/M/vZ kf8ACsPD/wD0DbL/AMCT/wDFUf8ACsPD/wD0DbL/AMCT/wDFVr4FGBR7OPYPb1P5n97Mj/hWHh// AKBtl/4En/4qj/hWHh//AKBtl/4En/4qtfAowKPZx7B7ep/M/vZkf8Kw8P8A/QNsv/Ak/wDxVH/C sPD/AP0DbL/wJP8A8VWvgUYFHs49g9vU/mf3syP+FYeH/wDoG2X/AIEn/wCKo/4Vh4f/AOgbZf8A gSf/AIqtfAowKPZx7B7ep/M/vZkf8Kw8P/8AQNsv/Ak//FUf8Kw8P/8AQNsv/Ak//FVr4FGBR7OP YPb1P5n97Mj/AIVh4f8A+gbZf+BJ/wDiqP8AhWHh/wD6Btl/4En/AOKrXwKMCj2cewe3qfzP72ZH /CsPD/8A0DbL/wACT/8AFUf8Kw8P/wDQNsv/AAJP/wAVWvgUYFHs49g9vU/mf3syP+FYeH/+gbZf +BJ/+Ko/4Vh4f/6Btl/4En/4qtfAowKPZx7B7ep/M/vZkf8ACsPD/wD0DbL/AMCT/wDFUf8ACsPD /wD0DbL/AMCT/wDFVr4FGBR7OPYPb1P5n97Mj/hWHh//AKBtl/4En/4qj/hWHh//AKBtl/4En/4q tfAowKPZx7B7ep/M/vZkf8Kw8P8A/QNsv/Ak/wDxVH/CsPD/AP0DbL/wJP8A8VWvgUYFHs49g9vU /mf3syP+FYeH/wDoG2X/AIEn/wCKo/4Vh4f/AOgbZf8AgSf/AIqtfAowKPZx7B7ep/M/vZlJ8K9B lcIml2jOxwFFyck+g+esPW/A+hQWMbwaXEjs68iRumD6sfb8q7zSwP7TteP+WgrA8Qf8g1f+uq/+ gtUSjFRehrTq1JTj7z+9ln4df8gTw/8A9ey/+gGrSf6sfhVX4df8gTw//wBey/8AoBq0n+rH4VrH ZeiOar8cvVjqKKKoyCiiigAooooAKKKKALuj6Pe+INUg03Tbdrq9nJWKBSAzkAkgZIGcAnGc10Ef wk8YymMJ4fuGMkzW6jcuTKuSyD5vvDa2V68dOK5WKeS2lSWKR4pEOVeNirKfUEEEfUGrA1e/UgjU bwEOZQftDj5yMFxz94gkE9Tk881D5uhouS3vHS6f8KPFGopd40mWJ4A4SKQAGeRHVGjTnkguvPQe uabB8JvFs0zRnQ7hJArYjOCxYIH2bQSdxBBCkDg5q54E0LWfGq3fl+KJ9MW1kgiL3N1KEzMzAHIb gbkAOeCSuSMcbK/DTxAH80+KpY71rdZlX7TKJZCoYSQq24EzRqh3ISCVBwWA5yc2nZtfibKmpK6i /wADkW+GvilZVjOiXBdkEgAwwKlzGpByRy4KqM5OOM1NJ8K/FcMPn3GizW9sDiSdyNsa5ALEZJ2j Oc4/HFdDpPgPxJqun6ZcQ+K9h1Oz+0xI17KOP3bbGOeoD5z2KN3FS6r8NPE9kmno3iWSePUbwWRR r6X5Ect+9dSSNhCksBkgMpI54Paa2uvxD2el7P70c9q/wm8UaVcThNKmu7WNkC3cS/u5N23aRnpk sAueT2pknwq8U2job3SZLKEsVaWVgQh+bIIBJzlGGMdx2auju/AXiOyGoh/F0ry2zXUaRJeylrho BG4WLLch1beDn+Akc1yfjEaz4f1mXTLzXL29IiimcvPMMNIgYqyseHUsVPoc8mnGUpaJr8RShGOr T/AtW/wm8XXCSEaDdB1LAKQOWVtrjOcAoT82SAOfQ1yRBBIPUEj8Rwa028Ua4/3tb1RuS3N7KeWP zfxdSeT+tZdax5upjLl+yFFFFUQFFFFABRRRQAUUUUAWdK/5Cdr/ANdBWD4g/wCQav8A11X/ANBa t7Sv+Qna/wDXQVg+IP8AkGr/ANdV/wDQWrKfws6aPxx9Sz8Ov+QJ4f8A+vZf/QDVpP8AVj8Kq/Dr /kCeH/8Ar2X/ANANWk/1Y/CrjsvRGdX45erHUUUVRkFFFFABSE4weMUMcDIUsTwFHUk8AD6mvoT4 xeDNH/Zn0XwhodtpNnq/xE1OwGq6vq2oIZ4rJG4SK1iJChs5yzhvu+4rOU+VqPVmkYcyctkj57yP Xr2zzS13dz8UD4j8La/pXiTSdMv724gRtL1eCzSG5s51kUkFkwDGybgRtPJFZej/AAx8Wa/oMms6 boF5daYm4iRYzukC9WRT8zr7qMU1K3xaA43+HU5iit3RfAviLxLpVzqWmaLeXljbPHFLcRxEoru2 1V6fe3YyByO9ar/BrxyniaPw83hfUV1mSETpAY8Boz0Ib7p6Y45p80e4uSXRM4w5yMFgR0Kkj27E U0xJtCEZUADBOQAOmBnt2rpNI+HvibXvEN3oen6FeTaxZh/tNqIiHgCAlt+RhehPOM5p2ufDjxT4 a03S9Q1TQby0sNTYJbXMkZ2SMTwuR0JPABo5o7XDkla9vwOaKBo3QglHI3Lk4bBJGR04Jz9aTyUJ OVySSSScnJ6kEnqccnrXUS/DXxXDrsOiyaBerq80Auo7IxHzXi3bd4X61teEfgT428aw+JZNO0cr H4dR2vmmYKVkUj9yo/ikOcADp34pOcVq2NU5N2SOB3kjbuYjbtwWJ+XO7HJ6Z5x60gHQZY+7Ekn6 5JNdDpvw+8Rax4gutEtdJmk1S04uIyQqw9OHc4Ck5GBnnFLp/wAPfE+reIrnQbXQr2bWLZWae0EJ DRKoJLNkYC4Bwc4OeKfNHuLlk+hztFdL/wAK08Vrq2maY/h+9iv9Uthe2sUkWwyQf89CTjao6ZPc 1l6/4f1Lwrq82l6vaSWV9DgvDJ1wRkMD0KnPBHWhST2YnGS3RRhgkuZ44YIpLieRgqRxpud2JwMA A85J6DgVb1fRNQ0C+NnqllPYz7QwSeMrlT3B6Hnjg8V6d+zDc2lh8Q9Sn1KO4i0o6Df211rduQra Mkse37XuPAI5GB8xz8oJrR+O/hjUPh58J/hn4Yklj17RoPt2p2fi6F/MtroT7T5EJPzRqgAJSTB3 EkDFZupafJ/X9eRsqV6bqdv+B/V9tDxKivUvGnhvwD4Q8JaGklt4jbxrqemJqEti1xALexDj90ZD jJLjL7ByFxnHAry3nv1rSMubUynHkdmFFFFUQFFFFAFnSv8AkJ2v/XQVg+IP+Qav/XVf/QWre0r/ AJCdr/10FYPiD/kGr/11X/0Fqyn8LOmj8cfUs/Dr/kCeH/8Ar2X/ANANWk/1Y/Cqvw6/5Anh/wD6 9l/9ANWk/wBWPwq47L0RnV+OXqx1FFFUZBRRRQAZYEFTtdSGVuuCCCP1FfTnxy1XTf2pNB8IeLvD F7anxxY6cNO1zwtNMsVxgfMJbcMQZV3Z+72Oe1fMdJtG9Xxh15DLww+h6j8KzlDmal1RrCfKnFq6 Z3r/AAj1LQdF1fVvF6/8I7ZWUG+2tJ2UXWozl1CwRxZyVILEsPuivon4gzS+Lv2lfhx8RfBmsWv/ AAgdja6eo1OK7WK30eGEN9ohlGR5PBxtx82ehr48mlkuZBJM8k0gGA0jliB6Akkio2cRxuhbZHIc shbCufcZwT9RUSpuTu3rr+JpGqoKyWmj310PsXxt4tsPFHwZ+Pt54VvTa6brniqDUdItYbjyGubW MItzNFGCCFZgzHA+b3rmPitJreofCf8AZ10+y1W4l1HTkMV/BDfkyW8zTK8Xm/NwfLBIJ6D05r5h Vg5BDBiuRweg9Px9KcMqSQSCx5IJyT0BqFQUbWf9WsXLEc17rdW387n6A6bLNrP7aXxQvNIvkubL WfBc/wBlurS5Hk3MiwomSynGVfjJ6dsV8/eHdavPhb+zB8U/Cfjad01XxEbeHRNAu5/OmEq/665C 5OxRwQ3GT3yawv2Z/iV4Q+Eut+JNX8U6hf2gvtGn0W3hsbQzDEy8ylhwu0j7vevI7+3tra9mitLy XUbeM+XFdToUklQAYYqclfXaTUQo+84vZW/A1nXvFTW75tL9/I+0vFdlJ4m/aS+BXj7StUsLjwum n6Vby6mNQRSkkQbzI2BIO7np359KwvCls2o6/wDtR+HLbUbQ6v4ktXuNFh+2qFu1MztmNs4zjHfP TPavkNWK7cEqVJKgEjaT1IweCc9RQi+UfkBQjuhII/EY/GqVDS1/6vcj6xeV7bu/3qx9Q/DO2m1P 9njUfBegHwxd/EDTvEUl9quh+IfLkXULcxhUZGZgrmPpjJwdw681u/Arxv4k1n9oXXNb8Za1o8F1 beEZ9Hnm0ydYrWJ9uLa2YhirSjnuccDivj9VCkFRtZehXggHqARzz3oEYCBQuEznA6Z+nfr1qnRT 5td/+ASsQ1y2W3n2v5eZ7r8CvFfjHw5qvi1b+yk8fXA06PRdV8K61es93c2Ejkv9mdifuMAzKM53 DOMVyn7Qeh+G/DPxMm0zwnq91q2g21jbiNLu4+0Sae20lrPzO4iJwB/DkivOVaRXWRXdZBnDqxDD jBwQc8j3qJ3S3jy5CLnqeMk8/me5q1TtLmMpVLwUGj3b4e6TZ/Ef9nXWPA+iajY2fjmLxGmtf2be XC2/9r2oiKKqu3DGIkkLzyegro/gje2/wfn1LwZ8WdQ0y28Ia5LCRoc7reyWd4r5S9KKcQRqfvk4 3jjpmvmjHKnoynKkZBB9QeCKNoLMTyzfeZuSfqTyfxpOlzJq+j1KjW5WmlqtPL5o9N+KPwd8ZeG9 b1vVtdurHUrSaeS5HiFL6NoL4FvlZDnlmG0CMdOFHFeZ0pZmVVLMyqcorMSF+gzgfhSVrFNKzMZO Ld4hRRRVEBRRRQBZ0r/kJ2v/AF0FYPiD/kGr/wBdV/8AQWre0r/kJ2v/AF0FYPiD/kGr/wBdV/8A QWrKfws6aPxx9Sz8Ov8AkCeH/wDr2X/0A1aT/Vj8Kq/Dr/kCeH/+vZf/AEA1aT/Vj8KuOy9EZ1fj l6sdRRRVGQUUUUAFFFFABXof7PiW918bPBunXtha6npmqanFZXdreReYksTHkY7Hjg8frXnlelfs 16fNe/HnwLKhijhs9VhuriaeRY44olJ3MzMcDH61nU+B+hrS+OPqjT+N/hLUfEf7QHjPw54S8Neb BpF/Jb2mm6NbYEMCAHJx75OWPsO1cBqvgPxPoOhw6zqfh6/sdJnfy4r+eLETPjpnnBx2OOa+v/hl Z3mjftx/E/VGvrW00u8stRkivRexrBN5qJ5GH3YYlgeO2K8++FUF3cfsq/Eyz8TyvexN4m067l06 4vFaeeKGVDeNGhbLcA5x17VzKq4pLp7v4nY6KnJtvVuXa2mxyv7JngTXbn47eAr+58OzXWgTXn+k S3tshheEo2W8t+SMhSGA+hxXBfEHwrrV14s8ea3b6Pcy6FZ61epcX0MQ8i3/AHxADH+Hk4Ax6Yr6 21HwXf6l+234G+Ium6tpd54Cna3bTbyLUo1S0tFtyv2fy9wKkHB2+5z0rj/Dfhe91fwJ+034Otbu wbXr/WIdUs7M38YS5gEzNuRs7WOAcj8D2qVW97n7pfLX9CpUPc5OzfbX3dPvPlvV/CGveH7OyvNV 0W8sLO+JFpPcRYS4IGSIyM7uCD/9ers3wz8Y27WqS+FtSjkvJRb28ZQbpJSu4R4zlWIBOGx0NfRf jzwhrH/CiP2d9OTV9IttU0rVJ/Mmub6OeKzd5wYGkG7JQNtBxwOe2af8Yb7RNU0XTPHN1p8/gLxr f+M7KLxDo6agJrbVXibc19GoJ2quTh+AQxHSrVZu1l3M3h0rtva3brueBeNfg34v8AeJE0LU9Fnk vnaOKJbZfM8yV0D+UoByWUEg8YypxS6b8NfEvhzXtIuPEvgbXLnSV1RLS4s0hKvdOPme2Q/3yo4x xx1r6C+MHg/WrX9uOx8T211aHRtQ8QWF1Z3tvqUZTyQi724bCgBGBPv71meN9c8VXX7acFiuvXEn h7/hMI9UslF+ptEgBAMytnaoCZHXuaSqyklttfr9wSoRi29fistvv9DwvxX4TvdV+I/iPTvDvhHU 9JSC6YpoM+Hm09DgrHK+doPPc98DJFegfsseG77Q/wBqrwVoXiLRTazvcvFd6fqturEr5TMMqwI6 hSGGfavTPHHw/vPFXi34/XMmtreeGjrkV9J4W0y/ht5tZU4MU/nk/wCqTk4HcGu31nSZj+3L8MvE 63Fg3huHSLNP7R/tCJ0UR20gbc+7sxC57/jUyrXi4+T/ACRpGhyzU/7y7bcz/wAj4l8bgDxz4nAA UDVrsYUYGBK2MD6DGBwKxa6H4iWE+mfELxRBcBQ/9qXLja4dSrSMykMOCCCMc1z1d0dkedLdhRRR TJCiiigAooooAs6V/wAhO1/66CsHxB/yDV/66r/6C1b2lf8AITtf+ugrB8Qf8g1f+uq/+gtWU/hZ 00fjj6ln4df8gTw//wBey/8AoBq0n+rH4VV+HX/IE8P/APXsv/oBq0n+rH4Vcdl6Izq/HL1Y6iii qMgooooAKKKM89vpQBox+GNfuEV4vDuszxuu9JItOmZXB6EMFIIPqDiqup6Nfafth1TS77T/ADV3 LHf27wGQeoDAbhn0719OaNa6nrv7BNrb2uspp08fjN8XF7ftbLsA/wBWJBk9xha8k8a+HPEv9oeC vAF7rdrrFw8EV5Y3U9yZII2viD5fnkEtHlFwccMTXPGrzNp9G/w6nTOjypNa3S7deh5ibOF4ViMY aNTkLzgde34nH1qRoVaVZGXMi8K5JyP1969kk/ZX8WHxl4h8I22s+GrzxXols13Posd7J9okjRFe Qp8m3gNgAnnOe9cbonws1XV/A0fjK6vtP0DwtLff2ZDqGrSPme5I5REQEkLg7mPTGOTWntIvqZ+y mnbl/pHFhEgAOfLAYkYYgAnOSMHgnJGRzzQkEUSqI1VQoONhI4PXBB6H0r3nwP8ABr4ifCz4++Fd GtZfCcnjJ5C9lZ3139ot3VoiQ7rs4DISU78Hoa5fSvg94h+I+rfEbVLa90S2j8MzXF1q7zymBVPm NlokCkCMkH6dMHip9pHvoP2MrWs7/wDAueXPbROVzGrbVKDPIUHOQPbk/nmnuPMfc+XcIIwXJbC9 lBJPHt0ru/E3wY17w94U8NeJYbzS/Euh+Ibo2NjdaFM0ga5B5hZXVSGJ4HbqOBWtcfs3eNIIfEqp HZXV/wCGrVr3WNOhMoktoU++VkKBJGTOWVTxg4JqvaQ7i9lNtrlPLPIVhtKkrt2YLE/L6DngeoFA hUQ+UFIixt25OMHt9PXtXqHh79nTxl4kutCsoEs7PVddtVvNL02680SzwsCyM7qpSPeqkqGOeRnF M8M/ADxH4l8I3niQ6loGi6XaawNDn/tW8MTQXW4qVlwpC8jjBOcjoKHUguo1Sm+jPMQkSbY1AA2l QoJ+6ecdenfFBt4nj8soDHgKE5xgHoBnpnnFez3uheLdC/Zx8TwGfwzf+C7HxQtvLd2K+bfSXoO3 akhUHySFDDPXOO9Z837Ouu2dt4Ln1DxJ4V0pPGEfm6U1zeyYkBZQg+WP7xLDrgA8UvaR6sbpS6Lp /wADueVKoQKq8AAADrxjp+Ap3fFehW3wD8Z3XxC8SeCza2dtrHhyGS51W4nnxa2kCKGaVpAMlSMY wMnOMDBqHV/gxrGmeALPxtFrOg33hW8eSO2vYrx0lmlT78QiZM+YB2zz60/aRva5Ps52b5dv03OD ooorQyCiiigAooooAs6V/wAhO1/66CsHxB/yDV/66r/6C1b2lf8AITtf+ugrB8Qf8g1f+uq/+gtW U/hZ00fjj6ln4df8gTw//wBey/8AoBq0n+rH4VV+HX/IE8P/APXsv/oBq0n+rH4Vcdl6Izq/HL1Y 6iiiqMgooooAKOnvj0oooA9/j8TeDLr9kmL4dTeNNNt/E6+IDrQDW87WwQ8bGcJndg5OBgdM4riv DWn+EtFk0C+1DxvY6hrNvrVm6+RFP9lsrCFvMkLFl3F2ICqijHrjOa80/OjBrJU7Xs99Td1btNxW it1Pq7QfjH4FsP2xfGvxHn8TWq+FtV0+6jtplt5jOXmiWMIybeqlSTz0K4yemb8LrG31X9mW80G7 1rwXr9jZ+Kt6WniS4uLS2tGCF90Mqpucy91xwu4Hrz8xnj6n6V6bp3xhsLz4WaX4A8R+D7TxFY6P dy3OnX9vO9te2/mHLpuXh1P0z+WKxlR0XL5fgbQr3b5vPvu7f1sz1qCLxB8PP2k/BPxd+KWt6CdB vp3urbVdElkubV4oojGtrAoXcCgK4DADaDzmua8DeNvCOgaT8f7W98WaaJPGdvJbaQyQzkPmV5Q0 nyZQHeFPXnPavJvGXju48V2Wj6VDZw6PoGjRvHYaValzHEztmSRixJaRzjLHqAOK5fYc4qo0m173 l+DuiXWUX7qvu9e7VmfQvh/4teHfCPwO+Fun2+sWWoeJvCfi4+JLrSmilxJAxP7pHKhTIAehwMjr xzU+N2reA/Eet+Ite8N/FPW7nTdY865j8OeRIl1DcSAnyXJ+QQhic8k4zXguPb3pQP8AZx7jqapU kpcyZLrSceVrTTv0Vu59MfEn4ieCPi3D4e8U2/xH1LwRrUWmWtjrPh2O3kb5oUC77Ur8pJ9yBwM9 88lp3i3wt/wy54m8GHxLbQ+IdT8Tprdvb3kUpYwRjAWVwuPOYDOBke47eJhGO0hGJIJXCnLAcEjj ke9A5HIyetCpJJJPYHWcm5NatefWx7LpXi7w7B+yZrngx/EFnF4pvvEMOtRWDxSYEKKFMbOFIEh5 45HvWz8RPGvhPxFpvwEs7HxTp0reDbWK01iRoZgkZWVJWdDt+ZcIR65xXgWM9uff1oKFThlKnj5W GDgjIOCPTB/Gj2ave/Vv71YXtXa1uiXXo7n2F4X8f6R4x/a2+I/iPw74p0ifRPEOh3Mi2OqRSx29 +iwqGguTt/dKrLu3Dt054rzz4jfD3xfq/wAIraTSJvBdx4D8GF7u403wpqctw8Ekx+e5l81QWPOM g8D1rzv4TfFZvhh/wkVtNoNh4l0XxDYDTtR03UNy74wdwKOpyrD8fxqC9+IdpZeGdW0DwvoKeHLH V9ialObp7i5uokbcsDOePK3YbaB1UdhWSpSjL3dtO3T7jd1Yyh73W/frr56HFUUUV2HAFFFFABRR RQBZ0r/kJ2v/AF0FYPiD/kGr/wBdV/8AQWre0r/kJ2v/AF0FYPiD/kGr/wBdV/8AQWrKfws6aPxx 9S18Ogf7E8P8f8uy/wDoBq1GD5Y49K97+D/7EXjDxB8JvB3i+DX9Bi0+/wBKgvI7eTzvNVJFAAbC 4yMjPriux/4dz+PFAX/hJ/DGRx1n6j/gFYxxFJJJyNqmGqucmo9WfKmD6GjB9DX1X/w7o8ef9DR4 Z/8AI/8A8TR/w7o8ef8AQ0eGf/I//wATVfWaP8yMvqtb+U+VMH0NGD6Gvqv/AId0ePP+ho8M/wDk f/4mj/h3R48/6Gjwz/5H/wDiaPrNH+ZB9Vrfynypg+howfQ19V/8O6PHn/Q0eGf/ACP/APE0f8O6 PHn/AENHhn/yP/8AE0fWaP8AMg+q1v5T5UwfQ0YPoa+q/wDh3R48/wCho8M/+R//AImj/h3R48/6 Gjwz/wCR/wD4mj6zR/mQfVa38p89+Adf0jw3qs1zq9jJqUE0TWrwKgIEMilZWBJ/1gypXj15rTsP E/hbRvEXhPUtO068t/7LuFkv2KgtdKI0GQCxG7eJDzjhgO2K9x/4d0ePP+ho8M/+R/8A4mj/AId0 ePP+ho8M/wDkf/4ms3WoN35jVUa6VuQ8Wg174ciCBZvDl+0nlKk8gclnfdEXdSX4Zts4z23r+Edv rvw/QhZfDl1KhVgzpuQsTKcEAyHaBFtAGeGzXtv/AA7o8ef9DR4Z/wDI/wD8TR/w7o8ef9DR4Z/8 j/8AxNHtqH8/4h7Gv/J+CPGLfxH8PrOCBI9D1F5vJEdxNjY8zGFkbad52AuVbjPQ+9Q3Gs/DyW3m ji0LUIZXHy3AJJUhgQwUvgDAIKk4PXvx7b/w7o8ef9DR4Z/8j/8AxNH/AA7o8ef9DR4Z/wDI/wD8 TR7ah/P+Iexr7cn4L/M8mi8aeGP+Eu0i90uCfT9C0bTtQiFtcqPNkEpkMcaYJ3EGQDkjGMjoKzU1 n4aiNk/4R3U02ghCHLEj5wAcvwVymW/iKk8Zr2v/AId0ePf+hn8M/nP/APEUf8O6PHn/AENHhn/y P/8AE0vbUP5/xH7Kv/J+CPFzrnw1uJYvN8N38MIuGeVIiT5kJaXEXMnHyNCNw6FG9a5fxjrNt4g1 972zSVLc29vCvnIFbMcKRkkAkc7Seuea+kP+HdHjz/oaPDP/AJH/APiaP+HdHjz/AKGjwz/5H/8A iapV6Kd+f8SZUK8lbk/BHypg+howfQ19V/8ADujx5/0NHhn/AMj/APxNH/Dujx5/0NHhn/yP/wDE 1f1mj/MjP6rW/lPlTB9DRg+hr6r/AOHdHjz/AKGjwz/5H/8AiaP+HdHjz/oaPDP/AJH/APiaPrNH +ZB9Vrfynypg+howfQ19V/8ADujx5/0NHhn/AMj/APxNH/Dujx5/0NHhn/yP/wDE0fWaP8yD6rW/ lPlTB9DRg+hr6r/4d0ePP+ho8M/+R/8A4mj/AId0ePP+ho8M/wDkf/4mj6zR/mQfVa38p8vaUD/a drx/y1FYPiAH+zU4/wCWq9v9k19en/gnz440b/TpfEfht4rf966p525gPT5cfnXJ/E79g3xn4O8N QXt14h8PXEZuo7cLD52clHIPK9MJiolXpSTSkbUqFWMk3E+x/wBnT/k0X4Zf9ixYfyWvZZPvt/vH +deNfs6f8mi/DL/sWLD+S17LJ99v94/zr59nvy3EooopCCiiigAooooAKKKKACiiigAooooAKKKK ACiiigAooooAKKKKACiiigAooooAKKKKAM/xF/yAtQ/64H+lef8A7SH/ACT+2/7CkP8A6Jnr0DxF /wAgLUP+uB/pXn/7SH/JP7b/ALCkP/omerjugRl/s6f8mi/DL/sWLD+S17LJ99v94/zrxr9nT/k0 X4Zf9ixYfyWvZZPvt/vH+dSxy3EooopCCiiigAooooAKKKKACiiigAooooAKKKKACiiigAooooAK KKKACiiigAooooAKKKKAM/xF/wAgLUP+uB/pXn/7SH/JP7b/ALCkP/omevQPEX/IC1D/AK4H+lef /tIf8k/tv+wpD/6Jnq47oEZf7On/ACaL8Mv+xYsP5LXssn32/wB4/wA68a/Z0/5NF+GX/YsWH8lr 2WT77f7x/nUsctxKKKKQgooooAKKKKACiiigAooooAKKKKACiiigAooooAKKKKACiiigAooooAKK KKACiiigDP8AEX/IC1D/AK4H+lef/tIf8k/tv+wpD/6Jnr0DxF/yAtQ/64H+lef/ALSH/JP7b/sK Q/8AomerjugRl/s6f8mi/DL/ALFiw/kteyyffb/eP868a/Z0/wCTRfhl/wBixYfyWvZZPvt/vH+d Sxy3EooopCCiiigAooooAKKKKACiij+lABRQeBk9Ks2+nXd2u6G1llX+8iEigLXK1FaB0HUV5NlO R6BSapSRvE5R0aNx2YYNFmOzGUUY4ooEFFFFABRRRQAUUUUAFFFFABRRRQBn+Iv+QFqH/XA/0rz/ APaQ/wCSf23/AGFIf/RM9egeIv8AkBah/wBcD/SvP/2kP+Sf23/YUh/9Ez1cd0CMv9nT/k0X4Zf9 ixYfyWvZZPvt/vH+deNfs6f8mi/DL/sWLD+S17LJ99v94/zqWOW4lFFFIQUUUUAFFFFABRRRQAuM 5/P8uTXDfDj41+EPi74nn0HwdqTa9d2yGS4ktYmMNuudoLvjAyQcDvg13DsY43IXcdhwvTJI4qD9 lX4C2HwE+F1ppqxQya7fM17ql6iYaaZyW2567UBCge2cc1tTjGSd9wSlKaS26no+j+ErXTkD3AW6 n67nHyr7Af41d1DWrHR4n82VE8td7RrjKr6n0Fc1418a+HfA1rq2qeKtTj0zTLSJZmu5ZSqRJjGO P4t3T1yK/J743ftI+Nvj54yuLDSbjU7PQJpjBp+h6c7iW5AOFeQrhnZxglScLXXSpObtHRdxV8TH DpJK77H6X6z+2D8JfD901tfeN9Ft51JVo2vULKfcAmmWnxh8IfFm+X/hFfEmma35cf8AqrK5WSQH uSoOfavzi8NfsD/GLxFpbagfC0WkMV3C31F1jmb2288/WvMvFvw38cfBHX4k13SNW8I6iW3W91GW g83HdJUxke2e3NdDwsJrlU9fkefLGV0r1Kdl8z9Ev2j/AIp+Pvg34ebxH4e8N6V4i8PwnbevLLKt xY8f6yRQpUx8YyDkZ5xXynqX/BQH4k3eTbWOi6evXCI0mPxOP5V6R+yh+1nP4xvbf4d/EZ4dTuL5 XgsdYvdm28BH/HpOuApJHCkDnnOOM/PP7T/wbHwU+K99pFoHGhagn9oaWzA4WFiQ0PfJjYFTz0K9 6VGlCMvZVYq/fujGvVm4qrSk7duzNbWP22vjFdJI0Hia3sBjgQafEcfmDX6Y6TM9xpGnzSMWkktY pHbGNzMikn8ST0r8Wrn/AFD/AEr9otF/5AWl/wDXlb/+ilrPG04wUeVWLwU5TcuZ32LdFFFeWeoF FFFABRRRQAUUUUAZ/iL/AJAWof8AXA/0rz/9pD/kn9t/2FIf/RM9egeIv+QFqH/XA/0rz/8AaQ/5 J/bf9hSH/wBEz1cd0CMv9nT/AJNF+GX/AGLFh/Ja9lk++3+8f5141+zp/wAmi/DL/sWLD+S17LJ9 9v8AeP8AOpY5biUUUUhBRRRQAUUUUAFFFFAE1pD9qvLeE9JJFXPsSBXrAGAABgDjivJ7SYW95byn pHIrn6A5r1nIPeuijszen1PMfFXh3SPHPgjxYmuabb6nAvmzpFcpuVWjjJQ/8BIGK+TP+CaXwbtr H4cax8VTp6av4lne4stGilkC+WkYww3HhWkfgt2AFfZE9sbPwj4whbqsVzz7GIkGviL9gHxZp3xL /Z+8ZfBObVp9E110uZ7C6hlMMnlzDh42GDuSQZIHODXbRv7J27q/4nFU5fb03Ja2lb1Oh8R/Dz9t TxNrT6ifFOnaKpfclhpV7DHBGM8LhkJbjjk8mvaNJ+Enjb42fAfVvBfxz07TJdeRj9h1TTpQVLhT 5U+F5SRG69m/E18BeOvgF+0R8Pdd/sm9uvF2rZOIr3StVnmhlGeGBB+XPcHpXW67+yd8cfCfwjvf HOv/ABDvdEktAZm0e616ZZDEFJz5m7bvPaPknp6V0uKaXvJfI44VZJyvTk+93p/XofLMy3ui3k0f mfZ9T0+dgJF4KTROcMPTDLkfhX2h+2zcx+PvgD8KPHrIDezvH5jgY4uLfc4A9PMQnH+NfFchnv2O wSXF5OQFB+Z5JHOB65Ysefc19p/tqWq+Af2e/hP4GlYG9geLzEU54gtgrn/vuTj6Vdb+JT73f3WO Cj/CqdrL89D4nuf9Q/0r9otF/wCQFpf/AF5W/wD6KWvxduf9Q/0r9otF/wCQFpf/AF5W/wD6KWuX MNo/M6sv3n8i3RRRXkHrhRRRQAUUUUAFFFFAGf4i/wCQFqH/AFwP9K8//aQ/5J/bf9hSH/0TPXoH iL/kBah/1wP9K8//AGkP+Sf23/YUh/8ARM9XHdAjL/Z0/wCTRfhl/wBixYfyWvZZPvt/vH+deNfs 6f8AJovwy/7Fiw/kteyyffb/AHj/ADqWOW4lFFFIQUUUUAFFFFABRRRQAhBZJADhtjEE8gEA4yO/ Sm/ssfHWx+PXwstNWSWIa1YsbLVrSMY8i4QkdPRgAwPoakz+oIP0Ix/WuJ+HvwZ8IfCbxDNrXg3S j4du7hSlylrM3lXA6jehODg8g9Rk+tbU5RinfcE5Rkmtup7t4t0q61PR7y3s38v7TE8MwRRuZGUq SpP8Qzxmvx1+Mv7O/jX9nPXpL+MXj6DaXH/Ev8S2LFWjAIK+btOY34ww6H6HFfsTo3i221ACOfFr cZxtY8N9D/jVzVfDum63A8V5Zw3COCGDoGB+oIwfxrspVXB3jqn0FiMPHEpNOzWx+T2hf8FE/jPp elQ2i6vpOpLGu1Li5sVaQ+m5geT715T8VPjr46+POt2Y8Va3Nq0+7Za6ZaIY4t2eNsK5BbPQkHFf rHq37H3wl1y5Nxe+CtJmmY5L/ZlUn8qjX4K+C/hfdQHw34X0vS1kU/vIbVN4IP8AeIz3zxWzxMIL mUNTgnhMRJWnU0Pj39lD9ka/8Ma3B49+Idt/ZUum/wClaZpNyykxELk3FyOduxclVyex64rwH9qP 4zR/G74sXeqWEpk8PadF/Z+lEgjzIg25piPV3yfoFr7q/aM+FfxA+MWhDQfDninS/DWgyc3qyLMb m9/6ZuykARg9hye5xxXyrqP/AAT4+IlmP9F1bQr8DoIy6Y9uaVGrCU/a1ZK/RdjCvRnGHsqUXbd+ Z8v3QxA+fSv2h0X/AJAelf8AXlb/APota/NfVv2H/i7awOLfQLbUTjAFvdoM/ga/SrS4Xt9J0+GR dkkdrFG69cMEUH8sEfhUY2cZqPK77l4KnODlzK2xZoooryz1AooooAKKKKACiiigDP8AEX/IC1D/ AK4H+lef/tIf8k/tv+wpD/6Jnr0DxF/yAtQ/64H+lef/ALSH/JP7b/sKQ/8AomerjugRl/s6f8mi /DL/ALFiw/kteyyffb/eP868a/Z0/wCTRfhl/wBixYfyWvZZPvt/vH+dSxy3EoooxSEFFKFJIA65 x+P+SKxNK8baDrAvGh1a1hFpO9vMLuVYWDqSGwGOcDBySB+VFmBtUYrHufGmg2l/YWb6zYvNes6R NHcxsilU3/O27CAryM9TwKpav8R9B0Se5S5uZGjtXhjubmCPzILZ5ceWskmcKWDKeexB4zT5W9kK 6R0tFZ0/ibR7XUBZzatYxS+WZNzXKBBhgoG7ONxLAhT2xgEVGni3SZNZ1HSFvUbVNPjEtzajO9VK luB3IAJpWfYZq4zR2z2rL03xXo2q6VYajHqlnb2t9bpdwG8nSB2iblXKscgGoV8baC9lFdDVrUrK /lpH5q+aT5gTJTOcbiOemMHpinZ9g0Ns/wCf/rVPb6jeWvEV1LH7K5/lWVNr2kwGLzNY09RLOlpG 32pMPO/3IVOfvt1C9T9KzLD4heHNQ1CazTVoIJIwzLJdOIopwknluYnY4fa+VOO4oSl0C51p13Um GDfz/wDfWKqySPM26R2dj3Yk/wA/wqg/iDSE3Ftb0xQgy5N7H8v159j+R9DiC08VaJewNMusWEca u0eZ7qOM5B25AJ6E5APf3o1Y7+Zp96SsHWPHug6DqGkWd3qCGXVpGis2gxLG7qQrAsDgEFhnrjnO MGtUa5pJyRrOmMv95b2Ijpnru7Aj880Wa6C0LQ4/+tS9vf8ArWNqHjPQtMlsop9Ysi15drYx+XcI 4WYhiA5zhB8rDJxzgUzVvHGiaMknm3q3Ukd4unS29gPPlhuWQuIXRTlWKLuwecHNKz7BobeM0dMV jjxr4ffR4tUi1myuLKSNJEaG4R2KuQFO3ORncOuKnj8TaNJLcoNY09DbNskZ7pFU/KGJVs/Mu0j5 hTs+waGjSZrOuPFOj2epwWE+p2kNxPaPfxmSVVjaBWCtJvzjAZl5z34zUc3jDRLfWLbS5NVtEuri CS4jPnp5YRCu4F92Ax3qQvcEkUrPsGhrAZ/DiiqVjr+m6nd3FtaX9tdTQFQyxSq24FQ25cE7lAI5 HqPWrtABRR396KAM/wARf8gLUP8Argf6V5/+0h/yT+2/7CkP/omevQPEX/IC1D/rgf6V5/8AtIf8 k/tv+wpD/wCiZ6uO6BGX+zp/yaL8Mv8AsWLD+S17LJ99v94/zrxr9nT/AJNF+GX/AGLFh/Ja9lk+ +3+8f51LHLcI0MjAAjJ4ya4az+M3hibSrLUru9j0uzv0ke0N1KvmyJGzBmeMHMZDKODzyBxmu4z+ f5Y/KuC8d+LL3wz4hsrTTvDdnrCXFs11IotyZZZBMkRjjYDaGMbu+XI+6c9qcUm7EN21JoPjh4Hl SOVPENvtbdhiCAu0AkN6cEdfT2rz7xF/wpfXra6Y3aRX0xMUd3byMZnLmMsU+b5gQ6jdzgMelaGn fFnwzqniK31CHwndzalaWradqLw2i4tld42IEe4jbuPLMu75SAeDWrB8SHvbR9StPBu+wGrw2a28 tiI7w2bQB3lC/d3o/GM4Kj+8AK3UXF6J/eZtqW7TOas4/g9cQzsNRs4ZNTugwVpM+QrooMAOcBCo K7uzMcc4NbGs+LPhv4rjuNWvbMXmnXepR6XNexzhYJWjtvtCSsoOCFQbe7ZA7Ve0b4u6dLp1mmq+ DNRXVnRDdQ2Gmo8ETtnhWcgkKAoJ9TxxUNv8Y7CTV5FfwfqMXh8wq1vt0oGdp8O0jMudoVQuARz8 wptS7P7w07r7jmNTvPglYabd3Nvpyam4KM9tDM4aTcEG4FmxgB0HPfjrXQ6R4u+F17rbeI8rZ67d q4lYyMzsJQsTKQp2ncAAR/sE9q2f+Fq6F9rNs/g7WPN3MqCPTYWWQBtoO7IAByGGe2O/Tnrb4g+C rXxHp+tax4Tv9N8Q3wh037Q9qiW2WyAFDPjC5GSQDyeTxRZtap/eLRbW+4z7vR/g54l0+xstNvo7 eSRre2tpbaZ3lVVkxHEATwDt4/2VJB4q7qmn/CrR1hmvNAlhgfUZtJuL2+DwRwyRAM7yMxGY2OAG Hysx6jjPVeK/EWtaUNOTS/BFsL2e9u7cwagqD91ChdLhXiJCq+07Q3PbAJqnY/GrT7uxs21Dwtrk 18IQ84i09WijlMYZgm9s4JbaCR1BzSvK11f7xtRvZ2+4h0bxl8NfB1rdvpHloHMczrIjMWeNUVWD SdGjWRCT1AYZ7VleJR8MNR0zUdZjQX0WjzJq93b2QLG43OwSJATjEjyFggxuyDg9tWX42aHpdpe3 F94V1e10yEeYrrp8YCIEUt5oLY3buPl/urmrsHxHtbrxXoenWnhvfomtWUM39oeQuEaVm2o+3KkA BjkZw2BkZyTVO9n949GrXX3HF69cfCfTfDWkai3huXUNNvYbi8tvIkPP2ZQG/iPGJ2A5xyc44qTV bj4J6Wkata2t4ssnlyCGZmZIwzbpsE5dQwPI68c9a2rr4r3Nnp16H8HPNfW99sjhhtCbea185Ula NiQTJsbdtIUZBB45q1qfxb0u31Gx+y+DdTe0Mk7Xkk+loJliRTgxgEjcWxlW/hyRkmn73n95L5fL 7jDstc+D2u+HYvtMdvaWtjJeD7HcTHzLXdKvmyMQeBIyoQffFJqFn8IJdG1q8tNJGtLp9oouobKR zI0BZYgASeR8o6E8IxAODWrp/wAXrMXF1/angy6isRK/2aW301CRDuwHm3NgfKAWA7mug0rx3ZeJ PCya7oHhuS40ufT7q4W5mjhEcckOdlvKituJdgdu0HGDkg0nzR7/AHjVpdvuONnX4LJDbrPDbIJW WNV8xyCwfOd2fm2tKSW9HGeDW3r/AMRvhf4jjFtquqWpEMiahkboW8wIdshYYJOxjgk9D6Cs7SPj BoXh7RdNXWvDF7a31/IJDHb2yPGZ5lMrRqZX3FweuOBhQD2G2vxV8Pl9n/CGa4OEIJ0qEg7iMAfN njIPOM0NPz+8E10t9xl6novw4s9Rnh/4RyZruPVINIICvbQNcTRLIm2QnZ5e2JCWAI3LjqTXPw6l 8EjoEmpfYYIJRbmRtOuZWiuASpYREFsBjsIH1z0NdhefGDTdTQWsvhXXWsZS8N2l7ZKQYtpAKhWP AI5z0DcCtPw5daauiWUOjeD7mLTI47qLz76KL/QzAP3aybmLuJCMIVzx6UrtLW/3jsntb7jltJm+ FnjyTTNKFj5twohgtbZi5C4jKpGGU4OEViV9FJ7cYWn3nwqGja94i0nR51j0G4je+RZATMiTIkRU liNrMkbqQBlU75xW5oPxTj+02uo694Jv7C/W2i+yHSrbcF823SSdXBYAEMdinrgHPU1rD4x+H0hL jwd4hSSRWJtxpcQZsEHBw23ksSMk/dPpVe8tNfvJvF9V9xzvh3xf8LPDOr6Pe6PZLZXt3EwM/ncW fmeXujkycbiGQ4BOMDoa37n9onwfDDeyQXX2z7PMkcYikQfaUZFYSRk8Yw2COuV+lS6j8QotI8QT +f4TluNCFvZypcWenq9y0twrHYykhQU2/Ngd+uRy9vitoUW4f8IfrDRYDoYdMibePL38DIx124Pd W9OZ5b6tN/Mq9tE/wNvwx8UvDvi69Wz0y8aa8YnEXlnkKAWIYcEKGXLD+8PXnqq5/wAMXOm67Jca va6RcaVdRltPdLuJY3AQgkgKSuCSCGB5HXgcdBWDtfQ0Wxn+Iv8AkBah/wBcD/SvP/2kP+Sf23/Y Uh/9Ez16B4i/5AWof9cD/SvP/wBpD/kn9t/2FIf/AETPVR3Q0Zf7On/Jovwy/wCxYsP5LXssn32/ 3j/OvGv2dD/xiL8Mv+xZsP5LXssgy7fU/wA6TKe4lLn04/p/n8OlJRUkkUFrBaPK8MEcLzNvlaNA pkb1b1P1PQVNnvmkopAcR4u1LxzpniOa40HR11rSYbOFo7IypEbi5aR1lG8nICJsbkc5wCTWHd+I fitcanBPbeEktrTywXtGu4WXecZVmzk7cH5gOdxxjFeqDjp25oJzWilZbInlfc8/0HxP8Qnv7eLV PBMcFpJeRrNcLfIPLgZiHdVBP+rUAgEknPXIrE+1fFC2ubO7vvDdp4nt/MuSNPzFE9oRcBYZDIWO 4mDc42jgnBzmuh17QvGI8XahqmialbpazWtvDb2l9I7wQuu/zn8oEDLhlGQR93NVbz/hZ1hp93NH caFfzRRSTRwxWrB5mAcrEu58DJ8sZPQBs8kEaXW6sTZ9blaTxb8T7iPYfAENs+VLSx6gjHIfkAFu hQHOc8k4p2i/EfxlqviLUfD134YstE1mHTWvbdrmWSe3eU/6tWZDwpHJw2fQ81ZisPiZObG5fU9B imWMboPskoiG5V3CRQ/zspDDIx6gUaloXju8vtE1GPVbSG6trGeK6tI3dLOS6aRWilMYPzKihhg4 JD9epo93yDXzG+Ir/wAewa1qK2nh238QaQ1tbRxWruiQSyspNySS2dqkAKp6lupGay9Y+J/jLwta WMmp+B7bSbGeeO2H+lNcGHLMSdsX3lSNA5IxndgdDmSKT4sX+vT28q6RZW9ioMV8sREF2zLtOY95 Ygbs/Nx8vvW7EvxKEoEl94cVDgFobRwQMoScFz23gZ7gHJHFGi3sLXpcz9Q8U/ES60jwtqOi+GLW RrsNPqVqZVfyYyQsaqWZcnaTKT3C7flY5qbVdY+IWmeI9XbT/D41rSjdRR2MckyQr9n8pTJKTuzk SbkCkd8nIqhPP8UvDw0iKOPS/EFu1zFFcFEInSEf6x2eRwCW6AkHkD0rX8T+DfEuqrp0Vt4tuYDB f3V1Jc2ifZmaFl/0eAqCQ6owALNyRu4BNLRdh6vuUZfEvxKF1cA+CLOe3eHAi+3KUJBcFQc5JcBW weMNjOearr4p+JNlb+VZfDKxgiQ4SFNRQKq4OQMEdx6YweeasXsPxR/tLT9t1oUyfO8rwWzxRL+7 5Drv+bLEheCARuPpVnUNE8da1o+s2dzrNnp9zcRxLZXWlq0LW0qzFmkHJO1kCDYT3cEnPBp1t+Ia +ZQuvE3xDu5IXb4a2LvFueJri+SRoZN2AQdwByozkY5IHY5emtfEu9tNbu/+EdTS7tJ7X+zrCaeO VJY1eTzyzBvlDoIxn+EtwCFp1npHxM0xbqKHWNEuzcXM9ybi8ilkKF3BWONdw2xKuVCZPXrwcxHU fiuPEy2TWehHTTH5pv44iUUb/wDVnMm7eACAQuPmGRgU7LpYPW4y38W/FK0iMcvgKHUpvMkc3Bvo 4l2mR9qKu4/djEeCepJJGOKgtPir42uvFDaE/gJLfUI4xO8bXe7bEWba+8fJnYqkrnPzcZxitqGD 4noCJb/wzJknBSykUjg7f4yCASuRjJ9RzW94Sh8Txref8JLdWN07mPyPsERjRBt+fIJPJbBz70Nx 3aQJPuzlbfxn8T2ifzvhzbRShGZSupqVZhjCEbsjJPXPY+tdX4O1XxDq1lcyeI9Fj0G5SYLDbxTC UPHsBLFgTzvLDoOnfNbw70h5/lWTknsi0muooOP89D7f565pQT/XH6n/AD/ktoqBi4/L9P8AP+FJ RRTAz/EX/IC1D/rgf6V5/wDtIf8AJP7b/sKQ/wDomevQPEf/ACAdQ/64H+lef/tIf8k/tv8AsKQ/ +iZ6uO6BFT9mbT5dR/ZQ+F9uhMbSeF7HEjJuAwoPI7jj1716e0GrsSd9qM5P+of/AOKr8Y/BXxJ8 Xab4S0W0tPFOtWtpBZwpFBDqEyJGu3oqhsAewrZ/4Wt42/6HHX//AAZz/wDxVa+zb6mjjqfsH5Os /wDPS0/78P8A/FUeTrP/AD0tP+/D/wDxVfj5/wALW8bf9Djr/wD4M5//AIqj/ha3jb/ocdf/APBn P/8AFUeyYuTzP2D8nWf+elp/34f/AOKo8nWf+elp/wB+H/8Aiq/Hz/ha3jb/AKHHX/8AwZz/APxV H/C1vG3/AEOOv/8Agzn/APiqPZMOTzP2D8nWf+elp/34f/4qjydZ/wCelp/34f8A+Kr8fP8Aha3j b/ocdf8A/BnP/wDFUf8AC1vG3/Q46/8A+DOf/wCKo9kw5PM/YL7PrH/PW1/78P8A/FUG31c4/e2u R/0wfj9a/H3/AIWt42/6HHX/APwZz/8AxVH/AAtbxt/0OOv/APgzn/8AiqPZMfKfsF9n1fr5tr+M D5/nR9n1j/nra/8Afh//AIqvx9/4Wt42/wChx1//AMGc/wD8VR/wtbxt/wBDjr//AIM5/wD4qj2T DlP2CMGsY/1tt+ED/j3o8jWP+etr/wB+H/8Aiq/H3/ha3jb/AKHHX/8AwZz/APxVH/C1vG3/AEOO v/8Agzn/APiqPZMOU/YE2+rnP722P1gf/H9KX7Pq/wDz2tv+/D//ABVfj7/wtbxt/wBDjr//AIM5 /wD4qj/ha3jb/ocdf/8ABnP/APFUeyYcp+wX2fVsf6y15/6YP1/OjyNX/wCelt/34f8A+Kr8ff8A ha3jb/ocdf8A/BnP/wDFUf8AC1vG3/Q46/8A+DOf/wCKo9kw5T9gvI1j/nra/wDfh/8A4qgQax/z 1tv+/Df4/rX4+/8AC1vG3/Q46/8A+DOf/wCKo/4Wt42/6HHX/wDwZz//ABVHsmHKfsF9n1j/AJ62 v/fh/wD4qj7Pq/8Az2tv+/D/APxVfj7/AMLW8bf9Djr/AP4M5/8A4qj/AIWt42/6HHX/APwZz/8A xVHsmHKfsH5Os/8APS0/78P/APFUeTrP/PS0/wC/D/8AxVfj5/wtbxt/0OOv/wDgzn/+Ko/4Wt42 /wChx1//AMGc/wD8VR7Ji5PM/YPydZ/56Wn/AH4f/wCKo8nWf+elp/34f/4qvx8/4Wt42/6HHX// AAZz/wDxVH/C1vG3/Q46/wD+DOf/AOKo9kw5PM/YPydZ/wCelp/34f8A+Ko8nWf+elp/34f/AOKr 8fP+FreNv+hx1/8A8Gc//wAVR/wtbxt/0OOv/wDgzn/+Ko9kw5PM/Xu+0zVb+zmtnnt1WVChZYGy ASM4561wv7SETn4fW2EYj+1Ie3/TGevy+/4Wt42/6HHX/wDwZz//ABVY/in4k+LtQ08RXXinWrmI TKwSbUJnUHDjOC3Xk/nTVJ3Wo1DU/9lQSwMEFAAGAAgAAAAhAJ9MYn/eAAAACQEAAA8AAABkcnMv ZG93bnJldi54bWxMj8FqwkAQhu+FvsMyhd7qbloVTbMRkbYnKVQLxduaHZNgdjZk1yS+fcdTe/uG f/jnm2w1ukb02IXak4ZkokAgFd7WVGr43r8/LUCEaMiaxhNquGKAVX5/l5nU+oG+sN/FUnAJhdRo qGJsUylDUaEzYeJbJM5OvnMm8tiV0nZm4HLXyGel5tKZmvhCZVrcVFicdxen4WMww/oleeu359Pm etjPPn+2CWr9+DCuX0FEHOPfMtz0WR1ydjr6C9kgGg3LxZTVIwOIW5yoGdORaTpXIPNM/v8g/wUA AP//AwBQSwMEFAAGAAgAAAAhAFhgsxu6AAAAIgEAABkAAABkcnMvX3JlbHMvZTJvRG9jLnhtbC5y ZWxzhI/LCsIwEEX3gv8QZm/TuhCRpm5EcCv1A4ZkmkabB0kU+/cG3CgILude7jlMu3/aiT0oJuOd gKaqgZGTXhmnBVz642oLLGV0CifvSMBMCfbdctGeacJcRmk0IbFCcUnAmHPYcZ7kSBZT5QO50gw+ WszljJoHlDfUxNd1veHxkwHdF5OdlIB4Ug2wfg7F/J/th8FIOnh5t+TyDwU3trgLEKOmLMCSMvgO m+oaSAPvWv71WfcCAAD//wMAUEsBAi0AFAAGAAgAAAAhAIoVP5gMAQAAFQIAABMAAAAAAAAAAAAA AAAAAAAAAFtDb250ZW50X1R5cGVzXS54bWxQSwECLQAUAAYACAAAACEAOP0h/9YAAACUAQAACwAA AAAAAAAAAAAAAAA9AQAAX3JlbHMvLnJlbHNQSwECLQAUAAYACAAAACEAL0N6NtADAABQEAAADgAA AAAAAAAAAAAAAAA8AgAAZHJzL2Uyb0RvYy54bWxQSwECLQAKAAAAAAAAACEAR3lM3HtCAAB7QgAA FQAAAAAAAAAAAAAAAAA4BgAAZHJzL21lZGlhL2ltYWdlMS5qcGVnUEsBAi0AFAAGAAgAAAAhAJ9M Yn/eAAAACQEAAA8AAAAAAAAAAAAAAAAA5kgAAGRycy9kb3ducmV2LnhtbFBLAQItABQABgAIAAAA IQBYYLMbugAAACIBAAAZAAAAAAAAAAAAAAAAAPFJAABkcnMvX3JlbHMvZTJvRG9jLnhtbC5yZWxz UEsFBgAAAAAGAAYAfQEAAOJKAAAAAA== ">
                 <v:shapetype id="_x0000_t75" coordsize="21600,21600" o:spt="75" o:preferrelative="t" path="m@4@5l@4@11@9@11@9@5xe" filled="f" stroked="f">
                   <v:stroke joinstyle="miter"/>
                   <v:formulas>
@@ -770,19 +758,19 @@
                   <v:path o:extrusionok="f" gradientshapeok="t" o:connecttype="rect"/>
                   <o:lock v:ext="edit" aspectratio="t"/>
                 </v:shapetype>
-                <v:shape id="Image 4" o:spid="_x0000_s1027" type="#_x0000_t75" style="position:absolute;left:63;top:63;width:7560;height:9087;visibility:visible;mso-wrap-style:square" o:gfxdata="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">
+                <v:shape id="Image 4" o:spid="_x0000_s1027" type="#_x0000_t75" style="position:absolute;left:63;top:63;width:7560;height:9087;visibility:visible;mso-wrap-style:square" o:gfxdata="UEsDBBQABgAIAAAAIQDb4fbL7gAAAIUBAAATAAAAW0NvbnRlbnRfVHlwZXNdLnhtbHyQz07DMAyH 70i8Q+QralM4IITa7kDhCAiNB7ASt43WOlEcyvb2pNu4IODoPz9/n1xv9vOkForiPDdwXVagiI23 jocG3rdPxR0oScgWJ8/UwIEENu3lRb09BBKV0ywNjCmFe63FjDSjlD4Q50nv44wpl3HQAc0OB9I3 VXWrjedEnIq03oC27qjHjympx31un0wiTQLq4bS4shrAECZnMGVTvbD9QSnOhDInjzsyuiBXWQP0 r4R18jfgnHvJr4nOknrFmJ5xzhraRtHWf3Kkpfz/yGo5S+H73hkquyhdjr3R8m2lj09svwAAAP// AwBQSwMEFAAGAAgAAAAhAFr0LFu/AAAAFQEAAAsAAABfcmVscy8ucmVsc2zPwWrDMAwG4Ptg72B0 X5TuUMaI01uh19I+gLGVxCy2jGSy9e1nemrHjpL4P0nD4SetZiPRyNnCruvBUPYcYp4tXC/Htw8w Wl0ObuVMFm6kcBhfX4Yzra62kC6xqGlKVgtLreUTUf1CyWnHhXKbTCzJ1VbKjMX5LzcTvvf9HuXR gPHJNKdgQU5hB+ZyK23zHztFL6w81c5zQp6m6P9TMfB3PtPWFCczVQtB9N4U2rp2HOA44NMz4y8A AAD//wMAUEsDBBQABgAIAAAAIQAe7J8ZwgAAANsAAAAPAAAAZHJzL2Rvd25yZXYueG1sRE89b8Iw EN2R+h+sq8QGDgyoTTEIKlEYKqEGlmxHfE0i4nNkmyTtr8cDEuPT+16uB9OIjpyvLSuYTRMQxIXV NZcKzqfd5A2ED8gaG8uk4I88rFcvoyWm2vb8Q10WShFD2KeooAqhTaX0RUUG/dS2xJH7tc5giNCV UjvsY7hp5DxJFtJgzbGhwpY+Kyqu2c0oyMtjv+3y8+5/f7ncklP+7r6+tVLj12HzASLQEJ7ih/ug Fczj2Pgl/gC5ugMAAP//AwBQSwECLQAUAAYACAAAACEA2+H2y+4AAACFAQAAEwAAAAAAAAAAAAAA AAAAAAAAW0NvbnRlbnRfVHlwZXNdLnhtbFBLAQItABQABgAIAAAAIQBa9CxbvwAAABUBAAALAAAA AAAAAAAAAAAAAB8BAABfcmVscy8ucmVsc1BLAQItABQABgAIAAAAIQAe7J8ZwgAAANsAAAAPAAAA AAAAAAAAAAAAAAcCAABkcnMvZG93bnJldi54bWxQSwUGAAAAAAMAAwC3AAAA9gIAAAAA ">
                   <v:imagedata r:id="rId14" o:title=""/>
                 </v:shape>
-                <v:shape id="Graphic 5" o:spid="_x0000_s1028" style="position:absolute;top:31;width:7689;height:13;visibility:visible;mso-wrap-style:square;v-text-anchor:top" coordsize="768985,1270" o:gfxdata="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" path="m,l768692,e" filled="f" strokeweight=".17567mm">
+                <v:shape id="Graphic 5" o:spid="_x0000_s1028" style="position:absolute;top:31;width:7689;height:13;visibility:visible;mso-wrap-style:square;v-text-anchor:top" coordsize="768985,1270" o:gfxdata="UEsDBBQABgAIAAAAIQDb4fbL7gAAAIUBAAATAAAAW0NvbnRlbnRfVHlwZXNdLnhtbHyQz07DMAyH 70i8Q+QralM4IITa7kDhCAiNB7ASt43WOlEcyvb2pNu4IODoPz9/n1xv9vOkForiPDdwXVagiI23 jocG3rdPxR0oScgWJ8/UwIEENu3lRb09BBKV0ywNjCmFe63FjDSjlD4Q50nv44wpl3HQAc0OB9I3 VXWrjedEnIq03oC27qjHjympx31un0wiTQLq4bS4shrAECZnMGVTvbD9QSnOhDInjzsyuiBXWQP0 r4R18jfgnHvJr4nOknrFmJ5xzhraRtHWf3Kkpfz/yGo5S+H73hkquyhdjr3R8m2lj09svwAAAP// AwBQSwMEFAAGAAgAAAAhAFr0LFu/AAAAFQEAAAsAAABfcmVscy8ucmVsc2zPwWrDMAwG4Ptg72B0 X5TuUMaI01uh19I+gLGVxCy2jGSy9e1nemrHjpL4P0nD4SetZiPRyNnCruvBUPYcYp4tXC/Htw8w Wl0ObuVMFm6kcBhfX4Yzra62kC6xqGlKVgtLreUTUf1CyWnHhXKbTCzJ1VbKjMX5LzcTvvf9HuXR gPHJNKdgQU5hB+ZyK23zHztFL6w81c5zQp6m6P9TMfB3PtPWFCczVQtB9N4U2rp2HOA44NMz4y8A AAD//wMAUEsDBBQABgAIAAAAIQAZ7BHUxAAAANsAAAAPAAAAZHJzL2Rvd25yZXYueG1sRI9Ba8JA FITvQv/D8gq9SLMxB2lT1yAFQYqIjaXn1+xrEpJ9G3ZXE/+9KxR6HGbmG2ZVTKYXF3K+taxgkaQg iCurW64VfJ22zy8gfEDW2FsmBVfyUKwfZivMtR35ky5lqEWEsM9RQRPCkEvpq4YM+sQOxNH7tc5g iNLVUjscI9z0MkvTpTTYclxocKD3hqquPBsF/U+56+bfkg/jceMyufUf1XGv1NPjtHkDEWgK/+G/ 9k4ryF7h/iX+ALm+AQAA//8DAFBLAQItABQABgAIAAAAIQDb4fbL7gAAAIUBAAATAAAAAAAAAAAA AAAAAAAAAABbQ29udGVudF9UeXBlc10ueG1sUEsBAi0AFAAGAAgAAAAhAFr0LFu/AAAAFQEAAAsA AAAAAAAAAAAAAAAAHwEAAF9yZWxzLy5yZWxzUEsBAi0AFAAGAAgAAAAhABnsEdTEAAAA2wAAAA8A AAAAAAAAAAAAAAAABwIAAGRycy9kb3ducmV2LnhtbFBLBQYAAAAAAwADALcAAAD4AgAAAAA= " path="m,l768692,e" filled="f" strokeweight=".17567mm">
                   <v:path arrowok="t"/>
                 </v:shape>
-                <v:shape id="Graphic 6" o:spid="_x0000_s1029" style="position:absolute;left:31;top:31;width:13;height:9150;visibility:visible;mso-wrap-style:square;v-text-anchor:top" coordsize="1270,915035" o:gfxdata="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" path="m,915022l,e" filled="f" strokeweight=".17567mm">
+                <v:shape id="Graphic 6" o:spid="_x0000_s1029" style="position:absolute;left:31;top:31;width:13;height:9150;visibility:visible;mso-wrap-style:square;v-text-anchor:top" coordsize="1270,915035" o:gfxdata="UEsDBBQABgAIAAAAIQDb4fbL7gAAAIUBAAATAAAAW0NvbnRlbnRfVHlwZXNdLnhtbHyQz07DMAyH 70i8Q+QralM4IITa7kDhCAiNB7ASt43WOlEcyvb2pNu4IODoPz9/n1xv9vOkForiPDdwXVagiI23 jocG3rdPxR0oScgWJ8/UwIEENu3lRb09BBKV0ywNjCmFe63FjDSjlD4Q50nv44wpl3HQAc0OB9I3 VXWrjedEnIq03oC27qjHjympx31un0wiTQLq4bS4shrAECZnMGVTvbD9QSnOhDInjzsyuiBXWQP0 r4R18jfgnHvJr4nOknrFmJ5xzhraRtHWf3Kkpfz/yGo5S+H73hkquyhdjr3R8m2lj09svwAAAP// AwBQSwMEFAAGAAgAAAAhAFr0LFu/AAAAFQEAAAsAAABfcmVscy8ucmVsc2zPwWrDMAwG4Ptg72B0 X5TuUMaI01uh19I+gLGVxCy2jGSy9e1nemrHjpL4P0nD4SetZiPRyNnCruvBUPYcYp4tXC/Htw8w Wl0ObuVMFm6kcBhfX4Yzra62kC6xqGlKVgtLreUTUf1CyWnHhXKbTCzJ1VbKjMX5LzcTvvf9HuXR gPHJNKdgQU5hB+ZyK23zHztFL6w81c5zQp6m6P9TMfB3PtPWFCczVQtB9N4U2rp2HOA44NMz4y8A AAD//wMAUEsDBBQABgAIAAAAIQAXnqSFvwAAANsAAAAPAAAAZHJzL2Rvd25yZXYueG1sRE/LisIw FN0P+A/hCu7GVAUdq1FEEVwNGGfh8tLcPrC5KU201a+fLASXh/Neb3tbiwe1vnKsYDJOQBBnzlRc KPi7HL9/QPiAbLB2TAqe5GG7GXytMTWu4zM9dChEDGGfooIyhCaV0mclWfRj1xBHLnetxRBhW0jT YhfDbS2nSTKXFiuODSU2tC8pu+m7VaBfi+Xpmv9Kd1kctc7vujsstVKjYb9bgQjUh4/47T4ZBbO4 Pn6JP0Bu/gEAAP//AwBQSwECLQAUAAYACAAAACEA2+H2y+4AAACFAQAAEwAAAAAAAAAAAAAAAAAA AAAAW0NvbnRlbnRfVHlwZXNdLnhtbFBLAQItABQABgAIAAAAIQBa9CxbvwAAABUBAAALAAAAAAAA AAAAAAAAAB8BAABfcmVscy8ucmVsc1BLAQItABQABgAIAAAAIQAXnqSFvwAAANsAAAAPAAAAAAAA AAAAAAAAAAcCAABkcnMvZG93bnJldi54bWxQSwUGAAAAAAMAAwC3AAAA8wIAAAAA " path="m,915022l,e" filled="f" strokeweight=".17567mm">
                   <v:path arrowok="t"/>
                 </v:shape>
-                <v:shape id="Graphic 7" o:spid="_x0000_s1030" style="position:absolute;left:7655;top:31;width:13;height:9150;visibility:visible;mso-wrap-style:square;v-text-anchor:top" coordsize="1270,915035" o:gfxdata="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" path="m,915022l,e" filled="f" strokeweight=".17567mm">
+                <v:shape id="Graphic 7" o:spid="_x0000_s1030" style="position:absolute;left:7655;top:31;width:13;height:9150;visibility:visible;mso-wrap-style:square;v-text-anchor:top" coordsize="1270,915035" o:gfxdata="UEsDBBQABgAIAAAAIQDb4fbL7gAAAIUBAAATAAAAW0NvbnRlbnRfVHlwZXNdLnhtbHyQz07DMAyH 70i8Q+QralM4IITa7kDhCAiNB7ASt43WOlEcyvb2pNu4IODoPz9/n1xv9vOkForiPDdwXVagiI23 jocG3rdPxR0oScgWJ8/UwIEENu3lRb09BBKV0ywNjCmFe63FjDSjlD4Q50nv44wpl3HQAc0OB9I3 VXWrjedEnIq03oC27qjHjympx31un0wiTQLq4bS4shrAECZnMGVTvbD9QSnOhDInjzsyuiBXWQP0 r4R18jfgnHvJr4nOknrFmJ5xzhraRtHWf3Kkpfz/yGo5S+H73hkquyhdjr3R8m2lj09svwAAAP// AwBQSwMEFAAGAAgAAAAhAFr0LFu/AAAAFQEAAAsAAABfcmVscy8ucmVsc2zPwWrDMAwG4Ptg72B0 X5TuUMaI01uh19I+gLGVxCy2jGSy9e1nemrHjpL4P0nD4SetZiPRyNnCruvBUPYcYp4tXC/Htw8w Wl0ObuVMFm6kcBhfX4Yzra62kC6xqGlKVgtLreUTUf1CyWnHhXKbTCzJ1VbKjMX5LzcTvvf9HuXR gPHJNKdgQU5hB+ZyK23zHztFL6w81c5zQp6m6P9TMfB3PtPWFCczVQtB9N4U2rp2HOA44NMz4y8A AAD//wMAUEsDBBQABgAIAAAAIQCIAJ9pxAAAANsAAAAPAAAAZHJzL2Rvd25yZXYueG1sRI/NasMw EITvhbyD2EBvjVwH6saJEkJCwKdClR5yXKz1D7VWxpJjt09fFQo9DjPzDbM7zLYTdxp861jB8yoB QVw603Kt4ON6eXoF4QOywc4xKfgiD4f94mGHuXETv9Ndh1pECPscFTQh9LmUvmzIol+5njh6lRss hiiHWpoBpwi3nUyT5EVabDkuNNjTqaHyU49Wgf7ONsWtepPuml20rkY9nTdaqcflfNyCCDSH//Bf uzAK1in8fok/QO5/AAAA//8DAFBLAQItABQABgAIAAAAIQDb4fbL7gAAAIUBAAATAAAAAAAAAAAA AAAAAAAAAABbQ29udGVudF9UeXBlc10ueG1sUEsBAi0AFAAGAAgAAAAhAFr0LFu/AAAAFQEAAAsA AAAAAAAAAAAAAAAAHwEAAF9yZWxzLy5yZWxzUEsBAi0AFAAGAAgAAAAhAIgAn2nEAAAA2wAAAA8A AAAAAAAAAAAAAAAABwIAAGRycy9kb3ducmV2LnhtbFBLBQYAAAAAAwADALcAAAD4AgAAAAA= " path="m,915022l,e" filled="f" strokeweight=".17567mm">
                   <v:path arrowok="t"/>
                 </v:shape>
-                <v:shape id="Graphic 8" o:spid="_x0000_s1031" style="position:absolute;top:9181;width:7689;height:13;visibility:visible;mso-wrap-style:square;v-text-anchor:top" coordsize="768985,1270" o:gfxdata="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" path="m,l768692,e" filled="f" strokeweight=".17567mm">
+                <v:shape id="Graphic 8" o:spid="_x0000_s1031" style="position:absolute;top:9181;width:7689;height:13;visibility:visible;mso-wrap-style:square;v-text-anchor:top" coordsize="768985,1270" o:gfxdata="UEsDBBQABgAIAAAAIQDb4fbL7gAAAIUBAAATAAAAW0NvbnRlbnRfVHlwZXNdLnhtbHyQz07DMAyH 70i8Q+QralM4IITa7kDhCAiNB7ASt43WOlEcyvb2pNu4IODoPz9/n1xv9vOkForiPDdwXVagiI23 jocG3rdPxR0oScgWJ8/UwIEENu3lRb09BBKV0ywNjCmFe63FjDSjlD4Q50nv44wpl3HQAc0OB9I3 VXWrjedEnIq03oC27qjHjympx31un0wiTQLq4bS4shrAECZnMGVTvbD9QSnOhDInjzsyuiBXWQP0 r4R18jfgnHvJr4nOknrFmJ5xzhraRtHWf3Kkpfz/yGo5S+H73hkquyhdjr3R8m2lj09svwAAAP// AwBQSwMEFAAGAAgAAAAhAFr0LFu/AAAAFQEAAAsAAABfcmVscy8ucmVsc2zPwWrDMAwG4Ptg72B0 X5TuUMaI01uh19I+gLGVxCy2jGSy9e1nemrHjpL4P0nD4SetZiPRyNnCruvBUPYcYp4tXC/Htw8w Wl0ObuVMFm6kcBhfX4Yzra62kC6xqGlKVgtLreUTUf1CyWnHhXKbTCzJ1VbKjMX5LzcTvvf9HuXR gPHJNKdgQU5hB+ZyK23zHztFL6w81c5zQp6m6P9TMfB3PtPWFCczVQtB9N4U2rp2HOA44NMz4y8A AAD//wMAUEsDBBQABgAIAAAAIQD93bDjwgAAANsAAAAPAAAAZHJzL2Rvd25yZXYueG1sRI9Bi8Iw FITvwv6H8Ba8iKarINI1iiwIIiJalz0/m7dtsXkpSbT13xtB8DjMzDfMfNmZWtzI+cqygq9RAoI4 t7riQsHvaT2cgfABWWNtmRTcycNy8dGbY6pty0e6ZaEQEcI+RQVlCE0qpc9LMuhHtiGO3r91BkOU rpDaYRvhppbjJJlKgxXHhRIb+ikpv2RXo6A+Z5vL4E/yvj2s3Fiu/TY/7JTqf3arbxCBuvAOv9ob rWAygeeX+APk4gEAAP//AwBQSwECLQAUAAYACAAAACEA2+H2y+4AAACFAQAAEwAAAAAAAAAAAAAA AAAAAAAAW0NvbnRlbnRfVHlwZXNdLnhtbFBLAQItABQABgAIAAAAIQBa9CxbvwAAABUBAAALAAAA AAAAAAAAAAAAAB8BAABfcmVscy8ucmVsc1BLAQItABQABgAIAAAAIQD93bDjwgAAANsAAAAPAAAA AAAAAAAAAAAAAAcCAABkcnMvZG93bnJldi54bWxQSwUGAAAAAAMAAwC3AAAA9gIAAAAA " path="m,l768692,e" filled="f" strokeweight=".17567mm">
                   <v:path arrowok="t"/>
                 </v:shape>
                 <w10:wrap anchorx="page"/>
@@ -911,7 +899,7 @@
           </mc:Choice>
           <mc:Fallback>
             <w:pict>
-              <v:shape w14:anchorId="50C341DF" id="Graphic 5" o:spid="_x0000_s1026" style="position:absolute;margin-left:37.6pt;margin-top:20.5pt;width:520.05pt;height:3pt;z-index:-15728640;visibility:visible;mso-wrap-style:square;mso-wrap-distance-left:0;mso-wrap-distance-top:0;mso-wrap-distance-right:0;mso-wrap-distance-bottom:0;mso-position-horizontal:absolute;mso-position-horizontal-relative:page;mso-position-vertical:absolute;mso-position-vertical-relative:text;v-text-anchor:top" coordsize="6604634,38100" o:gfxdata="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" path="m6604636,l,,,37960r6604636,l6604636,xe" fillcolor="black" stroked="f">
+              <v:shape w14:anchorId="50C341DF" id="Graphic 5" o:spid="_x0000_s1026" style="position:absolute;margin-left:37.6pt;margin-top:20.5pt;width:520.05pt;height:3pt;z-index:-15728640;visibility:visible;mso-wrap-style:square;mso-wrap-distance-left:0;mso-wrap-distance-top:0;mso-wrap-distance-right:0;mso-wrap-distance-bottom:0;mso-position-horizontal:absolute;mso-position-horizontal-relative:page;mso-position-vertical:absolute;mso-position-vertical-relative:text;v-text-anchor:top" coordsize="6604634,38100" o:gfxdata="UEsDBBQABgAIAAAAIQC2gziS/gAAAOEBAAATAAAAW0NvbnRlbnRfVHlwZXNdLnhtbJSRQU7DMBBF 90jcwfIWJU67QAgl6YK0S0CoHGBkTxKLZGx5TGhvj5O2G0SRWNoz/78nu9wcxkFMGNg6quQqL6RA 0s5Y6ir5vt9lD1JwBDIwOMJKHpHlpr69KfdHjyxSmriSfYz+USnWPY7AufNIadK6MEJMx9ApD/oD OlTrorhX2lFEilmcO2RdNtjC5xDF9pCuTyYBB5bi6bQ4syoJ3g9WQ0ymaiLzg5KdCXlKLjvcW893 SUOqXwnz5DrgnHtJTxOsQfEKIT7DmDSUCaxw7Rqn8787ZsmRM9e2VmPeBN4uqYvTtW7jvijg9N/y JsXecLq0q+WD6m8AAAD//wMAUEsDBBQABgAIAAAAIQA4/SH/1gAAAJQBAAALAAAAX3JlbHMvLnJl bHOkkMFqwzAMhu+DvYPRfXGawxijTi+j0GvpHsDYimMaW0Yy2fr2M4PBMnrbUb/Q94l/f/hMi1qR JVI2sOt6UJgd+ZiDgffL8ekFlFSbvV0oo4EbChzGx4f9GRdb25HMsYhqlCwG5lrLq9biZkxWOiqY 22YiTra2kYMu1l1tQD30/bPm3wwYN0x18gb45AdQl1tp5j/sFB2T0FQ7R0nTNEV3j6o9feQzro1i OWA14Fm+Q8a1a8+Bvu/d/dMb2JY5uiPbhG/ktn4cqGU/er3pcvwCAAD//wMAUEsDBBQABgAIAAAA IQDoT6h4HgIAAMEEAAAOAAAAZHJzL2Uyb0RvYy54bWysVMFu2zAMvQ/YPwi6L3aawuuMOMXQosOA oivQDDsrshwbk0WNUuLk70fJkWt0pw3zQabEJ/rxkfT69tRrdlToOjAVXy5yzpSRUHdmX/Hv24cP N5w5L0wtNBhV8bNy/Hbz/t16sKW6ghZ0rZBREOPKwVa89d6WWeZkq3rhFmCVIWcD2AtPW9xnNYqB ovc6u8rzIhsAa4sglXN0ej86+SbGbxol/bemccozXXHi5uOKcd2FNdusRblHYdtOXmiIf2DRi87Q R6dQ98ILdsDuj1B9JxEcNH4hoc+gaTqpYg6UzTJ/k81LK6yKuZA4zk4yuf8XVj4dX+wzBurOPoL8 6UiRbLCunDxh4y6YU4N9wBJxdooqnicV1ckzSYdFkV8Xq2vOJPlWN8s8qpyJMl2WB+e/KIiBxPHR +bEIdbJEmyx5MslEKmUooo5F9JxREZEzKuJuLKIVPtwL7ILJhhmTNhEJ3h6OagsR50MSI9+Cs5QK UX3FaDPHUgvNUMmX3jbGGzGrj5+KlHjyp/eIm3/379Bv40oNToW6jalPRpSDDueCO9Bd/dBpHQRw uN/daWRHEcYjPkFMujKDxW4YGyC0wg7q8zOygWam4u7XQaDiTH811JRhwJKBydglA72+gziGUXt0 fnv6IdAyS2bFPfXPE6SWF2XqjJDUhA03DXw+eGi60DaR28josqE5iQlcZjoM4nwfUa9/ns1vAAAA //8DAFBLAwQUAAYACAAAACEAQIYaxN4AAAAJAQAADwAAAGRycy9kb3ducmV2LnhtbEyPzU7DMBCE 70i8g7VI3KiTQn8U4lQFFG4gEajE0Y2XJMJeR7GbhLdne4Lj7oxmvsl3s7NixCF0nhSkiwQEUu1N R42Cj/fyZgsiRE1GW0+o4AcD7IrLi1xnxk/0hmMVG8EhFDKtoI2xz6QMdYtOh4XvkVj78oPTkc+h kWbQE4c7K5dJspZOd8QNre7xscX6uzo57j08TyVZOz68Hrb7p88XU1Zro9T11by/BxFxjn9mOOMz OhTMdPQnMkFYBZvVkp0K7lKedNbTdHUL4sifTQKyyOX/BcUvAAAA//8DAFBLAQItABQABgAIAAAA IQC2gziS/gAAAOEBAAATAAAAAAAAAAAAAAAAAAAAAABbQ29udGVudF9UeXBlc10ueG1sUEsBAi0A FAAGAAgAAAAhADj9If/WAAAAlAEAAAsAAAAAAAAAAAAAAAAALwEAAF9yZWxzLy5yZWxzUEsBAi0A FAAGAAgAAAAhAOhPqHgeAgAAwQQAAA4AAAAAAAAAAAAAAAAALgIAAGRycy9lMm9Eb2MueG1sUEsB Ai0AFAAGAAgAAAAhAECGGsTeAAAACQEAAA8AAAAAAAAAAAAAAAAAeAQAAGRycy9kb3ducmV2Lnht bFBLBQYAAAAABAAEAPMAAACDBQAAAAA= " path="m6604636,l,,,37960r6604636,l6604636,xe" fillcolor="black" stroked="f">
                 <v:path arrowok="t"/>
                 <w10:wrap type="topAndBottom" anchorx="page"/>
               </v:shape>
@@ -1216,7 +1204,7 @@
           </mc:Choice>
           <mc:Fallback>
             <w:pict>
-              <v:shape w14:anchorId="6C8B5896" id="Graphic 7" o:spid="_x0000_s1026" style="position:absolute;margin-left:37.6pt;margin-top:9.5pt;width:520.05pt;height:.25pt;z-index:-15728128;visibility:visible;mso-wrap-style:square;mso-wrap-distance-left:0;mso-wrap-distance-top:0;mso-wrap-distance-right:0;mso-wrap-distance-bottom:0;mso-position-horizontal:absolute;mso-position-horizontal-relative:page;mso-position-vertical:absolute;mso-position-vertical-relative:text;v-text-anchor:top" coordsize="6604634,3175" o:gfxdata="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" path="m6604623,l,,,3162r6604623,l6604623,xe" fillcolor="black" stroked="f">
+              <v:shape w14:anchorId="6C8B5896" id="Graphic 7" o:spid="_x0000_s1026" style="position:absolute;margin-left:37.6pt;margin-top:9.5pt;width:520.05pt;height:.25pt;z-index:-15728128;visibility:visible;mso-wrap-style:square;mso-wrap-distance-left:0;mso-wrap-distance-top:0;mso-wrap-distance-right:0;mso-wrap-distance-bottom:0;mso-position-horizontal:absolute;mso-position-horizontal-relative:page;mso-position-vertical:absolute;mso-position-vertical-relative:text;v-text-anchor:top" coordsize="6604634,3175" o:gfxdata="UEsDBBQABgAIAAAAIQC2gziS/gAAAOEBAAATAAAAW0NvbnRlbnRfVHlwZXNdLnhtbJSRQU7DMBBF 90jcwfIWJU67QAgl6YK0S0CoHGBkTxKLZGx5TGhvj5O2G0SRWNoz/78nu9wcxkFMGNg6quQqL6RA 0s5Y6ir5vt9lD1JwBDIwOMJKHpHlpr69KfdHjyxSmriSfYz+USnWPY7AufNIadK6MEJMx9ApD/oD OlTrorhX2lFEilmcO2RdNtjC5xDF9pCuTyYBB5bi6bQ4syoJ3g9WQ0ymaiLzg5KdCXlKLjvcW893 SUOqXwnz5DrgnHtJTxOsQfEKIT7DmDSUCaxw7Rqn8787ZsmRM9e2VmPeBN4uqYvTtW7jvijg9N/y JsXecLq0q+WD6m8AAAD//wMAUEsDBBQABgAIAAAAIQA4/SH/1gAAAJQBAAALAAAAX3JlbHMvLnJl bHOkkMFqwzAMhu+DvYPRfXGawxijTi+j0GvpHsDYimMaW0Yy2fr2M4PBMnrbUb/Q94l/f/hMi1qR JVI2sOt6UJgd+ZiDgffL8ekFlFSbvV0oo4EbChzGx4f9GRdb25HMsYhqlCwG5lrLq9biZkxWOiqY 22YiTra2kYMu1l1tQD30/bPm3wwYN0x18gb45AdQl1tp5j/sFB2T0FQ7R0nTNEV3j6o9feQzro1i OWA14Fm+Q8a1a8+Bvu/d/dMb2JY5uiPbhG/ktn4cqGU/er3pcvwCAAD//wMAUEsDBBQABgAIAAAA IQABgys5IgIAAL0EAAAOAAAAZHJzL2Uyb0RvYy54bWysVE1v2zAMvQ/YfxB0X5yPLhuMOMXQosOA oivQDDsrshwbk0VNVGLn34+SLdfYThvmg0yZT9TjI+ndbd9qdlEOGzAFXy2WnCkjoWzMqeDfDg/v PnKGXphSaDCq4FeF/Hb/9s2us7laQw26VI5REIN5Zwtee2/zLENZq1bgAqwy5KzAtcLT1p2y0omO orc6Wy+X26wDV1oHUiHS1/vByfcxflUp6b9WFSrPdMGJm4+ri+sxrNl+J/KTE7Zu5EhD/AOLVjSG Lp1C3Qsv2Nk1f4RqG+kAofILCW0GVdVIFXOgbFbL37J5qYVVMRcSB+0kE/6/sPLp8mKfXaCO9hHk DyRFss5iPnnCBkdMX7k2YIk466OK10lF1Xsm6eN2u7zZbm44k+TbrD68DyJnIk9n5Rn9ZwUxjrg8 oh9qUCZL1MmSvUmmo0qGGupYQ88Z1dBxRjU8DjW0wodzgVwwWTcjUo88grOFizpAhPmQQmS73nCW EiGmrxht5lhqoBkq+dLbxngDZrParse0kzu9B9j82r8Cx5Yljimc1IBqEDjkHZWetCDcXG0E3ZQP jdYhfXSn45127CLCaMRnZDyDxU4Yih/a4Ajl9dmxjual4PjzLJziTH8x1JBhuJLhknFMhvP6DuII RuUd+kP/XTjLLJkF99Q7T5DaXeSpLYh/AAzYcNLAp7OHqgk9E7kNjMYNzUjMf5znMITzfUS9/nX2 vwAAAP//AwBQSwMEFAAGAAgAAAAhAPnV3V/dAAAACQEAAA8AAABkcnMvZG93bnJldi54bWxMj0FP g0AQhe8m/ofNmHizC1WkRZaGmPRgIk1a9b5lp0BkZwm7bfHfO5z0OO+9vPlevplsLy44+s6RgngR gUCqnemoUfD5sX1YgfBBk9G9I1Twgx42xe1NrjPjrrTHyyE0gkvIZ1pBG8KQSenrFq32CzcgsXdy o9WBz7GRZtRXLre9XEbRs7S6I/7Q6gFfW6y/D2eroNxVq6fKvW+bry6tQhm9pfskUer+bipfQASc wl8YZnxGh4KZju5MxoteQZosOcn6mifNfhwnjyCOs5KALHL5f0HxCwAA//8DAFBLAQItABQABgAI AAAAIQC2gziS/gAAAOEBAAATAAAAAAAAAAAAAAAAAAAAAABbQ29udGVudF9UeXBlc10ueG1sUEsB Ai0AFAAGAAgAAAAhADj9If/WAAAAlAEAAAsAAAAAAAAAAAAAAAAALwEAAF9yZWxzLy5yZWxzUEsB Ai0AFAAGAAgAAAAhAAGDKzkiAgAAvQQAAA4AAAAAAAAAAAAAAAAALgIAAGRycy9lMm9Eb2MueG1s UEsBAi0AFAAGAAgAAAAhAPnV3V/dAAAACQEAAA8AAAAAAAAAAAAAAAAAfAQAAGRycy9kb3ducmV2 LnhtbFBLBQYAAAAABAAEAPMAAACGBQAAAAA= " path="m6604623,l,,,3162r6604623,l6604623,xe" fillcolor="black" stroked="f">
                 <v:path arrowok="t"/>
                 <w10:wrap type="topAndBottom" anchorx="page"/>
               </v:shape>
@@ -1509,7 +1497,7 @@
           </mc:Choice>
           <mc:Fallback>
             <w:pict>
-              <v:shape w14:anchorId="0481123E" id="Graphic 8" o:spid="_x0000_s1026" style="position:absolute;margin-left:37.6pt;margin-top:-3.15pt;width:133.25pt;height:.25pt;z-index:15731200;visibility:visible;mso-wrap-style:square;mso-wrap-distance-left:0;mso-wrap-distance-top:0;mso-wrap-distance-right:0;mso-wrap-distance-bottom:0;mso-position-horizontal:absolute;mso-position-horizontal-relative:page;mso-position-vertical:absolute;mso-position-vertical-relative:text;v-text-anchor:top" coordsize="1692275,3175" o:gfxdata="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" path="m1691996,l,,,3162r1691996,l1691996,xe" fillcolor="black" stroked="f">
+              <v:shape w14:anchorId="0481123E" id="Graphic 8" o:spid="_x0000_s1026" style="position:absolute;margin-left:37.6pt;margin-top:-3.15pt;width:133.25pt;height:.25pt;z-index:15731200;visibility:visible;mso-wrap-style:square;mso-wrap-distance-left:0;mso-wrap-distance-top:0;mso-wrap-distance-right:0;mso-wrap-distance-bottom:0;mso-position-horizontal:absolute;mso-position-horizontal-relative:page;mso-position-vertical:absolute;mso-position-vertical-relative:text;v-text-anchor:top" coordsize="1692275,3175" o:gfxdata="UEsDBBQABgAIAAAAIQC2gziS/gAAAOEBAAATAAAAW0NvbnRlbnRfVHlwZXNdLnhtbJSRQU7DMBBF 90jcwfIWJU67QAgl6YK0S0CoHGBkTxKLZGx5TGhvj5O2G0SRWNoz/78nu9wcxkFMGNg6quQqL6RA 0s5Y6ir5vt9lD1JwBDIwOMJKHpHlpr69KfdHjyxSmriSfYz+USnWPY7AufNIadK6MEJMx9ApD/oD OlTrorhX2lFEilmcO2RdNtjC5xDF9pCuTyYBB5bi6bQ4syoJ3g9WQ0ymaiLzg5KdCXlKLjvcW893 SUOqXwnz5DrgnHtJTxOsQfEKIT7DmDSUCaxw7Rqn8787ZsmRM9e2VmPeBN4uqYvTtW7jvijg9N/y JsXecLq0q+WD6m8AAAD//wMAUEsDBBQABgAIAAAAIQA4/SH/1gAAAJQBAAALAAAAX3JlbHMvLnJl bHOkkMFqwzAMhu+DvYPRfXGawxijTi+j0GvpHsDYimMaW0Yy2fr2M4PBMnrbUb/Q94l/f/hMi1qR JVI2sOt6UJgd+ZiDgffL8ekFlFSbvV0oo4EbChzGx4f9GRdb25HMsYhqlCwG5lrLq9biZkxWOiqY 22YiTra2kYMu1l1tQD30/bPm3wwYN0x18gb45AdQl1tp5j/sFB2T0FQ7R0nTNEV3j6o9feQzro1i OWA14Fm+Q8a1a8+Bvu/d/dMb2JY5uiPbhG/ktn4cqGU/er3pcvwCAAD//wMAUEsDBBQABgAIAAAA IQC4YqqQIgIAAL0EAAAOAAAAZHJzL2Uyb0RvYy54bWysVMFu2zAMvQ/YPwi6L45TLFuMOMXQosOA oivQDDsrshwbk0WNUmLn70fJVmpspw3zQabMJ+rxkfT2dug0Oyt0LZiS54slZ8pIqFpzLPm3/cO7 j5w5L0wlNBhV8oty/Hb39s22t4VaQQO6UsgoiHFFb0veeG+LLHOyUZ1wC7DKkLMG7ISnLR6zCkVP 0TudrZbLddYDVhZBKufo6/3o5LsYv66V9F/r2inPdMmJm48rxvUQ1my3FcURhW1aOdEQ/8CiE62h S6+h7oUX7ITtH6G6ViI4qP1CQpdBXbdSxRwom3z5WzYvjbAq5kLiOHuVyf2/sPLp/GKfMVB39hHk D0eKZL11xdUTNm7CDDV2AUvE2RBVvFxVVINnkj7m681q9eE9Z5J8NzlZIaQo0ll5cv6zghhHnB+d H2tQJUs0yZKDSSZSJUMNdayh54xqiJxRDQ9jDa3w4VwgF0zWz4g0E4/g7OCs9hBhPqRAbPPNZs1Z SoSYvmK0mWOpgWao5EtvG+ONmJt8vZrSTu70HmHza/8KHFuWOKZwUoNTo8Ah76j0VQvCzdV2oNvq odU6pO/weLjTyM4ijEZ8JsYzWOyEsfihDQ5QXZ6R9TQvJXc/TwIVZ/qLoYYMw5UMTMYhGej1HcQR jMqj8/vhu0DLLJkl99Q7T5DaXRSpLYh/AIzYcNLAp5OHug09E7mNjKYNzUjMf5rnMITzfUS9/nV2 vwAAAP//AwBQSwMEFAAGAAgAAAAhAONZvsXdAAAACAEAAA8AAABkcnMvZG93bnJldi54bWxMj81O wzAQhO9IvIO1SFxQ6zShfyFO1YJ4AFKEenTiJYmI11HsNOHtWU5wnJ3RzLfZYbaduOLgW0cKVssI BFLlTEu1gvfz62IHwgdNRneOUME3ejjktzeZTo2b6A2vRagFl5BPtYImhD6V0lcNWu2Xrkdi79MN VgeWQy3NoCcut52Mo2gjrW6JFxrd43OD1VcxWgWnky0ueyqTj4dwjtvkRY7TUSp1fzcfn0AEnMNf GH7xGR1yZirdSMaLTsF2HXNSwWKTgGA/eVxtQZR8WO9A5pn8/0D+AwAA//8DAFBLAQItABQABgAI AAAAIQC2gziS/gAAAOEBAAATAAAAAAAAAAAAAAAAAAAAAABbQ29udGVudF9UeXBlc10ueG1sUEsB Ai0AFAAGAAgAAAAhADj9If/WAAAAlAEAAAsAAAAAAAAAAAAAAAAALwEAAF9yZWxzLy5yZWxzUEsB Ai0AFAAGAAgAAAAhALhiqpAiAgAAvQQAAA4AAAAAAAAAAAAAAAAALgIAAGRycy9lMm9Eb2MueG1s UEsBAi0AFAAGAAgAAAAhAONZvsXdAAAACAEAAA8AAAAAAAAAAAAAAAAAfAQAAGRycy9kb3ducmV2 LnhtbFBLBQYAAAAABAAEAPMAAACGBQAAAAA= " path="m1691996,l,,,3162r1691996,l1691996,xe" fillcolor="black" stroked="f">
                 <v:path arrowok="t"/>
                 <w10:wrap anchorx="page"/>
               </v:shape>
@@ -1873,7 +1861,7 @@
           </mc:Choice>
           <mc:Fallback>
             <w:pict>
-              <v:shape w14:anchorId="69D01839" id="Graphic 9" o:spid="_x0000_s1026" style="position:absolute;margin-left:202pt;margin-top:8.2pt;width:355.65pt;height:.25pt;z-index:-15727616;visibility:visible;mso-wrap-style:square;mso-wrap-distance-left:0;mso-wrap-distance-top:0;mso-wrap-distance-right:0;mso-wrap-distance-bottom:0;mso-position-horizontal:absolute;mso-position-horizontal-relative:page;mso-position-vertical:absolute;mso-position-vertical-relative:text;v-text-anchor:top" coordsize="4516755,3175" o:gfxdata="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" path="m4516640,l,,,3162r4516640,l4516640,xe" fillcolor="black" stroked="f">
+              <v:shape w14:anchorId="69D01839" id="Graphic 9" o:spid="_x0000_s1026" style="position:absolute;margin-left:202pt;margin-top:8.2pt;width:355.65pt;height:.25pt;z-index:-15727616;visibility:visible;mso-wrap-style:square;mso-wrap-distance-left:0;mso-wrap-distance-top:0;mso-wrap-distance-right:0;mso-wrap-distance-bottom:0;mso-position-horizontal:absolute;mso-position-horizontal-relative:page;mso-position-vertical:absolute;mso-position-vertical-relative:text;v-text-anchor:top" coordsize="4516755,3175" o:gfxdata="UEsDBBQABgAIAAAAIQC2gziS/gAAAOEBAAATAAAAW0NvbnRlbnRfVHlwZXNdLnhtbJSRQU7DMBBF 90jcwfIWJU67QAgl6YK0S0CoHGBkTxKLZGx5TGhvj5O2G0SRWNoz/78nu9wcxkFMGNg6quQqL6RA 0s5Y6ir5vt9lD1JwBDIwOMJKHpHlpr69KfdHjyxSmriSfYz+USnWPY7AufNIadK6MEJMx9ApD/oD OlTrorhX2lFEilmcO2RdNtjC5xDF9pCuTyYBB5bi6bQ4syoJ3g9WQ0ymaiLzg5KdCXlKLjvcW893 SUOqXwnz5DrgnHtJTxOsQfEKIT7DmDSUCaxw7Rqn8787ZsmRM9e2VmPeBN4uqYvTtW7jvijg9N/y JsXecLq0q+WD6m8AAAD//wMAUEsDBBQABgAIAAAAIQA4/SH/1gAAAJQBAAALAAAAX3JlbHMvLnJl bHOkkMFqwzAMhu+DvYPRfXGawxijTi+j0GvpHsDYimMaW0Yy2fr2M4PBMnrbUb/Q94l/f/hMi1qR JVI2sOt6UJgd+ZiDgffL8ekFlFSbvV0oo4EbChzGx4f9GRdb25HMsYhqlCwG5lrLq9biZkxWOiqY 22YiTra2kYMu1l1tQD30/bPm3wwYN0x18gb45AdQl1tp5j/sFB2T0FQ7R0nTNEV3j6o9feQzro1i OWA14Fm+Q8a1a8+Bvu/d/dMb2JY5uiPbhG/ktn4cqGU/er3pcvwCAAD//wMAUEsDBBQABgAIAAAA IQAU1m2NIQIAAL0EAAAOAAAAZHJzL2Uyb0RvYy54bWysVMFu2zAMvQ/YPwi6L07SJi2MOMXQosOA oivQDDsrshwbk0WNUmLn70fJVuptpw3zQabMJ+rxkfTmrm81Oyl0DZiCL2ZzzpSRUDbmUPCvu8cP t5w5L0wpNBhV8LNy/G77/t2ms7laQg26VMgoiHF5Zwtee2/zLHOyVq1wM7DKkLMCbIWnLR6yEkVH 0VudLefzddYBlhZBKufo68Pg5NsYv6qU9F+qyinPdMGJm48rxnUf1my7EfkBha0bOdIQ/8CiFY2h Sy+hHoQX7IjNH6HaRiI4qPxMQptBVTVSxRwom8X8t2xea2FVzIXEcfYik/t/YeXz6dW+YKDu7BPI 744UyTrr8osnbNyI6StsA5aIsz6qeL6oqHrPJH28Xi3WN6sVZ5J8V4ubVRA5E3k6K4/Of1IQ44jT k/NDDcpkiTpZsjfJRKpkqKGONfScUQ2RM6rhfqihFT6cC+SCyboJkXrkEZwtnNQOIsyHFALb9TW1 RkqEmL5htJlif0UlX3rbGG/AXC3WyzHt5E7vATa99q/AsWWJYwonNTg1CBzyjkpftCDcVG0Huikf G61D+g4P+3uN7CTCaMRnZDyBxU4Yih/aYA/l+QVZR/NScPfjKFBxpj8basgwXMnAZOyTgV7fQxzB qDw6v+u/CbTMkllwT73zDKndRZ7agvgHwIANJw18PHqomtAzkdvAaNzQjMT8x3kOQzjdR9TbX2f7 EwAA//8DAFBLAwQUAAYACAAAACEA0d53pN8AAAAKAQAADwAAAGRycy9kb3ducmV2LnhtbEyPT0vE MBDF74LfIYzgzU2r7bLbbbqIIgiCaFc8J83YFptJbdI/+ulNT3qc9x5vfi8/LqZjEw6utSQg3kTA kCqrW6oFvJ0ernbAnJekZWcJBXyjg2NxfpbLTNuZXnEqfc1CCblMCmi87zPOXdWgkW5je6TgfdjB SB/OoeZ6kHMoNx2/jqItN7Kl8KGRPd41WH2WoxGQ6p8X93TaqXQq58f353ulxq9BiMuL5fYAzOPi /8Kw4gd0KAKTsiNpxzoBSZSELT4Y2wTYGojj9AaYWpU98CLn/ycUvwAAAP//AwBQSwECLQAUAAYA CAAAACEAtoM4kv4AAADhAQAAEwAAAAAAAAAAAAAAAAAAAAAAW0NvbnRlbnRfVHlwZXNdLnhtbFBL AQItABQABgAIAAAAIQA4/SH/1gAAAJQBAAALAAAAAAAAAAAAAAAAAC8BAABfcmVscy8ucmVsc1BL AQItABQABgAIAAAAIQAU1m2NIQIAAL0EAAAOAAAAAAAAAAAAAAAAAC4CAABkcnMvZTJvRG9jLnht bFBLAQItABQABgAIAAAAIQDR3nek3wAAAAoBAAAPAAAAAAAAAAAAAAAAAHsEAABkcnMvZG93bnJl di54bWxQSwUGAAAAAAQABADzAAAAhwUAAAAA " path="m4516640,l,,,3162r4516640,l4516640,xe" fillcolor="black" stroked="f">
                 <v:path arrowok="t"/>
                 <w10:wrap type="topAndBottom" anchorx="page"/>
               </v:shape>
@@ -1896,7 +1884,7 @@
           <w:w w:val="110"/>
           <w:sz w:val="14"/>
         </w:rPr>
-        <w:t>Flight cancellations and delays burden passengers and airlines, yet published predictors are often evaluated after resampling, with leaked features or by accuracy on imbalanced targets, which hides weak performance. We predict three separate outcomes on 3.58 million U.S. domestic flights (January 2019 to August 2023 and January 2024): flight cancellation, cancellation cause (carrier, weather, national air system) and four-class departure delay. XGBoost models use calendar and schedule data, weather observed on the previous day (Meteostat), recent cancellation and delay rates and, in an optional day-of-departure mode, the operational state three hours before departure. Training (2019-01 to 2022-06) is followed by random-search tuning and threshold selection (2022-07 to 2022-12) and a single test on 2023-01 to 2023-08 and 2024-01 with the natural class distribution; the final models use no resampling. Cancellation PR-AUC was 0.119 (ROC-AUC 0.800) with previous-day information and 0.196 (0.857) with same-day state, against a no-skill level of 0.029. Cause accuracy was 70.7% and 73.9% (majority baseline 60.2%); four-class delay accuracy was 60.8% and 61.9% (baseline 60.0%), with ROC-AUC 0.693 and 0.721 for delays beyond 15 minutes. Ablations show that recent operational history, not weather, drives most of the gain, and performance varies strongly between months. SHAP identifies airline-level cancellation rates as the main cancellation predictors. Cancellation alerts pay off only when a missed cancellation costs about ten or more times a false alarm, so the models are risk indicators, not precise forecasts. A prototype, SmartTicket, shows them in ticket search; its user validation remains future work.</w:t>
+        <w:t xml:space="preserve">Flight cancellations and delays burden passengers and airlines, yet published predictors are often evaluated after resampling, with leaked features or by accuracy on imbalanced targets, which hides weak performance. We predict three separate outcomes on 3.58 million U.S. domestic flights (January 2019 to August 2023 and January 2024): flight cancellation, cancellation cause (carrier, weather, national air system) and four-class departure delay. XGBoost models use calendar and schedule data, weather observed on the previous day (Meteostat), recent cancellation and delay rates and, in an optional day-of-departure mode, the operational state three hours before departure. Training (2019-01 to 2022-06) is followed by random-search tuning and threshold selection (2022-07 to 2022-12) and a single test on 2023-01 to 2023-08 and 2024-01 with the natural class distribution; the final models use no resampling. Cancellation PR-AUC was 0.119 (ROC-AUC 0.800) with previous-day information and 0.180 (0.849) with same-day state, against a no-skill level of 0.029. Cause accuracy was 70.7% and 75.0% (majority baseline 60.2%); four-class delay accuracy was 60.8% and 61.9% (baseline 60.0%), with ROC-AUC 0.693 and 0.721 for delays beyond 15 minutes. Ablations show that recent operational history, not weather, drives most of the gain, and performance varies strongly between months. SHAP identifies airline-level cancellation rates as the main cancellation predictors. Cancellation alerts pay off only when a missed cancellation costs about ten or more times a false alarm, so the models are risk indicators, not precise forecasts. A prototype, SmartTicket, shows them in ticket search; its user validation remains future work.</w:t>
       </w:r>
     </w:p>
     <w:p>
@@ -2018,8 +2006,8 @@
           </mc:Choice>
           <mc:Fallback>
             <w:pict>
-              <v:group w14:anchorId="1DC64F9D" id="Group 10" o:spid="_x0000_s1026" style="width:520.05pt;height:.25pt;mso-position-horizontal-relative:char;mso-position-vertical-relative:line" coordsize="66046,31" o:gfxdata="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">
-                <v:shape id="Graphic 11" o:spid="_x0000_s1027" style="position:absolute;width:66046;height:31;visibility:visible;mso-wrap-style:square;v-text-anchor:top" coordsize="6604634,3175" o:gfxdata="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" path="m6604636,l,,,3162r6604636,l6604636,xe" fillcolor="black" stroked="f">
+              <v:group w14:anchorId="1DC64F9D" id="Group 10" o:spid="_x0000_s1026" style="width:520.05pt;height:.25pt;mso-position-horizontal-relative:char;mso-position-vertical-relative:line" coordsize="66046,31" o:gfxdata="UEsDBBQABgAIAAAAIQC2gziS/gAAAOEBAAATAAAAW0NvbnRlbnRfVHlwZXNdLnhtbJSRQU7DMBBF 90jcwfIWJU67QAgl6YK0S0CoHGBkTxKLZGx5TGhvj5O2G0SRWNoz/78nu9wcxkFMGNg6quQqL6RA 0s5Y6ir5vt9lD1JwBDIwOMJKHpHlpr69KfdHjyxSmriSfYz+USnWPY7AufNIadK6MEJMx9ApD/oD OlTrorhX2lFEilmcO2RdNtjC5xDF9pCuTyYBB5bi6bQ4syoJ3g9WQ0ymaiLzg5KdCXlKLjvcW893 SUOqXwnz5DrgnHtJTxOsQfEKIT7DmDSUCaxw7Rqn8787ZsmRM9e2VmPeBN4uqYvTtW7jvijg9N/y JsXecLq0q+WD6m8AAAD//wMAUEsDBBQABgAIAAAAIQA4/SH/1gAAAJQBAAALAAAAX3JlbHMvLnJl bHOkkMFqwzAMhu+DvYPRfXGawxijTi+j0GvpHsDYimMaW0Yy2fr2M4PBMnrbUb/Q94l/f/hMi1qR JVI2sOt6UJgd+ZiDgffL8ekFlFSbvV0oo4EbChzGx4f9GRdb25HMsYhqlCwG5lrLq9biZkxWOiqY 22YiTra2kYMu1l1tQD30/bPm3wwYN0x18gb45AdQl1tp5j/sFB2T0FQ7R0nTNEV3j6o9feQzro1i OWA14Fm+Q8a1a8+Bvu/d/dMb2JY5uiPbhG/ktn4cqGU/er3pcvwCAAD//wMAUEsDBBQABgAIAAAA IQCJdj9wcgIAAPEFAAAOAAAAZHJzL2Uyb0RvYy54bWykVNtu2zAMfR+wfxD0vjiXLhuMOMXQrsGA oivQDHtWZPmCyZJGKXHy96MkKzFaYMAyP9iUeUSRh0dc3R47SQ4CbKtVQWeTKSVCcV22qi7oj+3D h8+UWMdUyaRWoqAnYent+v27VW9yMdeNlqUAgkGUzXtT0MY5k2eZ5Y3omJ1oIxQ6Kw0dc7iEOiuB 9Ri9k9l8Ol1mvYbSgObCWvx7H510HeJXleDue1VZ4YgsKObmwhvCe+ff2XrF8hqYaVo+pMGuyKJj rcJDz6HumWNkD+2bUF3LQVtduQnXXaarquUi1IDVzKavqtmA3ptQS533tTnThNS+4unqsPzpsAHz Yp4hZo/mo+a/LPKS9abOx36/ri/gYwWd34RFkGNg9HRmVBwd4fhzuZzeLBc3lHD0LWafPkbCeYNd ebOJN1//ti1jeTwyJHZOpDeoHHshx/4fOS8NMyJwbn3xz0DaEoU9o0SxDgW8GbSCf5AjfziiPH/D yg5UXs3OuUyW8711G6EDy+zwaF1Ua5ks1iSLH1UyATXv1S6D2h0lqHagBNW+i+Qb5vw+3zpvkn7U pmboknd2+iC2OsCc71Xs5ZKS1GbM9IKRaozFqzZCJV/6mhAvYhaz5dznhcGSO30jbHzsP4HD5R6F 5VJbEU/ydYcjz1wgbsy21bItH1opffkW6t2dBHJgfoiEZ8h4BENR2jw231s7XZ5QOz2qpaD2956B oER+U6hOP4aSAcnYJQOcvNNhWAXmwbrt8ScDQwyaBXV4s550EinLkywwfw+IWL9T6S97p6vWaybk FjMaFnhhghXmSmBimIF+cI3XAXWZ1Os/AAAA//8DAFBLAwQUAAYACAAAACEA5epHTNsAAAADAQAA DwAAAGRycy9kb3ducmV2LnhtbEyPQWvCQBCF74X+h2UKvdXd2ColzUZEbE9SqAqltzE7JsHsbMiu Sfz3XXupl4HHe7z3TbYYbSN66nztWEMyUSCIC2dqLjXsd+9PryB8QDbYOCYNF/KwyO/vMkyNG/iL +m0oRSxhn6KGKoQ2ldIXFVn0E9cSR+/oOoshyq6UpsMhlttGTpWaS4s1x4UKW1pVVJy2Z6vhY8Bh +Zys+83puLr87Gaf35uEtH58GJdvIAKN4T8MV/yIDnlkOrgzGy8aDfGR8HevnnpRCYiDhhnIPJO3 7PkvAAAA//8DAFBLAQItABQABgAIAAAAIQC2gziS/gAAAOEBAAATAAAAAAAAAAAAAAAAAAAAAABb Q29udGVudF9UeXBlc10ueG1sUEsBAi0AFAAGAAgAAAAhADj9If/WAAAAlAEAAAsAAAAAAAAAAAAA AAAALwEAAF9yZWxzLy5yZWxzUEsBAi0AFAAGAAgAAAAhAIl2P3ByAgAA8QUAAA4AAAAAAAAAAAAA AAAALgIAAGRycy9lMm9Eb2MueG1sUEsBAi0AFAAGAAgAAAAhAOXqR0zbAAAAAwEAAA8AAAAAAAAA AAAAAAAAzAQAAGRycy9kb3ducmV2LnhtbFBLBQYAAAAABAAEAPMAAADUBQAAAAA= ">
+                <v:shape id="Graphic 11" o:spid="_x0000_s1027" style="position:absolute;width:66046;height:31;visibility:visible;mso-wrap-style:square;v-text-anchor:top" coordsize="6604634,3175" o:gfxdata="UEsDBBQABgAIAAAAIQDb4fbL7gAAAIUBAAATAAAAW0NvbnRlbnRfVHlwZXNdLnhtbHyQz07DMAyH 70i8Q+QralM4IITa7kDhCAiNB7ASt43WOlEcyvb2pNu4IODoPz9/n1xv9vOkForiPDdwXVagiI23 jocG3rdPxR0oScgWJ8/UwIEENu3lRb09BBKV0ywNjCmFe63FjDSjlD4Q50nv44wpl3HQAc0OB9I3 VXWrjedEnIq03oC27qjHjympx31un0wiTQLq4bS4shrAECZnMGVTvbD9QSnOhDInjzsyuiBXWQP0 r4R18jfgnHvJr4nOknrFmJ5xzhraRtHWf3Kkpfz/yGo5S+H73hkquyhdjr3R8m2lj09svwAAAP// AwBQSwMEFAAGAAgAAAAhAFr0LFu/AAAAFQEAAAsAAABfcmVscy8ucmVsc2zPwWrDMAwG4Ptg72B0 X5TuUMaI01uh19I+gLGVxCy2jGSy9e1nemrHjpL4P0nD4SetZiPRyNnCruvBUPYcYp4tXC/Htw8w Wl0ObuVMFm6kcBhfX4Yzra62kC6xqGlKVgtLreUTUf1CyWnHhXKbTCzJ1VbKjMX5LzcTvvf9HuXR gPHJNKdgQU5hB+ZyK23zHztFL6w81c5zQp6m6P9TMfB3PtPWFCczVQtB9N4U2rp2HOA44NMz4y8A AAD//wMAUEsDBBQABgAIAAAAIQCJIH1CwAAAANsAAAAPAAAAZHJzL2Rvd25yZXYueG1sRE/bisIw EH1f8B/CCL6taRddpZpKEQSF7YK396EZ22IzKU1W69+bBcG3OZzrLFe9acSNOldbVhCPIxDEhdU1 lwpOx83nHITzyBoby6TgQQ5W6eBjiYm2d97T7eBLEULYJaig8r5NpHRFRQbd2LbEgbvYzqAPsCul 7vAewk0jv6LoWxqsOTRU2NK6ouJ6+DMKst98Psntz6Y817PcZ9Futp9OlRoN+2wBwlPv3+KXe6vD /Bj+fwkHyPQJAAD//wMAUEsBAi0AFAAGAAgAAAAhANvh9svuAAAAhQEAABMAAAAAAAAAAAAAAAAA AAAAAFtDb250ZW50X1R5cGVzXS54bWxQSwECLQAUAAYACAAAACEAWvQsW78AAAAVAQAACwAAAAAA AAAAAAAAAAAfAQAAX3JlbHMvLnJlbHNQSwECLQAUAAYACAAAACEAiSB9QsAAAADbAAAADwAAAAAA AAAAAAAAAAAHAgAAZHJzL2Rvd25yZXYueG1sUEsFBgAAAAADAAMAtwAAAPQCAAAAAA== " path="m6604636,l,,,3162r6604636,l6604636,xe" fillcolor="black" stroked="f">
                   <v:path arrowok="t"/>
                 </v:shape>
                 <w10:anchorlock/>
@@ -2130,14 +2118,7 @@
           <w:spacing w:val="-2"/>
           <w:w w:val="110"/>
         </w:rPr>
-        <w:t xml:space="preserve">Many published predictors, however, are evaluated with random splits or after resampling the whole data set, use information that becomes known only after departure, or report overall accuracy on strongly imbalanced targets, which hides weak performance on the rare classes (Section 2). This study addresses these limitations for three related prediction tasks on a rebuilt data set of U.S. domestic flights: (i) </w:t>
-      </w:r>
-      <w:r>
-        <w:rPr>
-          <w:spacing w:val="-2"/>
-          <w:w w:val="110"/>
-        </w:rPr>
-        <w:t>flight cancellation (binary), (ii) cancellation cause (carrier, weather, national air system) for cancelled flights and (iii) departure-delay class for operated flights. All models are validated chronologically on the natural class distribution.</w:t>
+        <w:t xml:space="preserve">Many published predictors, however, are evaluated with random splits or after resampling the whole data set, use information that becomes known only after departure, or report overall accuracy on strongly imbalanced targets, which hides weak performance on the rare classes (Section 2). This study addresses these limitations for three related prediction tasks on a rebuilt data set of U.S. domestic flights: (i) flight cancellation (binary), (ii) cancellation cause (carrier, weather, national air system) for cancelled flights and (iii) departure-delay class for operated flights. All models are validated chronologically on the natural class distribution.</w:t>
       </w:r>
     </w:p>
     <w:p>
@@ -2293,8 +2274,8 @@
           </mc:Choice>
           <mc:Fallback>
             <w:pict>
-              <v:group w14:anchorId="2F3884DC" id="Group 12" o:spid="_x0000_s1026" style="width:36.15pt;height:.15pt;mso-position-horizontal-relative:char;mso-position-vertical-relative:line" coordsize="459105,1905" o:gfxdata="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">
-                <v:shape id="Graphic 13" o:spid="_x0000_s1027" style="position:absolute;width:459105;height:1905;visibility:visible;mso-wrap-style:square;v-text-anchor:top" coordsize="459105,1905" o:gfxdata="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" path="m458762,l,,,1171r1079,620l456573,1791,458762,534r,-534xe" fillcolor="black" stroked="f">
+              <v:group w14:anchorId="2F3884DC" id="Group 12" o:spid="_x0000_s1026" style="width:36.15pt;height:.15pt;mso-position-horizontal-relative:char;mso-position-vertical-relative:line" coordsize="459105,1905" o:gfxdata="UEsDBBQABgAIAAAAIQC2gziS/gAAAOEBAAATAAAAW0NvbnRlbnRfVHlwZXNdLnhtbJSRQU7DMBBF 90jcwfIWJU67QAgl6YK0S0CoHGBkTxKLZGx5TGhvj5O2G0SRWNoz/78nu9wcxkFMGNg6quQqL6RA 0s5Y6ir5vt9lD1JwBDIwOMJKHpHlpr69KfdHjyxSmriSfYz+USnWPY7AufNIadK6MEJMx9ApD/oD OlTrorhX2lFEilmcO2RdNtjC5xDF9pCuTyYBB5bi6bQ4syoJ3g9WQ0ymaiLzg5KdCXlKLjvcW893 SUOqXwnz5DrgnHtJTxOsQfEKIT7DmDSUCaxw7Rqn8787ZsmRM9e2VmPeBN4uqYvTtW7jvijg9N/y JsXecLq0q+WD6m8AAAD//wMAUEsDBBQABgAIAAAAIQA4/SH/1gAAAJQBAAALAAAAX3JlbHMvLnJl bHOkkMFqwzAMhu+DvYPRfXGawxijTi+j0GvpHsDYimMaW0Yy2fr2M4PBMnrbUb/Q94l/f/hMi1qR JVI2sOt6UJgd+ZiDgffL8ekFlFSbvV0oo4EbChzGx4f9GRdb25HMsYhqlCwG5lrLq9biZkxWOiqY 22YiTra2kYMu1l1tQD30/bPm3wwYN0x18gb45AdQl1tp5j/sFB2T0FQ7R0nTNEV3j6o9feQzro1i OWA14Fm+Q8a1a8+Bvu/d/dMb2JY5uiPbhG/ktn4cqGU/er3pcvwCAAD//wMAUEsDBBQABgAIAAAA IQBpBbSdjAIAAD8GAAAOAAAAZHJzL2Uyb0RvYy54bWykVF1P2zAUfZ+0/2D5faQpLaVRUzTBqCYh QIJpz67jfGiO7V27Tfn3u3bitIKJSSwPyXV8fHPuuSd3dXVoJdkLsI1WOU3PJpQIxXXRqCqnP55v v1xSYh1TBZNaiZy+CEuv1p8/rTqTiamutSwEEEyibNaZnNbOmSxJLK9Fy+yZNkLhZqmhZQ6XUCUF sA6ztzKZTiYXSaehMKC5sBbf3vSbdB3yl6Xg7qEsrXBE5hS5uXCHcN/6e7JesawCZuqGDzTYB1i0 rFH40THVDXOM7KB5k6ptOGirS3fGdZvosmy4CDVgNenkVTUb0DsTaqmyrjKjTCjtK50+nJbf7zdg nswj9OwxvNP8l0Vdks5U2em+X1dH8KGE1h/CIsghKPoyKioOjnB8OZsv08mcEo5b6RKjoDevsSlv zvD62zunEpb1Hwy0RhqdQd/YozT2/6R5qpkRQXHrS38E0hTI/JwSxVq072ZwCr7BSvzHEeXVG1Z2 EPKj2oxVsozvrNsIHSRm+zvrgnRVESNWx4gfVAwBDe+tLoPVHSVodaAErb7tpTfM+XO+bz4k3bFH 9dAiv9fqvXjWAeV8o2bzy8XFlJLYYeR5hEh1CsW/7AQV9+LThHQ9Jk0XqWeFyeJ2fPawdLJYhmzp Yvk+cja/mC+wS95m/8aOtczPZ+8S+EvZkSGX2oqevBcyVDGKixWdts9q2RS3jZReUAvV9loC2TM/ ksI1cDiBoclt1pvJR1tdvKAXO3RfTu3vHQNBifyu0O1+qMUAYrCNATh5rcPoC70E654PPxkYYjDM qcP/9F5H07Ms+gz5e0CP9SeV/rpzumy8CQO3ntGwwB8wRGFKBSWGierH4Ok6oI5zf/0HAAD//wMA UEsDBBQABgAIAAAAIQCoVhen2gAAAAEBAAAPAAAAZHJzL2Rvd25yZXYueG1sTI9Ba8JAEIXvhf6H ZQre6iYG2xKzEZHWkxSqheJtzI5JMDsbsmsS/73bXupl4PEe732TLUfTiJ46V1tWEE8jEMSF1TWX Cr73H89vIJxH1thYJgVXcrDMHx8yTLUd+Iv6nS9FKGGXooLK+zaV0hUVGXRT2xIH72Q7gz7IrpS6 wyGUm0bOouhFGqw5LFTY0rqi4ry7GAWbAYdVEr/32/NpfT3s558/25iUmjyNqwUIT6P/D8MvfkCH PDAd7YW1E42C8Ij/u8F7nSUgjgoSkHkm78nzGwAAAP//AwBQSwECLQAUAAYACAAAACEAtoM4kv4A AADhAQAAEwAAAAAAAAAAAAAAAAAAAAAAW0NvbnRlbnRfVHlwZXNdLnhtbFBLAQItABQABgAIAAAA IQA4/SH/1gAAAJQBAAALAAAAAAAAAAAAAAAAAC8BAABfcmVscy8ucmVsc1BLAQItABQABgAIAAAA IQBpBbSdjAIAAD8GAAAOAAAAAAAAAAAAAAAAAC4CAABkcnMvZTJvRG9jLnhtbFBLAQItABQABgAI AAAAIQCoVhen2gAAAAEBAAAPAAAAAAAAAAAAAAAAAOYEAABkcnMvZG93bnJldi54bWxQSwUGAAAA AAQABADzAAAA7QUAAAAA ">
+                <v:shape id="Graphic 13" o:spid="_x0000_s1027" style="position:absolute;width:459105;height:1905;visibility:visible;mso-wrap-style:square;v-text-anchor:top" coordsize="459105,1905" o:gfxdata="UEsDBBQABgAIAAAAIQDb4fbL7gAAAIUBAAATAAAAW0NvbnRlbnRfVHlwZXNdLnhtbHyQz07DMAyH 70i8Q+QralM4IITa7kDhCAiNB7ASt43WOlEcyvb2pNu4IODoPz9/n1xv9vOkForiPDdwXVagiI23 jocG3rdPxR0oScgWJ8/UwIEENu3lRb09BBKV0ywNjCmFe63FjDSjlD4Q50nv44wpl3HQAc0OB9I3 VXWrjedEnIq03oC27qjHjympx31un0wiTQLq4bS4shrAECZnMGVTvbD9QSnOhDInjzsyuiBXWQP0 r4R18jfgnHvJr4nOknrFmJ5xzhraRtHWf3Kkpfz/yGo5S+H73hkquyhdjr3R8m2lj09svwAAAP// AwBQSwMEFAAGAAgAAAAhAFr0LFu/AAAAFQEAAAsAAABfcmVscy8ucmVsc2zPwWrDMAwG4Ptg72B0 X5TuUMaI01uh19I+gLGVxCy2jGSy9e1nemrHjpL4P0nD4SetZiPRyNnCruvBUPYcYp4tXC/Htw8w Wl0ObuVMFm6kcBhfX4Yzra62kC6xqGlKVgtLreUTUf1CyWnHhXKbTCzJ1VbKjMX5LzcTvvf9HuXR gPHJNKdgQU5hB+ZyK23zHztFL6w81c5zQp6m6P9TMfB3PtPWFCczVQtB9N4U2rp2HOA44NMz4y8A AAD//wMAUEsDBBQABgAIAAAAIQBm0jT6wAAAANsAAAAPAAAAZHJzL2Rvd25yZXYueG1sRE9Na8JA EL0X/A/LCL3VTdIqEl1DkJTao1rodciOSTA7G7JrEv99VxB6m8f7nG02mVYM1LvGsoJ4EYEgLq1u uFLwc/58W4NwHllja5kU3MlBtpu9bDHVduQjDSdfiRDCLkUFtfddKqUrazLoFrYjDtzF9gZ9gH0l dY9jCDetTKJoJQ02HBpq7GhfU3k93YyCw29MxSDvY75cfY9f8dl82CJR6nU+5RsQnib/L366DzrM f4fHL+EAufsDAAD//wMAUEsBAi0AFAAGAAgAAAAhANvh9svuAAAAhQEAABMAAAAAAAAAAAAAAAAA AAAAAFtDb250ZW50X1R5cGVzXS54bWxQSwECLQAUAAYACAAAACEAWvQsW78AAAAVAQAACwAAAAAA AAAAAAAAAAAfAQAAX3JlbHMvLnJlbHNQSwECLQAUAAYACAAAACEAZtI0+sAAAADbAAAADwAAAAAA AAAAAAAAAAAHAgAAZHJzL2Rvd25yZXYueG1sUEsFBgAAAAADAAMAtwAAAPQCAAAAAA== " path="m458762,l,,,1171r1079,620l456573,1791,458762,534r,-534xe" fillcolor="black" stroked="f">
                   <v:path arrowok="t"/>
                 </v:shape>
                 <w10:anchorlock/>
@@ -2681,13 +2662,7 @@
         <w:rPr>
           <w:w w:val="110"/>
         </w:rPr>
-        <w:t xml:space="preserve">In their study, Khaksar and Sheikholeslami apply various machine learning algorithms to predict airline delays (Khaksar &amp; Sheikholeslami, 2019). Methods such as Decision Trees, Random </w:t>
-      </w:r>
-      <w:r>
-        <w:rPr>
-          <w:w w:val="110"/>
-        </w:rPr>
-        <w:t>Forest, Clustering and Bayesian classification were tested on the data obtained from the US and Iran flight networks and focused on predicting the causes of delays more accurately. In the US network, visibility and wind speed have a significant impact on delays, whereas in the Iranian network, factors such as fleet age and aircraft type stand out. A hybrid classification combining Decision Trees and Clustering achieved the highest accuracy, 71.39% on the US network and 76.44% on the Iranian network.</w:t>
+        <w:t xml:space="preserve">In their study, Khaksar and Sheikholeslami apply various machine learning algorithms to predict airline delays (Khaksar &amp; Sheikholeslami, 2019). Methods such as Decision Trees, Random Forest, Clustering and Bayesian classification were tested on the data obtained from the US and Iran flight networks and focused on predicting the causes of delays more accurately. In the US network, visibility and wind speed have a significant impact on delays, whereas in the Iranian network, factors such as fleet age and aircraft type stand out. A hybrid classification combining Decision Trees and Clustering achieved the highest accuracy, 71.39% on the US network and 76.44% on the Iranian network.</w:t>
       </w:r>
     </w:p>
     <w:p>
@@ -2774,11 +2749,6 @@
           <w:w w:val="110"/>
         </w:rPr>
         <w:t xml:space="preserve">Li et al. proposed a CNN-LSTM framework for flight delay prediction in which a convolutional network extracts spatial correlations between airports, an LSTM models their temporal dynamics and a random forest classifier makes the final prediction from these outputs combined with extrinsic features such as airline, distance and scheduled flight time; on 2019 U.S. domestic flight data of the Bureau of Transportation Statistics the model reached an </w:t>
-      </w:r>
-      <w:r>
-        <w:rPr>
-          <w:w w:val="110"/>
-        </w:rPr>
         <w:lastRenderedPageBreak/>
         <w:t>accuracy of 92.39% (Li, Guan &amp; Liu, 2023).</w:t>
       </w:r>
@@ -4771,13 +4741,7 @@
         <w:rPr>
           <w:w w:val="110"/>
         </w:rPr>
-        <w:t xml:space="preserve">Note: the performance figures in Table 1 and in the tables of Section 4.5.2 are quoted from the original studies. They are based on different datasets, tasks, class definitions and validation protocols </w:t>
-      </w:r>
-      <w:r>
-        <w:rPr>
-          <w:w w:val="110"/>
-        </w:rPr>
-        <w:t>and are not comparable with each other or with the results of this study. Kurt (2019) is a master's project, Giarmas (2025) a university thesis, Ansari et al. (2019) a conference paper deposited on SSRN, the AeroPredict paper (Hake et al., 2025) a short system description in an online engineering journal without reported metrics, and Barua and Kaiser (2024) and Sternberg et al. (2017) arXiv preprints; these are not peer-reviewed journal articles. Chawla et al. (2002) is not a flight-delay study; it introduced SMOTE and is cited only for the oversampling technique.</w:t>
+        <w:t xml:space="preserve">Note: the performance figures in Table 1 and in the tables of Section 4.5.2 are quoted from the original studies. They are based on different datasets, tasks, class definitions and validation protocols and are not comparable with each other or with the results of this study. Kurt (2019) is a master's project, Giarmas (2025) a university thesis, Ansari et al. (2019) a conference paper deposited on SSRN, the AeroPredict paper (Hake et al., 2025) a short system description in an online engineering journal without reported metrics, and Barua and Kaiser (2024) and Sternberg et al. (2017) arXiv preprints; these are not peer-reviewed journal articles. Chawla et al. (2002) is not a flight-delay study; it introduced SMOTE and is cited only for the oversampling technique.</w:t>
       </w:r>
     </w:p>
     <w:p>
@@ -5868,13 +5832,7 @@
         <w:rPr>
           <w:w w:val="110"/>
         </w:rPr>
-        <w:t xml:space="preserve">The dataset is based on the U.S. Department of Transportation </w:t>
-      </w:r>
-      <w:r>
-        <w:rPr>
-          <w:w w:val="110"/>
-        </w:rPr>
-        <w:t>(DOT) / Bureau of Transportation Statistics on-time performance records and contains flight routes, scheduled and actual times and cancellation codes. Two open sources are used (Table 3). (1) The Zelaya data set (Zelaya, 2023) is a random sample of 3,000,000 flights from January 2019 to August 2023 with the natural proportion of cancelled flights (it is a sample, not the complete DOT data; 32 columns, Table 4). (2) The Singh data set (Singh, 2024) provides the complete month of January 2024 with 582,425 flights, including non-cancelled flights. The two sources cover different periods; no duplicates were found on the key flight date, DOT carrier identifier, flight number, origin, destination and scheduled departure time. The final data set contains 3,582,425 flights, of which 101,213 (2.83%) were cancelled and 8,693 diverted. Public files that contain only cancelled flights were deliberately not added: inserting such minority-class records raises the share of cancelled flights from about 2-3% to about 9%, distorts the natural prior probability of cancellation and can make the calendar year an almost perfect indicator of the label. All reported results therefore use the natural class distribution. The data are split chronologically (Table 3).</w:t>
+        <w:t xml:space="preserve">The dataset is based on the U.S. Department of Transportation (DOT) / Bureau of Transportation Statistics on-time performance records and contains flight routes, scheduled and actual times and cancellation codes. Two open sources are used (Table 3). (1) The Zelaya data set (Zelaya, 2023) is a random sample of 3,000,000 flights from January 2019 to August 2023 with the natural proportion of cancelled flights (it is a sample, not the complete DOT data; 32 columns, Table 4). (2) The Singh data set (Singh, 2024) provides the complete month of January 2024 with 582,425 flights, including non-cancelled flights. The two sources cover different periods; no duplicates were found on the key flight date, DOT carrier identifier, flight number, origin, destination and scheduled departure time. The final data set contains 3,582,425 flights, of which 101,213 (2.83%) were cancelled and 8,693 diverted. Public files that contain only cancelled flights were deliberately not added: inserting such minority-class records raises the share of cancelled flights from about 2-3% to about 9%, distorts the natural prior probability of cancellation and can make the calendar year an almost perfect indicator of the label. All reported results therefore use the natural class distribution. The data are split chronologically (Table 3).</w:t>
       </w:r>
     </w:p>
     <w:p>
@@ -13344,7 +13302,7 @@
         <w:rPr>
           <w:w w:val="110"/>
         </w:rPr>
-        <w:t>Stage 2 - features available before departure: variables that are only known after the event (actual departure and arrival times, taxi, wheels, elapsed and air times, delay causes) are excluded, as are the flight number and the calendar year. Calendar and schedule: month and day of year (sine/cosine), day of week, days to and since the nearest U.S. federal holiday, scheduled departure and arrival minute, distance, and the log of the number of training-period flights on the route. Categorical: airline, origin and destination airport (native categorical handling; categories unseen in the training period are treated as missing). Weather: the seven D-1 variables at the origin and, for temperature, precipitation, snow and wind, at the destination. History (Mode A and B): cancellation rate, share of departures delayed by more than 15 minutes and mean departure delay (clipped to -30..180 minutes) of the previous day (D-1) and of the seven previous days, nation-wide, per origin airport and per airline; the two rates are shrunk towards training-period priors with 30 pseudo-flights. Same-day state (Mode B only): the same three statistics for the flights of the same day whose events had occurred at least three hours before the scheduled departure, plus the share of flights scheduled by then that had not yet departed. The complete feature set is listed in Table 5; the three tasks use identical inputs (44 in Mode A and 56 in Mode B).</w:t>
+        <w:t xml:space="preserve">Stage 2 - features available before departure: variables that are only known after the event (actual departure and arrival times, taxi, wheels, elapsed and air times, delay causes) are excluded, as are the flight number and the calendar year. Calendar and schedule: month and day of year (sine/cosine), day of week, days to and since the nearest U.S. federal holiday, scheduled departure and arrival minute, distance, and the log of the number of training-period flights on the route. Categorical: airline, origin and destination airport (native categorical handling; categories unseen in the training period are treated as missing). Weather: the seven D-1 variables at the origin and, for temperature, precipitation, snow and wind, at the destination. History (Mode A and B): cancellation rate, share of departures delayed by more than 15 minutes and mean departure delay (clipped to -30..180 minutes) of the previous day (D-1) and of the seven previous days, nation-wide, per origin airport and per airline; the two rates are shrunk towards training-period priors with 30 pseudo-flights. Same-day state (Mode B only): the same three statistics for the flights of the same day whose events had occurred at least three hours before the scheduled departure, plus the share of flights scheduled by then that had not yet departed. All same-day statistics are computed on an absolute time axis: the scheduled local times of BTS are converted to UTC with the time zone of the origin airport (daylight saving included), the cut-off is the scheduled departure minus three hours in UTC, and events of other airports are compared with this cut-off in absolute time; the same-day window starts at local midnight of the flight's own date. An event belongs to the day of its scheduled departure, a cancellation counts as known at the scheduled departure of the cancelled flight, and flights scheduled within three hours after local midnight have no same-day information (training-period priors are used). The complete feature set is listed in Table 5; the three tasks use identical inputs (44 in Mode A and 56 in Mode B).</w:t>
       </w:r>
     </w:p>
     <w:p>
@@ -14973,7 +14931,7 @@
                 <w:szCs w:val="12"/>
                 <w:lang w:val="en-US"/>
               </w:rPr>
-              <w:t>Share of the flights scheduled before the cut-off (scheduled departure minus 3 h) that were cancelled</w:t>
+              <w:t xml:space="preserve">Share of the flights scheduled before the cut-off (scheduled departure minus 3 h, compared in UTC) that were cancelled</w:t>
             </w:r>
           </w:p>
         </w:tc>
@@ -15399,7 +15357,7 @@
         <w:rPr>
           <w:w w:val="110"/>
         </w:rPr>
-        <w:t>Leakage control: two automated tests protect the history and same-day features. In the first, the labels and delays of one calendar day are altered; the features of that day must remain unchanged while the features of the next day must change. In the second, every event after the cut-off time and the flight itself are altered for 300 target flights; the same-day features must remain unchanged. Both tests are part of the code base. The prior rates used for shrinkage are fixed from the training period.</w:t>
+        <w:t xml:space="preserve">Leakage control: two automated tests protect the history and same-day features. In the first, the labels and delays of one calendar day are altered; the features of that day must remain unchanged while the features of the next day must change. In the second, every event after the cut-off time and the flight itself are altered for 300 target flights; the same-day features must remain unchanged; this second test is run on the absolute time axis for flights from all time zones. Both tests are part of the code base. The prior rates used for shrinkage are fixed from the training period.</w:t>
       </w:r>
     </w:p>
     <w:p>
@@ -15417,11 +15375,6 @@
           <w:w w:val="110"/>
         </w:rPr>
         <w:t xml:space="preserve">Scaling and encoding: tree-based models do not require standardisation. For the comparison models, logistic regression used </w:t>
-      </w:r>
-      <w:r>
-        <w:rPr>
-          <w:w w:val="110"/>
-        </w:rPr>
         <w:lastRenderedPageBreak/>
         <w:t>standardised numeric features and one-hot encoded airline codes (origin and destination were not included), while the tree-based comparison models used integer category codes.</w:t>
       </w:r>
@@ -15492,11 +15445,6 @@
           <w:w w:val="110"/>
         </w:rPr>
         <w:t>•</w:t>
-      </w:r>
-      <w:r>
-        <w:rPr>
-          <w:w w:val="110"/>
-        </w:rPr>
         <w:tab/>
         <w:t>Class 0: On time or early (≤ 0 minutes)</w:t>
       </w:r>
@@ -15516,11 +15464,6 @@
           <w:w w:val="110"/>
         </w:rPr>
         <w:t>•</w:t>
-      </w:r>
-      <w:r>
-        <w:rPr>
-          <w:w w:val="110"/>
-        </w:rPr>
         <w:tab/>
         <w:t>Class 1: Slight delay (1-15 minutes)</w:t>
       </w:r>
@@ -15540,11 +15483,6 @@
           <w:w w:val="110"/>
         </w:rPr>
         <w:t>•</w:t>
-      </w:r>
-      <w:r>
-        <w:rPr>
-          <w:w w:val="110"/>
-        </w:rPr>
         <w:tab/>
         <w:t>Class 2: Medium delay (16-30 minutes)</w:t>
       </w:r>
@@ -15564,11 +15502,6 @@
           <w:w w:val="110"/>
         </w:rPr>
         <w:t>•</w:t>
-      </w:r>
-      <w:r>
-        <w:rPr>
-          <w:w w:val="110"/>
-        </w:rPr>
         <w:tab/>
         <w:t>Class 3: Serious delay (&gt;30 minutes)</w:t>
       </w:r>
@@ -17378,11 +17311,6 @@
           <w:w w:val="110"/>
         </w:rPr>
         <w:t xml:space="preserve">Cancellation and cancellation-cause prediction are implemented as </w:t>
-      </w:r>
-      <w:r>
-        <w:rPr>
-          <w:w w:val="110"/>
-        </w:rPr>
         <w:lastRenderedPageBreak/>
         <w:t>two separate models. The first model is a binary classifier over all flights (cancelled or not). The second is a three-class classifier (carrier, weather, national air system) that is applied only to flights that are cancelled. For both, categorical inputs (airline, origin, destination) are passed to XGBoost as native categorical features, and the hyper-parameters are tuned on the validation period.</w:t>
       </w:r>
@@ -18059,7 +17987,7 @@
         <w:rPr>
           <w:w w:val="110"/>
         </w:rPr>
-        <w:t>Flight cancellation is a rare event (prevalence 2.86% in the test period). The binary XGBoost model reached a test PR-AUC of 0.119 (0.116-0.122) and a ROC-AUC of 0.800 in Mode A, and 0.196 (0.191-0.200) and 0.857 in Mode B, i.e. 4.2 and 6.8 times the no-skill PR-AUC (Section 4.5.1).</w:t>
+        <w:t xml:space="preserve">Flight cancellation is a rare event (prevalence 2.86% in the test period). The binary XGBoost model reached a test PR-AUC of 0.119 (0.116-0.122) and a ROC-AUC of 0.800 in Mode A, and 0.180 (0.177-0.184) and 0.849 in Mode B, i.e. 4.2 and 6.3 times the no-skill PR-AUC (Section 4.5.1).</w:t>
       </w:r>
     </w:p>
     <w:p>
@@ -18076,7 +18004,7 @@
         <w:rPr>
           <w:w w:val="110"/>
         </w:rPr>
-        <w:t>With the decision threshold that maximises F1 on the validation period (0.149 in Mode A and 0.156 in Mode B), Mode B detects 36.8% of the cancelled flights at a precision of 20.9% (F1 0.266, macro-F1 0.618, balanced accuracy 0.664); Mode A detects 17.9% at a precision of 16.9% (F1 0.174, macro-F1 0.575). Most alarms are therefore false: roughly four of five flagged flights in Mode B are not cancelled. Table 7 lists the class-wise precision, recall and F1 of all three tasks in both modes.</w:t>
+        <w:t xml:space="preserve">With the decision threshold that maximises F1 on the validation period (0.149 in Mode A and 0.855 in Mode B, whose class-weighted scores are not calibrated probabilities), Mode B detects 31.9% of the cancelled flights at a precision of 22.2% (F1 0.262, macro-F1 0.618, balanced accuracy 0.643); Mode A detects 17.9% at a precision of 16.9% (F1 0.174, macro-F1 0.575). Most alarms are therefore false: roughly four of five flagged flights in Mode B are not cancelled. Table 7 lists the class-wise precision, recall and F1 of all three tasks in both modes.</w:t>
       </w:r>
     </w:p>
     <w:p>
@@ -18093,7 +18021,7 @@
         <w:rPr>
           <w:w w:val="110"/>
         </w:rPr>
-        <w:t>The overall accuracy at these thresholds is 95.1% (Mode A) and 94.2% (Mode B), which is lower than the 97.1% obtained by predicting 'not cancelled' for every flight. Accuracy is therefore not a meaningful criterion for this task, and high accuracy values reported for rare-event targets should be read with caution.</w:t>
+        <w:t xml:space="preserve">The overall accuracy at these thresholds is 95.1% (Mode A) and 94.9% (Mode B), which is lower than the 97.1% obtained by predicting 'not cancelled' for every flight. Accuracy is therefore not a meaningful criterion for this task, and high accuracy values reported for rare-event targets should be read with caution.</w:t>
       </w:r>
     </w:p>
     <w:p>
@@ -18110,7 +18038,24 @@
         <w:rPr>
           <w:w w:val="110"/>
         </w:rPr>
-        <w:t>The test period contains 1,045,909 flights, 29,882 of which were cancelled. In Mode B the confusion matrix at the validation threshold is TN 974,281, FP 41,746, FN 18,872, TP 11,010 (Figure 9). The ROC and precision-recall curves are shown in Figures 10 and 11.</w:t>
+        <w:t xml:space="preserve">The test period contains 1,045,909 flights, 29,882 of which were cancelled. In Mode B the confusion matrix at the validation threshold is TN 982,656, FP 33,371, FN 20,335, TP 9,547 (Figure 9). The ROC and precision-recall curves are shown in Figures 10 and 11.</w:t>
+      </w:r>
+    </w:p>
+    <w:p>
+      <w:pPr>
+        <w:pStyle w:val="GvdeMetni"/>
+        <w:spacing w:line="273" w:lineRule="auto"/>
+        <w:ind w:left="43" w:right="183" w:firstLine="239"/>
+        <w:jc w:val="both"/>
+        <w:rPr>
+          <w:w w:val="110"/>
+        </w:rPr>
+      </w:pPr>
+      <w:r>
+        <w:rPr>
+          <w:w w:val="110"/>
+        </w:rPr>
+        <w:t xml:space="preserve">Probability quality (Mode A, test period): the Brier score is 0.0266, against 0.0278 for a constant prediction of the test prevalence (Brier skill score 4.2%), and the mean predicted probability (2.91%) matches the observed cancellation rate (2.86%). The calibration curve (outputs/figures/calibration_cancel.png in the repository) follows the diagonal up to predicted probabilities of about 10%; the highest-risk tenth of the flights has a mean predicted probability of 14.2% against an observed 12.6%. The calibration slope is 1.02 in the 2023 months and 0.81 in January 2024 (0.88 overall), i.e. the model is slightly over-confident when the prevalence is higher than in the validation period (2.16%); a recalibration fitted on the validation period did not improve the Brier score (0.0271). The Mode B cancellation model selected on the validation period uses class weighting, so its raw scores are not probabilities (Brier score 0.161) and only its ranking quality and thresholds are used; an isotonic calibration fitted on the validation period reduces its Brier score to 0.0260. The probabilities shown by the prototype (Mode A) can therefore be read as approximately calibrated risks.</w:t>
       </w:r>
     </w:p>
     <w:p>
@@ -18647,7 +18592,7 @@
                 <w:szCs w:val="12"/>
                 <w:lang w:val="en-US"/>
               </w:rPr>
-              <w:t>0.981</w:t>
+              <w:t xml:space="preserve">0.980</w:t>
             </w:r>
           </w:p>
         </w:tc>
@@ -18674,7 +18619,7 @@
                 <w:szCs w:val="12"/>
                 <w:lang w:val="en-US"/>
               </w:rPr>
-              <w:t>0.959</w:t>
+              <w:t xml:space="preserve">0.967</w:t>
             </w:r>
           </w:p>
         </w:tc>
@@ -18701,7 +18646,7 @@
                 <w:szCs w:val="12"/>
                 <w:lang w:val="en-US"/>
               </w:rPr>
-              <w:t>0.970</w:t>
+              <w:t xml:space="preserve">0.973</w:t>
             </w:r>
           </w:p>
         </w:tc>
@@ -18884,7 +18829,7 @@
                 <w:szCs w:val="12"/>
                 <w:lang w:val="en-US"/>
               </w:rPr>
-              <w:t>0.209</w:t>
+              <w:t xml:space="preserve">0.222</w:t>
             </w:r>
           </w:p>
         </w:tc>
@@ -18911,7 +18856,7 @@
                 <w:szCs w:val="12"/>
                 <w:lang w:val="en-US"/>
               </w:rPr>
-              <w:t>0.368</w:t>
+              <w:t xml:space="preserve">0.319</w:t>
             </w:r>
           </w:p>
         </w:tc>
@@ -18938,7 +18883,7 @@
                 <w:szCs w:val="12"/>
                 <w:lang w:val="en-US"/>
               </w:rPr>
-              <w:t>0.266</w:t>
+              <w:t xml:space="preserve">0.262</w:t>
             </w:r>
           </w:p>
         </w:tc>
@@ -19130,7 +19075,7 @@
                 <w:szCs w:val="12"/>
                 <w:lang w:val="en-US"/>
               </w:rPr>
-              <w:t>0.632</w:t>
+              <w:t xml:space="preserve">0.650</w:t>
             </w:r>
           </w:p>
         </w:tc>
@@ -19157,7 +19102,7 @@
                 <w:szCs w:val="12"/>
                 <w:lang w:val="en-US"/>
               </w:rPr>
-              <w:t>0.850</w:t>
+              <w:t xml:space="preserve">0.849</w:t>
             </w:r>
           </w:p>
         </w:tc>
@@ -19184,7 +19129,7 @@
                 <w:szCs w:val="12"/>
                 <w:lang w:val="en-US"/>
               </w:rPr>
-              <w:t>0.725</w:t>
+              <w:t xml:space="preserve">0.736</w:t>
             </w:r>
           </w:p>
         </w:tc>
@@ -19367,7 +19312,7 @@
                 <w:szCs w:val="12"/>
                 <w:lang w:val="en-US"/>
               </w:rPr>
-              <w:t>0.842</w:t>
+              <w:t xml:space="preserve">0.844</w:t>
             </w:r>
           </w:p>
         </w:tc>
@@ -19394,7 +19339,7 @@
                 <w:szCs w:val="12"/>
                 <w:lang w:val="en-US"/>
               </w:rPr>
-              <w:t>0.739</w:t>
+              <w:t xml:space="preserve">0.758</w:t>
             </w:r>
           </w:p>
         </w:tc>
@@ -19421,7 +19366,7 @@
                 <w:szCs w:val="12"/>
                 <w:lang w:val="en-US"/>
               </w:rPr>
-              <w:t>0.788</w:t>
+              <w:t xml:space="preserve">0.799</w:t>
             </w:r>
           </w:p>
         </w:tc>
@@ -19604,7 +19549,7 @@
                 <w:szCs w:val="12"/>
                 <w:lang w:val="en-US"/>
               </w:rPr>
-              <w:t>0.408</w:t>
+              <w:t xml:space="preserve">0.370</w:t>
             </w:r>
           </w:p>
         </w:tc>
@@ -19631,7 +19576,7 @@
                 <w:szCs w:val="12"/>
                 <w:lang w:val="en-US"/>
               </w:rPr>
-              <w:t>0.128</w:t>
+              <w:t xml:space="preserve">0.122</w:t>
             </w:r>
           </w:p>
         </w:tc>
@@ -19658,7 +19603,7 @@
                 <w:szCs w:val="12"/>
                 <w:lang w:val="en-US"/>
               </w:rPr>
-              <w:t>0.194</w:t>
+              <w:t xml:space="preserve">0.183</w:t>
             </w:r>
           </w:p>
         </w:tc>
@@ -19850,7 +19795,7 @@
                 <w:szCs w:val="12"/>
                 <w:lang w:val="en-US"/>
               </w:rPr>
-              <w:t>0.647</w:t>
+              <w:t xml:space="preserve">0.647</w:t>
             </w:r>
           </w:p>
         </w:tc>
@@ -19877,7 +19822,7 @@
                 <w:szCs w:val="12"/>
                 <w:lang w:val="en-US"/>
               </w:rPr>
-              <w:t>0.952</w:t>
+              <w:t xml:space="preserve">0.951</w:t>
             </w:r>
           </w:p>
         </w:tc>
@@ -19904,7 +19849,7 @@
                 <w:szCs w:val="12"/>
                 <w:lang w:val="en-US"/>
               </w:rPr>
-              <w:t>0.770</w:t>
+              <w:t xml:space="preserve">0.770</w:t>
             </w:r>
           </w:p>
         </w:tc>
@@ -20087,7 +20032,7 @@
                 <w:szCs w:val="12"/>
                 <w:lang w:val="en-US"/>
               </w:rPr>
-              <w:t>0.349</w:t>
+              <w:t xml:space="preserve">0.348</w:t>
             </w:r>
           </w:p>
         </w:tc>
@@ -20114,7 +20059,7 @@
                 <w:szCs w:val="12"/>
                 <w:lang w:val="en-US"/>
               </w:rPr>
-              <w:t>0.067</w:t>
+              <w:t xml:space="preserve">0.068</w:t>
             </w:r>
           </w:p>
         </w:tc>
@@ -20141,7 +20086,7 @@
                 <w:szCs w:val="12"/>
                 <w:lang w:val="en-US"/>
               </w:rPr>
-              <w:t>0.113</w:t>
+              <w:t xml:space="preserve">0.113</w:t>
             </w:r>
           </w:p>
         </w:tc>
@@ -20324,7 +20269,7 @@
                 <w:szCs w:val="12"/>
                 <w:lang w:val="en-US"/>
               </w:rPr>
-              <w:t>0.139</w:t>
+              <w:t xml:space="preserve">0.204</w:t>
             </w:r>
           </w:p>
         </w:tc>
@@ -20351,7 +20296,7 @@
                 <w:szCs w:val="12"/>
                 <w:lang w:val="en-US"/>
               </w:rPr>
-              <w:t>0.000</w:t>
+              <w:t xml:space="preserve">0.000</w:t>
             </w:r>
           </w:p>
         </w:tc>
@@ -20378,7 +20323,7 @@
                 <w:szCs w:val="12"/>
                 <w:lang w:val="en-US"/>
               </w:rPr>
-              <w:t>0.000</w:t>
+              <w:t xml:space="preserve">0.001</w:t>
             </w:r>
           </w:p>
         </w:tc>
@@ -20561,7 +20506,7 @@
                 <w:szCs w:val="12"/>
                 <w:lang w:val="en-US"/>
               </w:rPr>
-              <w:t>0.439</w:t>
+              <w:t xml:space="preserve">0.437</w:t>
             </w:r>
           </w:p>
         </w:tc>
@@ -20588,7 +20533,7 @@
                 <w:szCs w:val="12"/>
                 <w:lang w:val="en-US"/>
               </w:rPr>
-              <w:t>0.243</w:t>
+              <w:t xml:space="preserve">0.246</w:t>
             </w:r>
           </w:p>
         </w:tc>
@@ -20615,7 +20560,7 @@
                 <w:szCs w:val="12"/>
                 <w:lang w:val="en-US"/>
               </w:rPr>
-              <w:t>0.313</w:t>
+              <w:t xml:space="preserve">0.315</w:t>
             </w:r>
           </w:p>
         </w:tc>
@@ -20807,7 +20752,7 @@
                 <w:szCs w:val="12"/>
                 <w:lang w:val="en-US"/>
               </w:rPr>
-              <w:t>0.778</w:t>
+              <w:t xml:space="preserve">0.780</w:t>
             </w:r>
           </w:p>
         </w:tc>
@@ -20834,7 +20779,7 @@
                 <w:szCs w:val="12"/>
                 <w:lang w:val="en-US"/>
               </w:rPr>
-              <w:t>0.460</w:t>
+              <w:t xml:space="preserve">0.455</w:t>
             </w:r>
           </w:p>
         </w:tc>
@@ -20861,7 +20806,7 @@
                 <w:szCs w:val="12"/>
                 <w:lang w:val="en-US"/>
               </w:rPr>
-              <w:t>0.578</w:t>
+              <w:t xml:space="preserve">0.575</w:t>
             </w:r>
           </w:p>
         </w:tc>
@@ -21044,7 +20989,7 @@
                 <w:szCs w:val="12"/>
                 <w:lang w:val="en-US"/>
               </w:rPr>
-              <w:t>0.242</w:t>
+              <w:t xml:space="preserve">0.241</w:t>
             </w:r>
           </w:p>
         </w:tc>
@@ -21071,7 +21016,7 @@
                 <w:szCs w:val="12"/>
                 <w:lang w:val="en-US"/>
               </w:rPr>
-              <w:t>0.323</w:t>
+              <w:t xml:space="preserve">0.327</w:t>
             </w:r>
           </w:p>
         </w:tc>
@@ -21098,7 +21043,7 @@
                 <w:szCs w:val="12"/>
                 <w:lang w:val="en-US"/>
               </w:rPr>
-              <w:t>0.277</w:t>
+              <w:t xml:space="preserve">0.278</w:t>
             </w:r>
           </w:p>
         </w:tc>
@@ -21281,7 +21226,7 @@
                 <w:szCs w:val="12"/>
                 <w:lang w:val="en-US"/>
               </w:rPr>
-              <w:t>0.114</w:t>
+              <w:t xml:space="preserve">0.115</w:t>
             </w:r>
           </w:p>
         </w:tc>
@@ -21308,7 +21253,7 @@
                 <w:szCs w:val="12"/>
                 <w:lang w:val="en-US"/>
               </w:rPr>
-              <w:t>0.248</w:t>
+              <w:t xml:space="preserve">0.251</w:t>
             </w:r>
           </w:p>
         </w:tc>
@@ -21335,7 +21280,7 @@
                 <w:szCs w:val="12"/>
                 <w:lang w:val="en-US"/>
               </w:rPr>
-              <w:t>0.156</w:t>
+              <w:t xml:space="preserve">0.158</w:t>
             </w:r>
           </w:p>
         </w:tc>
@@ -21532,7 +21477,7 @@
                 <w:szCs w:val="12"/>
                 <w:lang w:val="en-US"/>
               </w:rPr>
-              <w:t>0.280</w:t>
+              <w:t xml:space="preserve">0.279</w:t>
             </w:r>
           </w:p>
         </w:tc>
@@ -21561,7 +21506,7 @@
                 <w:szCs w:val="12"/>
                 <w:lang w:val="en-US"/>
               </w:rPr>
-              <w:t>0.469</w:t>
+              <w:t xml:space="preserve">0.467</w:t>
             </w:r>
           </w:p>
         </w:tc>
@@ -21590,7 +21535,7 @@
                 <w:szCs w:val="12"/>
                 <w:lang w:val="en-US"/>
               </w:rPr>
-              <w:t>0.351</w:t>
+              <w:t xml:space="preserve">0.350</w:t>
             </w:r>
           </w:p>
         </w:tc>
@@ -21914,7 +21859,7 @@
         <w:rPr>
           <w:w w:val="110"/>
         </w:rPr>
-        <w:t>The cancellation-cause model assigns cancelled flights to the DOT classes carrier (A), weather (B) or national air system (C); the security class (D) and an 'other' class N were not used (see Data preprocessing). On the test period it reached an accuracy of 70.7% (70.1%-71.2%) in Mode A and 73.9% (73.4%-74.3%) in Mode B, compared with 60.2% for always predicting the most frequent class (weather). The macro-averaged F1 is 0.541 and 0.569, respectively (Section 4.5.1).</w:t>
+        <w:t xml:space="preserve">The cancellation-cause model assigns cancelled flights to the DOT classes carrier (A), weather (B) or national air system (C); the security class (D) and an 'other' class N were not used (see Data preprocessing). On the test period it reached an accuracy of 70.7% (70.1%-71.2%) in Mode A and 75.0% (74.5%-75.5%) in Mode B, compared with 60.2% for always predicting the most frequent class (weather). The macro-averaged F1 is 0.541 and 0.573, respectively (Section 4.5.1).</w:t>
       </w:r>
     </w:p>
     <w:p>
@@ -21942,7 +21887,7 @@
         <w:rPr>
           <w:w w:val="110"/>
         </w:rPr>
-        <w:t>Class-wise (Mode B; Table 7), carrier-caused cancellations are recognised with precision 63.2%, recall 85.0% and F1 0.725, and weather-caused cancellations with precision 84.2%, recall 73.9% and F1 0.788. Mode A gives F1 0.693 and 0.755 for these two classes.</w:t>
+        <w:t xml:space="preserve">Class-wise (Mode B; Table 7), carrier-caused cancellations are recognised with precision 65.0%, recall 84.9% and F1 0.736, and weather-caused cancellations with precision 84.4%, recall 75.8% and F1 0.799. Mode A gives F1 0.693 and 0.755 for these two classes.</w:t>
       </w:r>
     </w:p>
     <w:p>
@@ -21959,7 +21904,7 @@
         <w:rPr>
           <w:w w:val="110"/>
         </w:rPr>
-        <w:t>The national-air-system class (C) is rarely recognised: precision 40.8%, recall 12.8% and F1 0.194 in Mode B (Mode A: recall 11.4%). This class is rare (6.1% of test cancellations, 11.7% of training cancellations) and its causes (air-traffic management measures) are hard to infer from schedule, history and daily weather.</w:t>
+        <w:t xml:space="preserve">The national-air-system class (C) is rarely recognised: precision 37.0%, recall 12.2% and F1 0.183 in Mode B (Mode A: recall 11.4%). This class is rare (6.1% of test cancellations, 11.7% of training cancellations) and its causes (air-traffic management measures) are hard to infer from schedule, history and daily weather.</w:t>
       </w:r>
     </w:p>
     <w:p>
@@ -21976,7 +21921,7 @@
         <w:rPr>
           <w:w w:val="110"/>
         </w:rPr>
-        <w:t>The accuracy gain over the majority baseline is 10.5 percentage points in Mode A and 13.7 points in Mode B. The distribution of causes changes over time (the share of weather-caused cancellations is 52.2% in the training period and 60.2% in the test period, that of carrier-caused cancellations 36.1% and 33.7%), which limits the transferability of the cause model.</w:t>
+        <w:t xml:space="preserve">The accuracy gain over the majority baseline is 10.5 percentage points in Mode A and 14.8 points in Mode B. The distribution of causes changes over time (the share of weather-caused cancellations is 52.2% in the training period and 60.2% in the test period, that of carrier-caused cancellations 36.1% and 33.7%), which limits the transferability of the cause model.</w:t>
       </w:r>
     </w:p>
     <w:p>
@@ -22034,7 +21979,7 @@
         <w:rPr>
           <w:w w:val="110"/>
         </w:rPr>
-        <w:t>Departure-delay prediction is reported for four classes (&lt;=0, 1-15, 16-30 and &gt;30 minutes). The accuracy-oriented model without class weights reached an accuracy of 60.8% (60.7%-60.9%) in Mode A and 61.9% (61.8%-62.0%) in Mode B, whereas always predicting the most frequent class ('&lt;=0 min') yields 60.0%; the macro-F1 is only 0.269 and 0.299 (Section 4.5.1). The four-class delay problem is thus only marginally predictable from information available before departure.</w:t>
+        <w:t xml:space="preserve">Departure-delay prediction is reported for four classes (&lt;=0, 1-15, 16-30 and &gt;30 minutes). The accuracy-oriented model without class weights reached an accuracy of 60.8% (60.7%-60.9%) in Mode A and 61.9% (61.8%-62.0%) in Mode B, whereas always predicting the most frequent class ('&lt;=0 min') yields 60.0%; the macro-F1 is only 0.269 and 0.300 (Section 4.5.1). The four-class delay problem is thus only marginally predictable from information available before departure.</w:t>
       </w:r>
     </w:p>
     <w:p>
@@ -22151,7 +22096,7 @@
         <w:rPr>
           <w:w w:val="110"/>
         </w:rPr>
-        <w:t>Class-wise (unweighted Mode B; Table 7), the class '&lt;=0 min' has precision 64.7% and recall 95.2%, the class '1-15 min' precision 34.9% and recall 6.7%, the class '16-30 min' recall 0.0% and the class '&gt;30 min' precision 43.9% and recall 24.3%.</w:t>
+        <w:t xml:space="preserve">Class-wise (unweighted Mode B; Table 7), the class '&lt;=0 min' has precision 64.7% and recall 95.1%, the class '1-15 min' precision 34.8% and recall 6.8%, the class '16-30 min' recall 0.0% and the class '&gt;30 min' precision 43.7% and recall 24.6%.</w:t>
       </w:r>
     </w:p>
     <w:p>
@@ -22168,7 +22113,7 @@
         <w:rPr>
           <w:w w:val="110"/>
         </w:rPr>
-        <w:t>With balanced class weights the recall of the delayed classes increases (macro-F1 0.318 in Mode A and 0.340 in Mode B; recall of the class '&gt;30 min' 46.9% in Mode B) but the overall accuracy falls to 38.6% and 42.1%. The weighted variant is preferable if the detection of long delays is valued more than overall accuracy.</w:t>
+        <w:t xml:space="preserve">With balanced class weights the recall of the delayed classes increases (macro-F1 0.318 in Mode A and 0.340 in Mode B; recall of the class '&gt;30 min' 46.7% in Mode B) but the overall accuracy falls to 38.6% and 41.9%. The weighted variant is preferable if the detection of long delays is valued more than overall accuracy.</w:t>
       </w:r>
     </w:p>
     <w:p>
@@ -22185,7 +22130,7 @@
         <w:rPr>
           <w:w w:val="110"/>
         </w:rPr>
-        <w:t>For the DOT definition of a delayed flight (more than 15 minutes) the four class probabilities can be collapsed to a binary score; its ROC-AUC is 0.693 (Mode A) and 0.721 (Mode B) and its PR-AUC 0.386 and 0.446 (prevalence 0.222). The delay results should be seen in the light of a distribution shift: the share of delayed flights rises from 32% in the training period to 40% in the test period. The one-vs-rest ROC curves of the unweighted Mode B model (Figure 13) give AUC values from 0.64 (1-15 min) to 0.72 (&gt;30 min); the two extreme classes are separated best.</w:t>
+        <w:t xml:space="preserve">For the DOT definition of a delayed flight (more than 15 minutes) the four class probabilities can be collapsed to a binary score; its ROC-AUC is 0.693 (Mode A) and 0.721 (Mode B) and its PR-AUC 0.386 and 0.445 (prevalence 0.222). The delay results should be seen in the light of a distribution shift: the share of delayed flights rises from 32% in the training period to 40% in the test period. The one-vs-rest ROC curves of the unweighted Mode B model (Figure 13) give AUC values from 0.64 (1-15 min) to 0.72 (&gt;30 min); the two extreme classes are separated best.</w:t>
       </w:r>
     </w:p>
     <w:p>
@@ -22326,11 +22271,6 @@
           <w:w w:val="110"/>
         </w:rPr>
         <w:t xml:space="preserve">Hyper-parameters, decision thresholds and the class-weighting scheme were selected on the validation period only; the test period was not used for any selection. The procedures are described in the </w:t>
-      </w:r>
-      <w:r>
-        <w:rPr>
-          <w:w w:val="110"/>
-        </w:rPr>
         <w:lastRenderedPageBreak/>
         <w:t>following subsections.</w:t>
       </w:r>
@@ -22410,7 +22350,7 @@
         <w:rPr>
           <w:w w:val="110"/>
         </w:rPr>
-        <w:t>Cancellation performance varies strongly between months (Table 8, Figure 14): the monthly PR-AUC ranges from 0.013 to 0.220 in Mode A and from 0.026 to 0.275 in Mode B, and the monthly ROC-AUC from 0.62 to 0.83 (Mode A) and 0.70 to 0.87 (Mode B). Cancellations are concentrated on a few disruption days: the 5% of days with the most cancellations account for 52% of all cancellations in the data (for example winter storms and the 2020 pandemic period); months with such events are predicted better, months with isolated cancellations (e.g. May 2023, prevalence 0.55%) hardly at all.</w:t>
+        <w:t xml:space="preserve">Cancellation performance varies strongly between months (Table 8, Figure 14): the monthly PR-AUC ranges from 0.013 to 0.220 in Mode A and from 0.020 to 0.228 in Mode B, and the monthly ROC-AUC from 0.62 to 0.83 (Mode A) and 0.66 to 0.86 (Mode B). Cancellations are concentrated on a few disruption days: the 5% of days with the most cancellations account for 52% of all cancellations in the data (for example winter storms and the 2020 pandemic period); months with such events are predicted better, months with isolated cancellations (e.g. May 2023, prevalence 0.55%) hardly at all.</w:t>
       </w:r>
     </w:p>
     <w:p>
@@ -22428,6 +22368,23 @@
           <w:w w:val="110"/>
         </w:rPr>
         <w:t>January 2024, a complete month of 582,425 flights, makes up 56% of the test flights, so the pooled test metrics are dominated by one winter month. The months of 2023 come from a 3-million-flight sample of the DOT records and are about ten times less dense. Pooled results should therefore be read together with the monthly values.</w:t>
+      </w:r>
+    </w:p>
+    <w:p>
+      <w:pPr>
+        <w:pStyle w:val="GvdeMetni"/>
+        <w:spacing w:line="273" w:lineRule="auto"/>
+        <w:ind w:left="43" w:right="183" w:firstLine="239"/>
+        <w:jc w:val="both"/>
+        <w:rPr>
+          <w:w w:val="110"/>
+        </w:rPr>
+      </w:pPr>
+      <w:r>
+        <w:rPr>
+          <w:w w:val="110"/>
+        </w:rPr>
+        <w:t xml:space="preserve">Evaluated separately, the two parts of the test period show the following (Mode A / Mode B). For the 2023 months (463,484 flights, prevalence 1.68%) the cancellation PR-AUC is 0.095 / 0.142 and the ROC-AUC 0.753 / 0.798; for January 2024 (582,425 flights, prevalence 3.79%) the PR-AUC is 0.128 / 0.195 and the ROC-AUC 0.797 / 0.852. The cause accuracy is 64.3% / 65.3% in 2023 (majority baseline 56.4%) and 72.9% / 78.4% in January 2024 (baseline 61.5%). The accuracy of the unweighted four-class delay model is 61.0% / 61.6% in 2023 (baseline 59.6%) and 60.6% / 62.1% in January 2024 (baseline 60.3%), and the ROC-AUC for delays beyond 15 minutes is 0.708 / 0.723 and 0.682 / 0.720. The same-day state therefore improves the ranking of cancellations in both parts (PR-AUC about 1.5 times that of Mode A), whereas the large gain in cause accuracy is concentrated in January 2024. Because the 2023 months are a sample of about one tenth of the flights, the nation-wide and airline-level same-day statistics are noisier there; the benefit measured in January 2024, which rests on complete data, is probably more representative of a live operational feed, and the pooled Mode B figures mix both regimes.</w:t>
       </w:r>
     </w:p>
     <w:p>
@@ -22798,7 +22755,7 @@
                 <w:szCs w:val="12"/>
                 <w:lang w:val="en-US"/>
               </w:rPr>
-              <w:t>55,321</w:t>
+              <w:t xml:space="preserve">55,321</w:t>
             </w:r>
           </w:p>
         </w:tc>
@@ -22825,7 +22782,7 @@
                 <w:szCs w:val="12"/>
                 <w:lang w:val="en-US"/>
               </w:rPr>
-              <w:t>1.98%</w:t>
+              <w:t xml:space="preserve">1.98%</w:t>
             </w:r>
           </w:p>
         </w:tc>
@@ -22852,7 +22809,7 @@
                 <w:szCs w:val="12"/>
                 <w:lang w:val="en-US"/>
               </w:rPr>
-              <w:t>0.074</w:t>
+              <w:t xml:space="preserve">0.074</w:t>
             </w:r>
           </w:p>
         </w:tc>
@@ -22879,7 +22836,7 @@
                 <w:szCs w:val="12"/>
                 <w:lang w:val="en-US"/>
               </w:rPr>
-              <w:t>0.147</w:t>
+              <w:t xml:space="preserve">0.132</w:t>
             </w:r>
           </w:p>
         </w:tc>
@@ -22906,7 +22863,7 @@
                 <w:szCs w:val="12"/>
                 <w:lang w:val="en-US"/>
               </w:rPr>
-              <w:t>0.747</w:t>
+              <w:t xml:space="preserve">0.747</w:t>
             </w:r>
           </w:p>
         </w:tc>
@@ -22933,7 +22890,7 @@
                 <w:szCs w:val="12"/>
                 <w:lang w:val="en-US"/>
               </w:rPr>
-              <w:t>0.826</w:t>
+              <w:t xml:space="preserve">0.816</w:t>
             </w:r>
           </w:p>
         </w:tc>
@@ -22991,7 +22948,7 @@
                 <w:szCs w:val="12"/>
                 <w:lang w:val="en-US"/>
               </w:rPr>
-              <w:t>51,026</w:t>
+              <w:t xml:space="preserve">51,026</w:t>
             </w:r>
           </w:p>
         </w:tc>
@@ -23018,7 +22975,7 @@
                 <w:szCs w:val="12"/>
                 <w:lang w:val="en-US"/>
               </w:rPr>
-              <w:t>1.92%</w:t>
+              <w:t xml:space="preserve">1.92%</w:t>
             </w:r>
           </w:p>
         </w:tc>
@@ -23045,7 +23002,7 @@
                 <w:szCs w:val="12"/>
                 <w:lang w:val="en-US"/>
               </w:rPr>
-              <w:t>0.220</w:t>
+              <w:t xml:space="preserve">0.220</w:t>
             </w:r>
           </w:p>
         </w:tc>
@@ -23072,7 +23029,7 @@
                 <w:szCs w:val="12"/>
                 <w:lang w:val="en-US"/>
               </w:rPr>
-              <w:t>0.275</w:t>
+              <w:t xml:space="preserve">0.228</w:t>
             </w:r>
           </w:p>
         </w:tc>
@@ -23099,7 +23056,7 @@
                 <w:szCs w:val="12"/>
                 <w:lang w:val="en-US"/>
               </w:rPr>
-              <w:t>0.810</w:t>
+              <w:t xml:space="preserve">0.810</w:t>
             </w:r>
           </w:p>
         </w:tc>
@@ -23126,7 +23083,7 @@
                 <w:szCs w:val="12"/>
                 <w:lang w:val="en-US"/>
               </w:rPr>
-              <w:t>0.874</w:t>
+              <w:t xml:space="preserve">0.860</w:t>
             </w:r>
           </w:p>
         </w:tc>
@@ -23184,7 +23141,7 @@
                 <w:szCs w:val="12"/>
                 <w:lang w:val="en-US"/>
               </w:rPr>
-              <w:t>59,009</w:t>
+              <w:t xml:space="preserve">59,009</w:t>
             </w:r>
           </w:p>
         </w:tc>
@@ -23211,7 +23168,7 @@
                 <w:szCs w:val="12"/>
                 <w:lang w:val="en-US"/>
               </w:rPr>
-              <w:t>1.29%</w:t>
+              <w:t xml:space="preserve">1.29%</w:t>
             </w:r>
           </w:p>
         </w:tc>
@@ -23238,7 +23195,7 @@
                 <w:szCs w:val="12"/>
                 <w:lang w:val="en-US"/>
               </w:rPr>
-              <w:t>0.024</w:t>
+              <w:t xml:space="preserve">0.024</w:t>
             </w:r>
           </w:p>
         </w:tc>
@@ -23265,7 +23222,7 @@
                 <w:szCs w:val="12"/>
                 <w:lang w:val="en-US"/>
               </w:rPr>
-              <w:t>0.081</w:t>
+              <w:t xml:space="preserve">0.070</w:t>
             </w:r>
           </w:p>
         </w:tc>
@@ -23292,7 +23249,7 @@
                 <w:szCs w:val="12"/>
                 <w:lang w:val="en-US"/>
               </w:rPr>
-              <w:t>0.620</w:t>
+              <w:t xml:space="preserve">0.620</w:t>
             </w:r>
           </w:p>
         </w:tc>
@@ -23319,7 +23276,7 @@
                 <w:szCs w:val="12"/>
                 <w:lang w:val="en-US"/>
               </w:rPr>
-              <w:t>0.740</w:t>
+              <w:t xml:space="preserve">0.721</w:t>
             </w:r>
           </w:p>
         </w:tc>
@@ -23377,7 +23334,7 @@
                 <w:szCs w:val="12"/>
                 <w:lang w:val="en-US"/>
               </w:rPr>
-              <w:t>57,289</w:t>
+              <w:t xml:space="preserve">57,289</w:t>
             </w:r>
           </w:p>
         </w:tc>
@@ -23404,7 +23361,7 @@
                 <w:szCs w:val="12"/>
                 <w:lang w:val="en-US"/>
               </w:rPr>
-              <w:t>1.79%</w:t>
+              <w:t xml:space="preserve">1.79%</w:t>
             </w:r>
           </w:p>
         </w:tc>
@@ -23431,7 +23388,7 @@
                 <w:szCs w:val="12"/>
                 <w:lang w:val="en-US"/>
               </w:rPr>
-              <w:t>0.059</w:t>
+              <w:t xml:space="preserve">0.059</w:t>
             </w:r>
           </w:p>
         </w:tc>
@@ -23458,7 +23415,7 @@
                 <w:szCs w:val="12"/>
                 <w:lang w:val="en-US"/>
               </w:rPr>
-              <w:t>0.118</w:t>
+              <w:t xml:space="preserve">0.107</w:t>
             </w:r>
           </w:p>
         </w:tc>
@@ -23485,7 +23442,7 @@
                 <w:szCs w:val="12"/>
                 <w:lang w:val="en-US"/>
               </w:rPr>
-              <w:t>0.719</w:t>
+              <w:t xml:space="preserve">0.719</w:t>
             </w:r>
           </w:p>
         </w:tc>
@@ -23512,7 +23469,7 @@
                 <w:szCs w:val="12"/>
                 <w:lang w:val="en-US"/>
               </w:rPr>
-              <w:t>0.762</w:t>
+              <w:t xml:space="preserve">0.757</w:t>
             </w:r>
           </w:p>
         </w:tc>
@@ -23570,7 +23527,7 @@
                 <w:szCs w:val="12"/>
                 <w:lang w:val="en-US"/>
               </w:rPr>
-              <w:t>59,447</w:t>
+              <w:t xml:space="preserve">59,447</w:t>
             </w:r>
           </w:p>
         </w:tc>
@@ -23597,7 +23554,7 @@
                 <w:szCs w:val="12"/>
                 <w:lang w:val="en-US"/>
               </w:rPr>
-              <w:t>0.55%</w:t>
+              <w:t xml:space="preserve">0.55%</w:t>
             </w:r>
           </w:p>
         </w:tc>
@@ -23624,7 +23581,7 @@
                 <w:szCs w:val="12"/>
                 <w:lang w:val="en-US"/>
               </w:rPr>
-              <w:t>0.013</w:t>
+              <w:t xml:space="preserve">0.013</w:t>
             </w:r>
           </w:p>
         </w:tc>
@@ -23651,7 +23608,7 @@
                 <w:szCs w:val="12"/>
                 <w:lang w:val="en-US"/>
               </w:rPr>
-              <w:t>0.026</w:t>
+              <w:t xml:space="preserve">0.020</w:t>
             </w:r>
           </w:p>
         </w:tc>
@@ -23678,7 +23635,7 @@
                 <w:szCs w:val="12"/>
                 <w:lang w:val="en-US"/>
               </w:rPr>
-              <w:t>0.624</w:t>
+              <w:t xml:space="preserve">0.624</w:t>
             </w:r>
           </w:p>
         </w:tc>
@@ -23705,7 +23662,7 @@
                 <w:szCs w:val="12"/>
                 <w:lang w:val="en-US"/>
               </w:rPr>
-              <w:t>0.702</w:t>
+              <w:t xml:space="preserve">0.664</w:t>
             </w:r>
           </w:p>
         </w:tc>
@@ -23763,7 +23720,7 @@
                 <w:szCs w:val="12"/>
                 <w:lang w:val="en-US"/>
               </w:rPr>
-              <w:t>58,668</w:t>
+              <w:t xml:space="preserve">58,668</w:t>
             </w:r>
           </w:p>
         </w:tc>
@@ -23790,7 +23747,7 @@
                 <w:szCs w:val="12"/>
                 <w:lang w:val="en-US"/>
               </w:rPr>
-              <w:t>2.07%</w:t>
+              <w:t xml:space="preserve">2.07%</w:t>
             </w:r>
           </w:p>
         </w:tc>
@@ -23817,7 +23774,7 @@
                 <w:szCs w:val="12"/>
                 <w:lang w:val="en-US"/>
               </w:rPr>
-              <w:t>0.170</w:t>
+              <w:t xml:space="preserve">0.170</w:t>
             </w:r>
           </w:p>
         </w:tc>
@@ -23844,7 +23801,7 @@
                 <w:szCs w:val="12"/>
                 <w:lang w:val="en-US"/>
               </w:rPr>
-              <w:t>0.216</w:t>
+              <w:t xml:space="preserve">0.213</w:t>
             </w:r>
           </w:p>
         </w:tc>
@@ -23871,7 +23828,7 @@
                 <w:szCs w:val="12"/>
                 <w:lang w:val="en-US"/>
               </w:rPr>
-              <w:t>0.831</w:t>
+              <w:t xml:space="preserve">0.831</w:t>
             </w:r>
           </w:p>
         </w:tc>
@@ -23898,7 +23855,7 @@
                 <w:szCs w:val="12"/>
                 <w:lang w:val="en-US"/>
               </w:rPr>
-              <w:t>0.847</w:t>
+              <w:t xml:space="preserve">0.837</w:t>
             </w:r>
           </w:p>
         </w:tc>
@@ -23956,7 +23913,7 @@
                 <w:szCs w:val="12"/>
                 <w:lang w:val="en-US"/>
               </w:rPr>
-              <w:t>61,270</w:t>
+              <w:t xml:space="preserve">61,270</w:t>
             </w:r>
           </w:p>
         </w:tc>
@@ -23983,7 +23940,7 @@
                 <w:szCs w:val="12"/>
                 <w:lang w:val="en-US"/>
               </w:rPr>
-              <w:t>2.44%</w:t>
+              <w:t xml:space="preserve">2.44%</w:t>
             </w:r>
           </w:p>
         </w:tc>
@@ -24010,7 +23967,7 @@
                 <w:szCs w:val="12"/>
                 <w:lang w:val="en-US"/>
               </w:rPr>
-              <w:t>0.077</w:t>
+              <w:t xml:space="preserve">0.077</w:t>
             </w:r>
           </w:p>
         </w:tc>
@@ -24037,7 +23994,7 @@
                 <w:szCs w:val="12"/>
                 <w:lang w:val="en-US"/>
               </w:rPr>
-              <w:t>0.191</w:t>
+              <w:t xml:space="preserve">0.157</w:t>
             </w:r>
           </w:p>
         </w:tc>
@@ -24064,7 +24021,7 @@
                 <w:szCs w:val="12"/>
                 <w:lang w:val="en-US"/>
               </w:rPr>
-              <w:t>0.766</w:t>
+              <w:t xml:space="preserve">0.766</w:t>
             </w:r>
           </w:p>
         </w:tc>
@@ -24091,7 +24048,7 @@
                 <w:szCs w:val="12"/>
                 <w:lang w:val="en-US"/>
               </w:rPr>
-              <w:t>0.803</w:t>
+              <w:t xml:space="preserve">0.785</w:t>
             </w:r>
           </w:p>
         </w:tc>
@@ -24149,7 +24106,7 @@
                 <w:szCs w:val="12"/>
                 <w:lang w:val="en-US"/>
               </w:rPr>
-              <w:t>61,454</w:t>
+              <w:t xml:space="preserve">61,454</w:t>
             </w:r>
           </w:p>
         </w:tc>
@@ -24176,7 +24133,7 @@
                 <w:szCs w:val="12"/>
                 <w:lang w:val="en-US"/>
               </w:rPr>
-              <w:t>1.48%</w:t>
+              <w:t xml:space="preserve">1.48%</w:t>
             </w:r>
           </w:p>
         </w:tc>
@@ -24203,7 +24160,7 @@
                 <w:szCs w:val="12"/>
                 <w:lang w:val="en-US"/>
               </w:rPr>
-              <w:t>0.034</w:t>
+              <w:t xml:space="preserve">0.034</w:t>
             </w:r>
           </w:p>
         </w:tc>
@@ -24230,7 +24187,7 @@
                 <w:szCs w:val="12"/>
                 <w:lang w:val="en-US"/>
               </w:rPr>
-              <w:t>0.095</w:t>
+              <w:t xml:space="preserve">0.085</w:t>
             </w:r>
           </w:p>
         </w:tc>
@@ -24257,7 +24214,7 @@
                 <w:szCs w:val="12"/>
                 <w:lang w:val="en-US"/>
               </w:rPr>
-              <w:t>0.660</w:t>
+              <w:t xml:space="preserve">0.660</w:t>
             </w:r>
           </w:p>
         </w:tc>
@@ -24284,7 +24241,7 @@
                 <w:szCs w:val="12"/>
                 <w:lang w:val="en-US"/>
               </w:rPr>
-              <w:t>0.764</w:t>
+              <w:t xml:space="preserve">0.745</w:t>
             </w:r>
           </w:p>
         </w:tc>
@@ -24346,7 +24303,7 @@
                 <w:szCs w:val="12"/>
                 <w:lang w:val="en-US"/>
               </w:rPr>
-              <w:t>582,425</w:t>
+              <w:t xml:space="preserve">582,425</w:t>
             </w:r>
           </w:p>
         </w:tc>
@@ -24375,7 +24332,7 @@
                 <w:szCs w:val="12"/>
                 <w:lang w:val="en-US"/>
               </w:rPr>
-              <w:t>3.79%</w:t>
+              <w:t xml:space="preserve">3.79%</w:t>
             </w:r>
           </w:p>
         </w:tc>
@@ -24404,7 +24361,7 @@
                 <w:szCs w:val="12"/>
                 <w:lang w:val="en-US"/>
               </w:rPr>
-              <w:t>0.128</w:t>
+              <w:t xml:space="preserve">0.128</w:t>
             </w:r>
           </w:p>
         </w:tc>
@@ -24433,7 +24390,7 @@
                 <w:szCs w:val="12"/>
                 <w:lang w:val="en-US"/>
               </w:rPr>
-              <w:t>0.211</w:t>
+              <w:t xml:space="preserve">0.195</w:t>
             </w:r>
           </w:p>
         </w:tc>
@@ -24462,7 +24419,7 @@
                 <w:szCs w:val="12"/>
                 <w:lang w:val="en-US"/>
               </w:rPr>
-              <w:t>0.797</w:t>
+              <w:t xml:space="preserve">0.797</w:t>
             </w:r>
           </w:p>
         </w:tc>
@@ -24491,7 +24448,7 @@
                 <w:szCs w:val="12"/>
                 <w:lang w:val="en-US"/>
               </w:rPr>
-              <w:t>0.858</w:t>
+              <w:t xml:space="preserve">0.852</w:t>
             </w:r>
           </w:p>
         </w:tc>
@@ -24636,13 +24593,7 @@
         <w:rPr>
           <w:w w:val="110"/>
         </w:rPr>
-        <w:t xml:space="preserve">Because the models are tuned on the validation period, a large drop on the test period would indicate overfitting to the validation data or a distribution shift. Cancellation PR-AUC falls from 0.228 (validation) to 0.119 (test) in Mode A and from 0.295 to 0.196 in </w:t>
-      </w:r>
-      <w:r>
-        <w:rPr>
-          <w:w w:val="110"/>
-        </w:rPr>
-        <w:t>Mode B. The accuracy of the cause model changes from 68.7% to 70.7% (Mode A) and from 69.4% to 73.9% (Mode B); the accuracy of the unweighted delay model from 62.9% to 60.8% and from 63.4% to 61.9%.</w:t>
+        <w:t xml:space="preserve">Because the models are tuned on the validation period, a large drop on the test period would indicate overfitting to the validation data or a distribution shift. Cancellation PR-AUC falls from 0.228 (validation) to 0.119 (test) in Mode A and from 0.292 to 0.180 in Mode B. The accuracy of the cause model changes from 68.7% to 70.7% (Mode A) and from 70.3% to 75.0% (Mode B); the accuracy of the unweighted delay model from 62.9% to 60.8% and from 63.4% to 61.9%.</w:t>
       </w:r>
     </w:p>
     <w:p>
@@ -24731,7 +24682,7 @@
         <w:rPr>
           <w:w w:val="110"/>
         </w:rPr>
-        <w:t>The regularisation parameters (gamma, minimum child weight, lambda, alpha, maximum depth and the subsampling rates) are part of this search and were not adjusted manually. The selected values are listed in Table 9. Across the twelve cancellation configurations the validation PR-AUC ranged from 0.254 to 0.299 (Mode B), and across the twenty cause configurations the validation macro-F1 from 0.568 to 0.645, so the results are moderately sensitive to the hyper-parameters. The search was deliberately limited, used a single random seed and no nested validation. The selected configuration was then refitted on all training flights with its hyper-parameters stored to four decimal places and with an early-stopping patience of 50 instead of 40 rounds; therefore the validation PR-AUC of the final Mode B cancellation model (0.295, Section 4.4.2) differs slightly from that of the best search run (0.299), and its number of trees from 310 to 237. All reported results refer to the refitted final models.</w:t>
+        <w:t xml:space="preserve">The regularisation parameters (gamma, minimum child weight, lambda, alpha, maximum depth and the subsampling rates) are part of this search and were not adjusted manually. The selected values are listed in Table 9. Across the twelve cancellation configurations the validation PR-AUC ranged from 0.247 to 0.293 (Mode B), and across the twenty cause configurations the validation macro-F1 from 0.572 to 0.649, so the results are moderately sensitive to the hyper-parameters. The search was deliberately limited, used a single random seed and no nested validation. The selected configuration was then refitted on all training flights with its hyper-parameters stored to four decimal places and with an early-stopping patience of 50 instead of 40 rounds; therefore the validation PR-AUC of the final Mode B cancellation model (0.292, Section 4.4.2) differs slightly from that of the best search run (0.293), and its number of trees from 77 to 78. The class-weight scheme is part of the search: the configuration selected for the Mode B cancellation model uses scale_pos_weight = n_neg/n_pos (about 33), so its raw scores are not calibrated probabilities (Section 4.1). For comparison, the configuration selected for the Mode A cancellation model, fitted on the Mode B inputs, reaches a validation PR-AUC of 0.297 and a test PR-AUC of 0.195 (a post-hoc check that was not used for selection; Mode B model: 0.292 and 0.180), so the validation period cannot discriminate between such near-equivalent configurations. All reported results refer to the refitted final models.</w:t>
       </w:r>
     </w:p>
     <w:p>
@@ -25184,7 +25135,7 @@
                 <w:szCs w:val="10"/>
                 <w:lang w:val="en-US"/>
               </w:rPr>
-              <w:t>0.041</w:t>
+              <w:t xml:space="preserve">0.059</w:t>
             </w:r>
           </w:p>
         </w:tc>
@@ -25210,7 +25161,7 @@
                 <w:szCs w:val="10"/>
                 <w:lang w:val="en-US"/>
               </w:rPr>
-              <w:t>4</w:t>
+              <w:t xml:space="preserve">4</w:t>
             </w:r>
           </w:p>
         </w:tc>
@@ -25236,7 +25187,7 @@
                 <w:szCs w:val="10"/>
                 <w:lang w:val="en-US"/>
               </w:rPr>
-              <w:t>2</w:t>
+              <w:t xml:space="preserve">7</w:t>
             </w:r>
           </w:p>
         </w:tc>
@@ -25262,7 +25213,7 @@
                 <w:szCs w:val="10"/>
                 <w:lang w:val="en-US"/>
               </w:rPr>
-              <w:t>0.80</w:t>
+              <w:t xml:space="preserve">0.87</w:t>
             </w:r>
           </w:p>
         </w:tc>
@@ -25288,7 +25239,7 @@
                 <w:szCs w:val="10"/>
                 <w:lang w:val="en-US"/>
               </w:rPr>
-              <w:t>0.69</w:t>
+              <w:t xml:space="preserve">0.90</w:t>
             </w:r>
           </w:p>
         </w:tc>
@@ -25314,7 +25265,7 @@
                 <w:szCs w:val="10"/>
                 <w:lang w:val="en-US"/>
               </w:rPr>
-              <w:t>2.91</w:t>
+              <w:t xml:space="preserve">2.04</w:t>
             </w:r>
           </w:p>
         </w:tc>
@@ -25340,7 +25291,7 @@
                 <w:szCs w:val="10"/>
                 <w:lang w:val="en-US"/>
               </w:rPr>
-              <w:t>0.5</w:t>
+              <w:t xml:space="preserve">1</w:t>
             </w:r>
           </w:p>
         </w:tc>
@@ -25366,7 +25317,7 @@
                 <w:szCs w:val="10"/>
                 <w:lang w:val="en-US"/>
               </w:rPr>
-              <w:t>0.5</w:t>
+              <w:t xml:space="preserve">3</w:t>
             </w:r>
           </w:p>
         </w:tc>
@@ -25391,7 +25342,7 @@
                 <w:szCs w:val="10"/>
                 <w:lang w:val="en-US"/>
               </w:rPr>
-              <w:t>none</w:t>
+              <w:t xml:space="preserve">n_neg/n_pos</w:t>
             </w:r>
           </w:p>
         </w:tc>
@@ -25417,7 +25368,7 @@
                 <w:szCs w:val="10"/>
                 <w:lang w:val="en-US"/>
               </w:rPr>
-              <w:t>237</w:t>
+              <w:t xml:space="preserve">78</w:t>
             </w:r>
           </w:p>
         </w:tc>
@@ -25473,7 +25424,7 @@
                 <w:szCs w:val="10"/>
                 <w:lang w:val="en-US"/>
               </w:rPr>
-              <w:t>0.082</w:t>
+              <w:t xml:space="preserve">0.082</w:t>
             </w:r>
           </w:p>
         </w:tc>
@@ -25499,7 +25450,7 @@
                 <w:szCs w:val="10"/>
                 <w:lang w:val="en-US"/>
               </w:rPr>
-              <w:t>5</w:t>
+              <w:t xml:space="preserve">5</w:t>
             </w:r>
           </w:p>
         </w:tc>
@@ -25525,7 +25476,7 @@
                 <w:szCs w:val="10"/>
                 <w:lang w:val="en-US"/>
               </w:rPr>
-              <w:t>6</w:t>
+              <w:t xml:space="preserve">6</w:t>
             </w:r>
           </w:p>
         </w:tc>
@@ -25551,7 +25502,7 @@
                 <w:szCs w:val="10"/>
                 <w:lang w:val="en-US"/>
               </w:rPr>
-              <w:t>0.89</w:t>
+              <w:t xml:space="preserve">0.89</w:t>
             </w:r>
           </w:p>
         </w:tc>
@@ -25577,7 +25528,7 @@
                 <w:szCs w:val="10"/>
                 <w:lang w:val="en-US"/>
               </w:rPr>
-              <w:t>0.92</w:t>
+              <w:t xml:space="preserve">0.92</w:t>
             </w:r>
           </w:p>
         </w:tc>
@@ -25603,7 +25554,7 @@
                 <w:szCs w:val="10"/>
                 <w:lang w:val="en-US"/>
               </w:rPr>
-              <w:t>0.93</w:t>
+              <w:t xml:space="preserve">0.93</w:t>
             </w:r>
           </w:p>
         </w:tc>
@@ -25629,7 +25580,7 @@
                 <w:szCs w:val="10"/>
                 <w:lang w:val="en-US"/>
               </w:rPr>
-              <w:t>3</w:t>
+              <w:t xml:space="preserve">3</w:t>
             </w:r>
           </w:p>
         </w:tc>
@@ -25655,7 +25606,7 @@
                 <w:szCs w:val="10"/>
                 <w:lang w:val="en-US"/>
               </w:rPr>
-              <w:t>1</w:t>
+              <w:t xml:space="preserve">1</w:t>
             </w:r>
           </w:p>
         </w:tc>
@@ -25680,7 +25631,7 @@
                 <w:szCs w:val="10"/>
                 <w:lang w:val="en-US"/>
               </w:rPr>
-              <w:t>none</w:t>
+              <w:t xml:space="preserve">none</w:t>
             </w:r>
           </w:p>
         </w:tc>
@@ -25706,7 +25657,7 @@
                 <w:szCs w:val="10"/>
                 <w:lang w:val="en-US"/>
               </w:rPr>
-              <w:t>115</w:t>
+              <w:t xml:space="preserve">145</w:t>
             </w:r>
           </w:p>
         </w:tc>
@@ -25762,7 +25713,7 @@
                 <w:szCs w:val="10"/>
                 <w:lang w:val="en-US"/>
               </w:rPr>
-              <w:t>0.053</w:t>
+              <w:t xml:space="preserve">0.053</w:t>
             </w:r>
           </w:p>
         </w:tc>
@@ -25788,7 +25739,7 @@
                 <w:szCs w:val="10"/>
                 <w:lang w:val="en-US"/>
               </w:rPr>
-              <w:t>5</w:t>
+              <w:t xml:space="preserve">5</w:t>
             </w:r>
           </w:p>
         </w:tc>
@@ -25814,7 +25765,7 @@
                 <w:szCs w:val="10"/>
                 <w:lang w:val="en-US"/>
               </w:rPr>
-              <w:t>30</w:t>
+              <w:t xml:space="preserve">30</w:t>
             </w:r>
           </w:p>
         </w:tc>
@@ -25840,7 +25791,7 @@
                 <w:szCs w:val="10"/>
                 <w:lang w:val="en-US"/>
               </w:rPr>
-              <w:t>0.91</w:t>
+              <w:t xml:space="preserve">0.91</w:t>
             </w:r>
           </w:p>
         </w:tc>
@@ -25866,7 +25817,7 @@
                 <w:szCs w:val="10"/>
                 <w:lang w:val="en-US"/>
               </w:rPr>
-              <w:t>0.66</w:t>
+              <w:t xml:space="preserve">0.66</w:t>
             </w:r>
           </w:p>
         </w:tc>
@@ -25892,7 +25843,7 @@
                 <w:szCs w:val="10"/>
                 <w:lang w:val="en-US"/>
               </w:rPr>
-              <w:t>4.13</w:t>
+              <w:t xml:space="preserve">4.13</w:t>
             </w:r>
           </w:p>
         </w:tc>
@@ -25918,7 +25869,7 @@
                 <w:szCs w:val="10"/>
                 <w:lang w:val="en-US"/>
               </w:rPr>
-              <w:t>3</w:t>
+              <w:t xml:space="preserve">3</w:t>
             </w:r>
           </w:p>
         </w:tc>
@@ -25944,7 +25895,7 @@
                 <w:szCs w:val="10"/>
                 <w:lang w:val="en-US"/>
               </w:rPr>
-              <w:t>3</w:t>
+              <w:t xml:space="preserve">3</w:t>
             </w:r>
           </w:p>
         </w:tc>
@@ -25969,7 +25920,7 @@
                 <w:szCs w:val="10"/>
                 <w:lang w:val="en-US"/>
               </w:rPr>
-              <w:t>none</w:t>
+              <w:t xml:space="preserve">none</w:t>
             </w:r>
           </w:p>
         </w:tc>
@@ -25995,7 +25946,7 @@
                 <w:szCs w:val="10"/>
                 <w:lang w:val="en-US"/>
               </w:rPr>
-              <w:t>797</w:t>
+              <w:t xml:space="preserve">786</w:t>
             </w:r>
           </w:p>
         </w:tc>
@@ -26057,7 +26008,7 @@
                 <w:szCs w:val="10"/>
                 <w:lang w:val="en-US"/>
               </w:rPr>
-              <w:t>0.082</w:t>
+              <w:t xml:space="preserve">0.082</w:t>
             </w:r>
           </w:p>
         </w:tc>
@@ -26086,7 +26037,7 @@
                 <w:szCs w:val="10"/>
                 <w:lang w:val="en-US"/>
               </w:rPr>
-              <w:t>7</w:t>
+              <w:t xml:space="preserve">7</w:t>
             </w:r>
           </w:p>
         </w:tc>
@@ -26115,7 +26066,7 @@
                 <w:szCs w:val="10"/>
                 <w:lang w:val="en-US"/>
               </w:rPr>
-              <w:t>2</w:t>
+              <w:t xml:space="preserve">2</w:t>
             </w:r>
           </w:p>
         </w:tc>
@@ -26144,7 +26095,7 @@
                 <w:szCs w:val="10"/>
                 <w:lang w:val="en-US"/>
               </w:rPr>
-              <w:t>0.76</w:t>
+              <w:t xml:space="preserve">0.76</w:t>
             </w:r>
           </w:p>
         </w:tc>
@@ -26173,7 +26124,7 @@
                 <w:szCs w:val="10"/>
                 <w:lang w:val="en-US"/>
               </w:rPr>
-              <w:t>0.83</w:t>
+              <w:t xml:space="preserve">0.83</w:t>
             </w:r>
           </w:p>
         </w:tc>
@@ -26202,7 +26153,7 @@
                 <w:szCs w:val="10"/>
                 <w:lang w:val="en-US"/>
               </w:rPr>
-              <w:t>2.53</w:t>
+              <w:t xml:space="preserve">2.53</w:t>
             </w:r>
           </w:p>
         </w:tc>
@@ -26231,7 +26182,7 @@
                 <w:szCs w:val="10"/>
                 <w:lang w:val="en-US"/>
               </w:rPr>
-              <w:t>0.1</w:t>
+              <w:t xml:space="preserve">0.1</w:t>
             </w:r>
           </w:p>
         </w:tc>
@@ -26260,7 +26211,7 @@
                 <w:szCs w:val="10"/>
                 <w:lang w:val="en-US"/>
               </w:rPr>
-              <w:t>0</w:t>
+              <w:t xml:space="preserve">0</w:t>
             </w:r>
           </w:p>
         </w:tc>
@@ -26288,7 +26239,7 @@
                 <w:szCs w:val="10"/>
                 <w:lang w:val="en-US"/>
               </w:rPr>
-              <w:t>balanced</w:t>
+              <w:t xml:space="preserve">balanced</w:t>
             </w:r>
           </w:p>
         </w:tc>
@@ -26317,7 +26268,7 @@
                 <w:szCs w:val="10"/>
                 <w:lang w:val="en-US"/>
               </w:rPr>
-              <w:t>799</w:t>
+              <w:t xml:space="preserve">799</w:t>
             </w:r>
           </w:p>
         </w:tc>
@@ -26382,11 +26333,6 @@
           <w:w w:val="110"/>
         </w:rPr>
         <w:t xml:space="preserve">Three ways of handling the rarity of cancellations were compared on the validation period with a basic feature set (calendar, schedule, previous-day weather at the origin and the training-period cancellation rate of the airline; Table 10): no balancing, class weighting, and SMOTE-NC (Chawla et al., 2002) applied to the training period only, with airline, origin and destination as categorical features. With weather, the validation PR-AUC was 0.058 without balancing, 0.064 with class weighting and 0.046 with SMOTE-NC; without weather the corresponding values were 0.050, 0.058 and 0.052. SMOTE-NC therefore did not improve the ranking quality, and the final models use no resampling. Precision, recall and F1 in the table refer to the validation threshold that maximises F1. The values in Table 10 come </w:t>
-      </w:r>
-      <w:r>
-        <w:rPr>
-          <w:w w:val="110"/>
-        </w:rPr>
         <w:lastRenderedPageBreak/>
         <w:t>from a separate experiment and are not directly comparable with the ablation in Table 11 (for example 0.058 here against 0.069 for feature set A): to allow SMOTE-NC, missing numeric values are imputed with training-period medians, the training-period cancellation rate of the airline is an additional input, and the learning rate is 0.05 with at most 600 trees, whereas the ablation keeps missing values for native handling and uses a learning rate of 0.08, at most 800 trees and a square-root class weight (scale_pos_weight = sqrt(n_neg/n_pos)). Comparisons are therefore made within each table.</w:t>
       </w:r>
@@ -26405,7 +26351,7 @@
         <w:rPr>
           <w:w w:val="110"/>
         </w:rPr>
-        <w:t>The rare classes remain difficult in the final models: the recall of the national-air-system cancellations is 13% (Mode B) and the class of delays of 16-30 minutes is not predicted by the unweighted delay model. Cost-sensitive learning (Elkan, 2001) and class weighting trade overall accuracy for rare-class recall; the choice depends on the application and is not made here.</w:t>
+        <w:t xml:space="preserve">The rare classes remain difficult in the final models: the recall of the national-air-system cancellations is 12% (Mode B) and the class of delays of 16-30 minutes is not predicted by the unweighted delay model. Cost-sensitive learning (Elkan, 2001) and class weighting trade overall accuracy for rare-class recall; the choice depends on the application and is not made here.</w:t>
       </w:r>
     </w:p>
     <w:p>
@@ -27880,7 +27826,7 @@
         <w:rPr>
           <w:w w:val="110"/>
         </w:rPr>
-        <w:t>Ablation (Table 11, validation period): starting from calendar, schedule and previous-day weather (set A), adding the history features raises the cancellation PR-AUC from 0.069 to 0.212. Adding holidays and destination weather (set C: 0.207) does not help further, and removing the weather variables altogether does not hurt (set D: 0.220); removing the history features instead drops the PR-AUC to 0.067. The same-day state of Mode B raises it to 0.283 (set G). For the cause model, the accuracy rises from 54.8% (set A) to 61.7% (set C) and 64.5% with the same-day state, and weather variables contribute a few points there (set C vs D: 61.7% vs 59.1%). For the unweighted delay model the accuracy is nearly unchanged across all feature sets (61.5%-63.2%). Weather observed on the previous day therefore adds little to the prediction of cancellations once recent operational history is known, presumably because the history already reflects the weather regime.</w:t>
+        <w:t xml:space="preserve">Ablation (Table 11, validation period): starting from calendar, schedule and previous-day weather (set A), adding the history features raises the cancellation PR-AUC from 0.069 to 0.212. Adding holidays and destination weather (set C: 0.207) does not help further, and removing the weather variables altogether does not hurt (set D: 0.220); removing the history features instead drops the PR-AUC to 0.067. The same-day state of Mode B raises it to 0.290 (set G). For the cause model, the accuracy rises from 54.8% (set A) to 61.7% (set C) and 64.2% with the same-day state, and weather variables contribute a few points there (set C vs D: 61.7% vs 59.1%). For the unweighted delay model the accuracy is nearly unchanged across all feature sets (61.5%-63.2%). Weather observed on the previous day therefore adds little to the prediction of cancellations once recent operational history is known, presumably because the history already reflects the weather regime.</w:t>
       </w:r>
     </w:p>
     <w:p>
@@ -28758,7 +28704,7 @@
                 <w:szCs w:val="12"/>
                 <w:lang w:val="en-US"/>
               </w:rPr>
-              <w:t>0.283</w:t>
+              <w:t xml:space="preserve">0.290</w:t>
             </w:r>
           </w:p>
         </w:tc>
@@ -28784,7 +28730,7 @@
                 <w:szCs w:val="12"/>
                 <w:lang w:val="en-US"/>
               </w:rPr>
-              <w:t>64.5%</w:t>
+              <w:t xml:space="preserve">64.2%</w:t>
             </w:r>
           </w:p>
         </w:tc>
@@ -28810,7 +28756,7 @@
                 <w:szCs w:val="12"/>
                 <w:lang w:val="en-US"/>
               </w:rPr>
-              <w:t>63.2%</w:t>
+              <w:t xml:space="preserve">63.2%</w:t>
             </w:r>
           </w:p>
         </w:tc>
@@ -28866,7 +28812,7 @@
                 <w:szCs w:val="12"/>
                 <w:lang w:val="en-US"/>
               </w:rPr>
-              <w:t>0.282</w:t>
+              <w:t xml:space="preserve">0.288</w:t>
             </w:r>
           </w:p>
         </w:tc>
@@ -28892,7 +28838,7 @@
                 <w:szCs w:val="12"/>
                 <w:lang w:val="en-US"/>
               </w:rPr>
-              <w:t>62.7%</w:t>
+              <w:t xml:space="preserve">62.0%</w:t>
             </w:r>
           </w:p>
         </w:tc>
@@ -28918,7 +28864,7 @@
                 <w:szCs w:val="12"/>
                 <w:lang w:val="en-US"/>
               </w:rPr>
-              <w:t>63.1%</w:t>
+              <w:t xml:space="preserve">63.2%</w:t>
             </w:r>
           </w:p>
         </w:tc>
@@ -28980,7 +28926,7 @@
                 <w:szCs w:val="12"/>
                 <w:lang w:val="en-US"/>
               </w:rPr>
-              <w:t>0.238</w:t>
+              <w:t xml:space="preserve">0.242</w:t>
             </w:r>
           </w:p>
         </w:tc>
@@ -29009,7 +28955,7 @@
                 <w:szCs w:val="12"/>
                 <w:lang w:val="en-US"/>
               </w:rPr>
-              <w:t>57.4%</w:t>
+              <w:t xml:space="preserve">57.8%</w:t>
             </w:r>
           </w:p>
         </w:tc>
@@ -29038,7 +28984,7 @@
                 <w:szCs w:val="12"/>
                 <w:lang w:val="en-US"/>
               </w:rPr>
-              <w:t>63.0%</w:t>
+              <w:t xml:space="preserve">63.0%</w:t>
             </w:r>
           </w:p>
         </w:tc>
@@ -29058,13 +29004,7 @@
         <w:rPr>
           <w:w w:val="110"/>
         </w:rPr>
-        <w:t xml:space="preserve">Explainability: SHAP contributions (Lundberg &amp; Lee, 2017) were computed for 30,000 random test flights. In the Mode B cancellation model the most important inputs are the same-day cancellation rate of the airline (L_AIR_CANCEL), the previous-day and previous-week airline cancellation rates </w:t>
-      </w:r>
-      <w:r>
-        <w:rPr>
-          <w:w w:val="110"/>
-        </w:rPr>
-        <w:t>(H_AIR_D1_CANCEL, H_AIR_D7_CANCEL), the destination airport and the nation-wide same-day cancellation rate (Figure 6). The cause model relies mainly on the airline (AIRLINE_CODE), the airports and the seasonal position of the date (Figure 7), and the delay model on the airline, the scheduled departure minute and the airports (Figure 8). Meteorological inputs do not appear among the most important features of the cancellation model.</w:t>
+        <w:t xml:space="preserve">Explainability: SHAP contributions (Lundberg &amp; Lee, 2017) were computed for 30,000 random test flights. In the Mode B cancellation model the most important inputs are the same-day cancellation rate of the airline (L_AIR_CANCEL), the previous-day airline cancellation rate (H_AIR_D1_CANCEL), the nation-wide same-day cancellation rate (L_NAT_CANCEL), the previous-week airline cancellation rate (H_AIR_D7_CANCEL) and the destination airport (Figure 6). The cause model relies mainly on the airline (AIRLINE_CODE), the airports and the seasonal position of the date (Figure 7), and the delay model on the airline, the scheduled departure minute and the airports (Figure 8). Meteorological inputs do not appear among the most important features of the cancellation model.</w:t>
       </w:r>
     </w:p>
     <w:p>
@@ -29098,7 +29038,7 @@
         <w:rPr>
           <w:w w:val="110"/>
         </w:rPr>
-        <w:t>Cost-sensitive alerting: the costs of a false alarm and of a missed cancellation are unknown and depend on the user (passenger, airline), so we analyse relative costs: a false alarm costs one unit and a missed cancellation costs r units. For each r the decision threshold that minimises the total cost on the validation period is applied to the test period (Table 12, Figure 15). In Mode B alerts do not pay off at r = 2 (-2.9% relative to issuing no alerts), and save 7.9%, 25.0%, 43.8% and 64.9% at r = 5, 10, 20 and 50; at r = 10 the alert rate is 10.5%, recall 56.2% and precision 15.3%. These figures depend entirely on the assumed cost ratio and on the prevalence of the test period; they are not monetary estimates. No threshold or annual monetary benefit derived from assumed unit costs is reported, because the unit costs are not known and an extrapolation to a year would not be justified. Confusion matrices are given in Figure 9.</w:t>
+        <w:t xml:space="preserve">Cost-sensitive alerting: the costs of a false alarm and of a missed cancellation are unknown and depend on the user (passenger, airline), so we analyse relative costs: a false alarm costs one unit and a missed cancellation costs r units. For each r the decision threshold that minimises the total cost on the validation period is applied to the test period (Table 12, Figure 15). In Mode B alerts do not pay off at r = 2 (-3.1% relative to issuing no alerts), and save 8.8%, 24.0%, 42.7% and 63.2% at r = 5, 10, 20 and 50; at r = 10 the alert rate is 11.5%, recall 58.5% and precision 14.5%. The thresholds of Table 12 refer to the class-weighted Mode B scores. These figures depend entirely on the assumed cost ratio and on the prevalence of the test period; they are not monetary estimates. No threshold or annual monetary benefit derived from assumed unit costs is reported, because the unit costs are not known and an extrapolation to a year would not be justified. Confusion matrices are given in Figure 9.</w:t>
       </w:r>
     </w:p>
     <w:p>
@@ -29394,7 +29334,7 @@
                 <w:szCs w:val="12"/>
                 <w:lang w:val="en-US"/>
               </w:rPr>
-              <w:t>0.298</w:t>
+              <w:t xml:space="preserve">0.901</w:t>
             </w:r>
           </w:p>
         </w:tc>
@@ -29420,7 +29360,7 @@
                 <w:szCs w:val="12"/>
                 <w:lang w:val="en-US"/>
               </w:rPr>
-              <w:t>1.6%</w:t>
+              <w:t xml:space="preserve">1.5%</w:t>
             </w:r>
           </w:p>
         </w:tc>
@@ -29446,7 +29386,7 @@
                 <w:szCs w:val="12"/>
                 <w:lang w:val="en-US"/>
               </w:rPr>
-              <w:t>17.2%</w:t>
+              <w:t xml:space="preserve">15.6%</w:t>
             </w:r>
           </w:p>
         </w:tc>
@@ -29472,7 +29412,7 @@
                 <w:szCs w:val="12"/>
                 <w:lang w:val="en-US"/>
               </w:rPr>
-              <w:t>30.0%</w:t>
+              <w:t xml:space="preserve">29.4%</w:t>
             </w:r>
           </w:p>
         </w:tc>
@@ -29498,7 +29438,7 @@
                 <w:szCs w:val="12"/>
                 <w:lang w:val="en-US"/>
               </w:rPr>
-              <w:t>-2.9%</w:t>
+              <w:t xml:space="preserve">-3.1%</w:t>
             </w:r>
           </w:p>
         </w:tc>
@@ -29555,7 +29495,7 @@
                 <w:szCs w:val="12"/>
                 <w:lang w:val="en-US"/>
               </w:rPr>
-              <w:t>0.143</w:t>
+              <w:t xml:space="preserve">0.843</w:t>
             </w:r>
           </w:p>
         </w:tc>
@@ -29581,7 +29521,7 @@
                 <w:szCs w:val="12"/>
                 <w:lang w:val="en-US"/>
               </w:rPr>
-              <w:t>5.7%</w:t>
+              <w:t xml:space="preserve">4.8%</w:t>
             </w:r>
           </w:p>
         </w:tc>
@@ -29607,7 +29547,7 @@
                 <w:szCs w:val="12"/>
                 <w:lang w:val="en-US"/>
               </w:rPr>
-              <w:t>39.6%</w:t>
+              <w:t xml:space="preserve">35.4%</w:t>
             </w:r>
           </w:p>
         </w:tc>
@@ -29633,7 +29573,7 @@
                 <w:szCs w:val="12"/>
                 <w:lang w:val="en-US"/>
               </w:rPr>
-              <w:t>20.0%</w:t>
+              <w:t xml:space="preserve">21.0%</w:t>
             </w:r>
           </w:p>
         </w:tc>
@@ -29659,7 +29599,7 @@
                 <w:szCs w:val="12"/>
                 <w:lang w:val="en-US"/>
               </w:rPr>
-              <w:t>+7.9%</w:t>
+              <w:t xml:space="preserve">+8.8%</w:t>
             </w:r>
           </w:p>
         </w:tc>
@@ -29716,7 +29656,7 @@
                 <w:szCs w:val="12"/>
                 <w:lang w:val="en-US"/>
               </w:rPr>
-              <w:t>0.084</w:t>
+              <w:t xml:space="preserve">0.726</w:t>
             </w:r>
           </w:p>
         </w:tc>
@@ -29742,7 +29682,7 @@
                 <w:szCs w:val="12"/>
                 <w:lang w:val="en-US"/>
               </w:rPr>
-              <w:t>10.5%</w:t>
+              <w:t xml:space="preserve">11.5%</w:t>
             </w:r>
           </w:p>
         </w:tc>
@@ -29768,7 +29708,7 @@
                 <w:szCs w:val="12"/>
                 <w:lang w:val="en-US"/>
               </w:rPr>
-              <w:t>56.2%</w:t>
+              <w:t xml:space="preserve">58.5%</w:t>
             </w:r>
           </w:p>
         </w:tc>
@@ -29794,7 +29734,7 @@
                 <w:szCs w:val="12"/>
                 <w:lang w:val="en-US"/>
               </w:rPr>
-              <w:t>15.3%</w:t>
+              <w:t xml:space="preserve">14.5%</w:t>
             </w:r>
           </w:p>
         </w:tc>
@@ -29820,7 +29760,7 @@
                 <w:szCs w:val="12"/>
                 <w:lang w:val="en-US"/>
               </w:rPr>
-              <w:t>+25.0%</w:t>
+              <w:t xml:space="preserve">+24.0%</w:t>
             </w:r>
           </w:p>
         </w:tc>
@@ -29877,7 +29817,7 @@
                 <w:szCs w:val="12"/>
                 <w:lang w:val="en-US"/>
               </w:rPr>
-              <w:t>0.043</w:t>
+              <w:t xml:space="preserve">0.617</w:t>
             </w:r>
           </w:p>
         </w:tc>
@@ -29903,7 +29843,7 @@
                 <w:szCs w:val="12"/>
                 <w:lang w:val="en-US"/>
               </w:rPr>
-              <w:t>18.4%</w:t>
+              <w:t xml:space="preserve">17.6%</w:t>
             </w:r>
           </w:p>
         </w:tc>
@@ -29929,7 +29869,7 @@
                 <w:szCs w:val="12"/>
                 <w:lang w:val="en-US"/>
               </w:rPr>
-              <w:t>72.3%</w:t>
+              <w:t xml:space="preserve">70.0%</w:t>
             </w:r>
           </w:p>
         </w:tc>
@@ -29955,7 +29895,7 @@
                 <w:szCs w:val="12"/>
                 <w:lang w:val="en-US"/>
               </w:rPr>
-              <w:t>11.3%</w:t>
+              <w:t xml:space="preserve">11.3%</w:t>
             </w:r>
           </w:p>
         </w:tc>
@@ -29981,7 +29921,7 @@
                 <w:szCs w:val="12"/>
                 <w:lang w:val="en-US"/>
               </w:rPr>
-              <w:t>+43.8%</w:t>
+              <w:t xml:space="preserve">+42.7%</w:t>
             </w:r>
           </w:p>
         </w:tc>
@@ -30044,7 +29984,7 @@
                 <w:szCs w:val="12"/>
                 <w:lang w:val="en-US"/>
               </w:rPr>
-              <w:t>0.018</w:t>
+              <w:t xml:space="preserve">0.393</w:t>
             </w:r>
           </w:p>
         </w:tc>
@@ -30073,7 +30013,7 @@
                 <w:szCs w:val="12"/>
                 <w:lang w:val="en-US"/>
               </w:rPr>
-              <w:t>32.4%</w:t>
+              <w:t xml:space="preserve">31.4%</w:t>
             </w:r>
           </w:p>
         </w:tc>
@@ -30102,7 +30042,7 @@
                 <w:szCs w:val="12"/>
                 <w:lang w:val="en-US"/>
               </w:rPr>
-              <w:t>85.9%</w:t>
+              <w:t xml:space="preserve">83.5%</w:t>
             </w:r>
           </w:p>
         </w:tc>
@@ -30131,7 +30071,7 @@
                 <w:szCs w:val="12"/>
                 <w:lang w:val="en-US"/>
               </w:rPr>
-              <w:t>7.6%</w:t>
+              <w:t xml:space="preserve">7.6%</w:t>
             </w:r>
           </w:p>
         </w:tc>
@@ -30160,7 +30100,7 @@
                 <w:szCs w:val="12"/>
                 <w:lang w:val="en-US"/>
               </w:rPr>
-              <w:t>+64.9%</w:t>
+              <w:t xml:space="preserve">+63.2%</w:t>
             </w:r>
           </w:p>
         </w:tc>
@@ -30265,7 +30205,7 @@
         <w:rPr>
           <w:w w:val="110"/>
         </w:rPr>
-        <w:t>Multicollinearity: variance inflation factors were computed for the 53 numeric features of the final feature set on a 150,000-flight training sample (Table 13, Figure 16). 20 features have VIF above 10 and 27 feature pairs have an absolute correlation of at least 0.8 (O'Brien, 2007). The highest values belong to the nested history aggregates (7-day versus previous-day, nation-wide versus airport-level) and to the sine/cosine calendar encodings. Gradient-boosted trees are robust to collinearity as far as prediction is concerned, but SHAP importance is split between correlated features.</w:t>
+        <w:t xml:space="preserve">Multicollinearity: variance inflation factors were computed for the 53 numeric features of the final feature set on a 150,000-flight training sample (Table 13, Figure 16). 21 features have VIF above 10 and 26 feature pairs have an absolute correlation of at least 0.8 (O'Brien, 2007). The highest values belong to the nested history aggregates (7-day versus previous-day, nation-wide versus airport-level) and to the sine/cosine calendar encodings. Gradient-boosted trees are robust to collinearity as far as prediction is concerned, but SHAP importance is split between correlated features.</w:t>
       </w:r>
     </w:p>
     <w:p>
@@ -30406,7 +30346,7 @@
                 <w:lang w:val="en-US"/>
               </w:rPr>
               <w:lastRenderedPageBreak/>
-              <w:t>H_NAT_D7_DELAY15</w:t>
+              <w:t xml:space="preserve">H_NAT_D7_DELAY15</w:t>
             </w:r>
           </w:p>
         </w:tc>
@@ -30432,7 +30372,7 @@
                 <w:szCs w:val="12"/>
                 <w:lang w:val="en-US"/>
               </w:rPr>
-              <w:t>152.9</w:t>
+              <w:t xml:space="preserve">153.7</w:t>
             </w:r>
           </w:p>
         </w:tc>
@@ -30462,7 +30402,7 @@
                 <w:szCs w:val="12"/>
                 <w:lang w:val="en-US"/>
               </w:rPr>
-              <w:t>H_NAT_D7_MEANDELAY</w:t>
+              <w:t xml:space="preserve">H_NAT_D7_MEANDELAY</w:t>
             </w:r>
           </w:p>
         </w:tc>
@@ -30488,7 +30428,7 @@
                 <w:szCs w:val="12"/>
                 <w:lang w:val="en-US"/>
               </w:rPr>
-              <w:t>151.4</w:t>
+              <w:t xml:space="preserve">152.0</w:t>
             </w:r>
           </w:p>
         </w:tc>
@@ -30518,7 +30458,7 @@
                 <w:szCs w:val="12"/>
                 <w:lang w:val="en-US"/>
               </w:rPr>
-              <w:t>D1_tavg</w:t>
+              <w:t xml:space="preserve">D1_tavg</w:t>
             </w:r>
           </w:p>
         </w:tc>
@@ -30544,7 +30484,7 @@
                 <w:szCs w:val="12"/>
                 <w:lang w:val="en-US"/>
               </w:rPr>
-              <w:t>73.6</w:t>
+              <w:t xml:space="preserve">73.6</w:t>
             </w:r>
           </w:p>
         </w:tc>
@@ -30574,7 +30514,7 @@
                 <w:szCs w:val="12"/>
                 <w:lang w:val="en-US"/>
               </w:rPr>
-              <w:t>H_NAT_D1_DELAY15</w:t>
+              <w:t xml:space="preserve">H_NAT_D1_DELAY15</w:t>
             </w:r>
           </w:p>
         </w:tc>
@@ -30600,7 +30540,7 @@
                 <w:szCs w:val="12"/>
                 <w:lang w:val="en-US"/>
               </w:rPr>
-              <w:t>65.3</w:t>
+              <w:t xml:space="preserve">65.7</w:t>
             </w:r>
           </w:p>
         </w:tc>
@@ -30630,7 +30570,7 @@
                 <w:szCs w:val="12"/>
                 <w:lang w:val="en-US"/>
               </w:rPr>
-              <w:t>H_NAT_D1_MEANDELAY</w:t>
+              <w:t xml:space="preserve">H_NAT_D1_MEANDELAY</w:t>
             </w:r>
           </w:p>
         </w:tc>
@@ -30656,7 +30596,7 @@
                 <w:szCs w:val="12"/>
                 <w:lang w:val="en-US"/>
               </w:rPr>
-              <w:t>60.5</w:t>
+              <w:t xml:space="preserve">61.3</w:t>
             </w:r>
           </w:p>
         </w:tc>
@@ -30686,7 +30626,7 @@
                 <w:szCs w:val="12"/>
                 <w:lang w:val="en-US"/>
               </w:rPr>
-              <w:t>DOY_COS</w:t>
+              <w:t xml:space="preserve">DOY_COS</w:t>
             </w:r>
           </w:p>
         </w:tc>
@@ -30712,7 +30652,7 @@
                 <w:szCs w:val="12"/>
                 <w:lang w:val="en-US"/>
               </w:rPr>
-              <w:t>48.0</w:t>
+              <w:t xml:space="preserve">48.0</w:t>
             </w:r>
           </w:p>
         </w:tc>
@@ -30742,7 +30682,7 @@
                 <w:szCs w:val="12"/>
                 <w:lang w:val="en-US"/>
               </w:rPr>
-              <w:t>MONTH_COS</w:t>
+              <w:t xml:space="preserve">MONTH_COS</w:t>
             </w:r>
           </w:p>
         </w:tc>
@@ -30768,7 +30708,7 @@
                 <w:szCs w:val="12"/>
                 <w:lang w:val="en-US"/>
               </w:rPr>
-              <w:t>47.3</w:t>
+              <w:t xml:space="preserve">47.3</w:t>
             </w:r>
           </w:p>
         </w:tc>
@@ -30798,7 +30738,7 @@
                 <w:szCs w:val="12"/>
                 <w:lang w:val="en-US"/>
               </w:rPr>
-              <w:t>MONTH_SIN</w:t>
+              <w:t xml:space="preserve">MONTH_SIN</w:t>
             </w:r>
           </w:p>
         </w:tc>
@@ -30824,7 +30764,7 @@
                 <w:szCs w:val="12"/>
                 <w:lang w:val="en-US"/>
               </w:rPr>
-              <w:t>46.4</w:t>
+              <w:t xml:space="preserve">46.4</w:t>
             </w:r>
           </w:p>
         </w:tc>
@@ -30854,7 +30794,7 @@
                 <w:szCs w:val="12"/>
                 <w:lang w:val="en-US"/>
               </w:rPr>
-              <w:t>DOY_SIN</w:t>
+              <w:t xml:space="preserve">DOY_SIN</w:t>
             </w:r>
           </w:p>
         </w:tc>
@@ -30880,7 +30820,7 @@
                 <w:szCs w:val="12"/>
                 <w:lang w:val="en-US"/>
               </w:rPr>
-              <w:t>45.7</w:t>
+              <w:t xml:space="preserve">45.7</w:t>
             </w:r>
           </w:p>
         </w:tc>
@@ -30913,7 +30853,7 @@
                 <w:szCs w:val="12"/>
                 <w:lang w:val="en-US"/>
               </w:rPr>
-              <w:t>L_NAT_MEANDELAY</w:t>
+              <w:t xml:space="preserve">H_AIR_D7_DELAY15</w:t>
             </w:r>
           </w:p>
         </w:tc>
@@ -30942,7 +30882,7 @@
                 <w:szCs w:val="12"/>
                 <w:lang w:val="en-US"/>
               </w:rPr>
-              <w:t>27.8</w:t>
+              <w:t xml:space="preserve">27.1</w:t>
             </w:r>
           </w:p>
         </w:tc>
@@ -30979,7 +30919,7 @@
         <w:rPr>
           <w:w w:val="110"/>
         </w:rPr>
-        <w:t>In the delay model the most influential inputs are the airline, the scheduled departure minute, the airports and the recent airline-level delay rates (Figure 8).</w:t>
+        <w:t xml:space="preserve">In the delay model the most influential inputs are the airline, the scheduled departure and arrival minutes and the airports (Figure 8).</w:t>
       </w:r>
     </w:p>
     <w:p>
@@ -31101,7 +31041,7 @@
         <w:rPr>
           <w:w w:val="110"/>
         </w:rPr>
-        <w:t>Error analysis: in the unweighted Mode B delay model, 177,476 flights that departed more than 15 minutes late were predicted as on time, while only 36,146 on-time flights were predicted as delayed. Misclassifications of this kind would result in missed warnings; the class-weighted model reverses this balance. No monetary impact is derived for the delay model.</w:t>
+        <w:t xml:space="preserve">Error analysis: in the unweighted Mode B delay model, 177,026 flights that departed more than 15 minutes late were predicted as on time, while only 36,958 on-time flights were predicted as delayed. Misclassifications of this kind would result in missed warnings; the class-weighted model reverses this balance. No monetary impact is derived for the delay model.</w:t>
       </w:r>
     </w:p>
     <w:p>
@@ -31118,7 +31058,7 @@
         <w:rPr>
           <w:w w:val="110"/>
         </w:rPr>
-        <w:t>In summary, both models are useful as risk indicators rather than as precise predictors: the cancellation model concentrates risk (about six to seven times the base rate in Mode B), the cause model clearly beats a majority baseline, and the delay model offers only modest information beyond the base rates.</w:t>
+        <w:t xml:space="preserve">In summary, both models are useful as risk indicators rather than as precise predictors: the cancellation model concentrates risk (about six times the base rate in Mode B), the cause model clearly beats a majority baseline, and the delay model offers only modest information beyond the base rates.</w:t>
       </w:r>
     </w:p>
     <w:p>
@@ -31231,13 +31171,7 @@
         <w:rPr>
           <w:w w:val="110"/>
         </w:rPr>
-        <w:t xml:space="preserve">XGBoost was compared with logistic regression, a decision tree, a random forest and histogram-based gradient boosting. All models use the same features, the same chronological split and the same one-time test evaluation; the comparison models use fixed, untuned hyper-parameters and, for the cancellation and delay tasks, a random subsample of 1,000,000 training flights (XGBoost was tuned on the validation period and uses all training flights), so the comparison favours XGBoost to some extent. K-nearest neighbours was not evaluated because it is not tractable for 3.5 million records </w:t>
-      </w:r>
-      <w:r>
-        <w:rPr>
-          <w:w w:val="110"/>
-        </w:rPr>
-        <w:t>with categorical inputs. Tables 14, 15 and 16 report the results.</w:t>
+        <w:t xml:space="preserve">XGBoost was compared with logistic regression, a decision tree, a random forest and histogram-based gradient boosting. All models use the same features, the same chronological split and the same one-time test evaluation; the comparison models use fixed, untuned hyper-parameters and, for the cancellation and delay tasks, a random subsample of 1,000,000 training flights (XGBoost was tuned on the validation period and uses all training flights), so the comparison favours XGBoost to some extent. K-nearest neighbours was not evaluated because it is not tractable for 3.5 million records with categorical inputs. Tables 14, 15 and 16 report the results.</w:t>
       </w:r>
     </w:p>
     <w:p>
@@ -31533,7 +31467,7 @@
                 <w:szCs w:val="12"/>
                 <w:lang w:val="en-US"/>
               </w:rPr>
-              <w:t>0.119</w:t>
+              <w:t xml:space="preserve">0.119</w:t>
             </w:r>
           </w:p>
         </w:tc>
@@ -31559,7 +31493,7 @@
                 <w:szCs w:val="12"/>
                 <w:lang w:val="en-US"/>
               </w:rPr>
-              <w:t>0.800</w:t>
+              <w:t xml:space="preserve">0.800</w:t>
             </w:r>
           </w:p>
         </w:tc>
@@ -31585,7 +31519,7 @@
                 <w:szCs w:val="12"/>
                 <w:lang w:val="en-US"/>
               </w:rPr>
-              <w:t>0.169</w:t>
+              <w:t xml:space="preserve">0.169</w:t>
             </w:r>
           </w:p>
         </w:tc>
@@ -31611,7 +31545,7 @@
                 <w:szCs w:val="12"/>
                 <w:lang w:val="en-US"/>
               </w:rPr>
-              <w:t>0.179</w:t>
+              <w:t xml:space="preserve">0.179</w:t>
             </w:r>
           </w:p>
         </w:tc>
@@ -31637,7 +31571,7 @@
                 <w:szCs w:val="12"/>
                 <w:lang w:val="en-US"/>
               </w:rPr>
-              <w:t>0.174</w:t>
+              <w:t xml:space="preserve">0.174</w:t>
             </w:r>
           </w:p>
         </w:tc>
@@ -31693,7 +31627,7 @@
                 <w:szCs w:val="12"/>
                 <w:lang w:val="en-US"/>
               </w:rPr>
-              <w:t>0.196</w:t>
+              <w:t xml:space="preserve">0.180</w:t>
             </w:r>
           </w:p>
         </w:tc>
@@ -31719,7 +31653,7 @@
                 <w:szCs w:val="12"/>
                 <w:lang w:val="en-US"/>
               </w:rPr>
-              <w:t>0.857</w:t>
+              <w:t xml:space="preserve">0.849</w:t>
             </w:r>
           </w:p>
         </w:tc>
@@ -31745,7 +31679,7 @@
                 <w:szCs w:val="12"/>
                 <w:lang w:val="en-US"/>
               </w:rPr>
-              <w:t>0.209</w:t>
+              <w:t xml:space="preserve">0.222</w:t>
             </w:r>
           </w:p>
         </w:tc>
@@ -31771,7 +31705,7 @@
                 <w:szCs w:val="12"/>
                 <w:lang w:val="en-US"/>
               </w:rPr>
-              <w:t>0.368</w:t>
+              <w:t xml:space="preserve">0.319</w:t>
             </w:r>
           </w:p>
         </w:tc>
@@ -31797,7 +31731,7 @@
                 <w:szCs w:val="12"/>
                 <w:lang w:val="en-US"/>
               </w:rPr>
-              <w:t>0.266</w:t>
+              <w:t xml:space="preserve">0.262</w:t>
             </w:r>
           </w:p>
         </w:tc>
@@ -31853,7 +31787,7 @@
                 <w:szCs w:val="12"/>
                 <w:lang w:val="en-US"/>
               </w:rPr>
-              <w:t>0.101</w:t>
+              <w:t xml:space="preserve">0.101</w:t>
             </w:r>
           </w:p>
         </w:tc>
@@ -31879,7 +31813,7 @@
                 <w:szCs w:val="12"/>
                 <w:lang w:val="en-US"/>
               </w:rPr>
-              <w:t>0.761</w:t>
+              <w:t xml:space="preserve">0.761</w:t>
             </w:r>
           </w:p>
         </w:tc>
@@ -31905,7 +31839,7 @@
                 <w:szCs w:val="12"/>
                 <w:lang w:val="en-US"/>
               </w:rPr>
-              <w:t>0.158</w:t>
+              <w:t xml:space="preserve">0.158</w:t>
             </w:r>
           </w:p>
         </w:tc>
@@ -31931,7 +31865,7 @@
                 <w:szCs w:val="12"/>
                 <w:lang w:val="en-US"/>
               </w:rPr>
-              <w:t>0.151</w:t>
+              <w:t xml:space="preserve">0.151</w:t>
             </w:r>
           </w:p>
         </w:tc>
@@ -31957,7 +31891,7 @@
                 <w:szCs w:val="12"/>
                 <w:lang w:val="en-US"/>
               </w:rPr>
-              <w:t>0.155</w:t>
+              <w:t xml:space="preserve">0.155</w:t>
             </w:r>
           </w:p>
         </w:tc>
@@ -32013,7 +31947,7 @@
                 <w:szCs w:val="12"/>
                 <w:lang w:val="en-US"/>
               </w:rPr>
-              <w:t>0.140</w:t>
+              <w:t xml:space="preserve">0.140</w:t>
             </w:r>
           </w:p>
         </w:tc>
@@ -32039,7 +31973,7 @@
                 <w:szCs w:val="12"/>
                 <w:lang w:val="en-US"/>
               </w:rPr>
-              <w:t>0.806</w:t>
+              <w:t xml:space="preserve">0.807</w:t>
             </w:r>
           </w:p>
         </w:tc>
@@ -32065,7 +31999,7 @@
                 <w:szCs w:val="12"/>
                 <w:lang w:val="en-US"/>
               </w:rPr>
-              <w:t>0.182</w:t>
+              <w:t xml:space="preserve">0.183</w:t>
             </w:r>
           </w:p>
         </w:tc>
@@ -32091,7 +32025,7 @@
                 <w:szCs w:val="12"/>
                 <w:lang w:val="en-US"/>
               </w:rPr>
-              <w:t>0.261</w:t>
+              <w:t xml:space="preserve">0.252</w:t>
             </w:r>
           </w:p>
         </w:tc>
@@ -32117,7 +32051,7 @@
                 <w:szCs w:val="12"/>
                 <w:lang w:val="en-US"/>
               </w:rPr>
-              <w:t>0.214</w:t>
+              <w:t xml:space="preserve">0.212</w:t>
             </w:r>
           </w:p>
         </w:tc>
@@ -32173,7 +32107,7 @@
                 <w:szCs w:val="12"/>
                 <w:lang w:val="en-US"/>
               </w:rPr>
-              <w:t>0.094</w:t>
+              <w:t xml:space="preserve">0.094</w:t>
             </w:r>
           </w:p>
         </w:tc>
@@ -32199,7 +32133,7 @@
                 <w:szCs w:val="12"/>
                 <w:lang w:val="en-US"/>
               </w:rPr>
-              <w:t>0.738</w:t>
+              <w:t xml:space="preserve">0.738</w:t>
             </w:r>
           </w:p>
         </w:tc>
@@ -32225,7 +32159,7 @@
                 <w:szCs w:val="12"/>
                 <w:lang w:val="en-US"/>
               </w:rPr>
-              <w:t>0.126</w:t>
+              <w:t xml:space="preserve">0.126</w:t>
             </w:r>
           </w:p>
         </w:tc>
@@ -32251,7 +32185,7 @@
                 <w:szCs w:val="12"/>
                 <w:lang w:val="en-US"/>
               </w:rPr>
-              <w:t>0.207</w:t>
+              <w:t xml:space="preserve">0.207</w:t>
             </w:r>
           </w:p>
         </w:tc>
@@ -32277,7 +32211,7 @@
                 <w:szCs w:val="12"/>
                 <w:lang w:val="en-US"/>
               </w:rPr>
-              <w:t>0.156</w:t>
+              <w:t xml:space="preserve">0.156</w:t>
             </w:r>
           </w:p>
         </w:tc>
@@ -32333,7 +32267,7 @@
                 <w:szCs w:val="12"/>
                 <w:lang w:val="en-US"/>
               </w:rPr>
-              <w:t>0.164</w:t>
+              <w:t xml:space="preserve">0.165</w:t>
             </w:r>
           </w:p>
         </w:tc>
@@ -32359,7 +32293,7 @@
                 <w:szCs w:val="12"/>
                 <w:lang w:val="en-US"/>
               </w:rPr>
-              <w:t>0.819</w:t>
+              <w:t xml:space="preserve">0.817</w:t>
             </w:r>
           </w:p>
         </w:tc>
@@ -32385,7 +32319,7 @@
                 <w:szCs w:val="12"/>
                 <w:lang w:val="en-US"/>
               </w:rPr>
-              <w:t>0.161</w:t>
+              <w:t xml:space="preserve">0.192</w:t>
             </w:r>
           </w:p>
         </w:tc>
@@ -32411,7 +32345,7 @@
                 <w:szCs w:val="12"/>
                 <w:lang w:val="en-US"/>
               </w:rPr>
-              <w:t>0.418</w:t>
+              <w:t xml:space="preserve">0.280</w:t>
             </w:r>
           </w:p>
         </w:tc>
@@ -32437,7 +32371,7 @@
                 <w:szCs w:val="12"/>
                 <w:lang w:val="en-US"/>
               </w:rPr>
-              <w:t>0.232</w:t>
+              <w:t xml:space="preserve">0.228</w:t>
             </w:r>
           </w:p>
         </w:tc>
@@ -32493,7 +32427,7 @@
                 <w:szCs w:val="12"/>
                 <w:lang w:val="en-US"/>
               </w:rPr>
-              <w:t>0.113</w:t>
+              <w:t xml:space="preserve">0.113</w:t>
             </w:r>
           </w:p>
         </w:tc>
@@ -32519,7 +32453,7 @@
                 <w:szCs w:val="12"/>
                 <w:lang w:val="en-US"/>
               </w:rPr>
-              <w:t>0.785</w:t>
+              <w:t xml:space="preserve">0.785</w:t>
             </w:r>
           </w:p>
         </w:tc>
@@ -32545,7 +32479,7 @@
                 <w:szCs w:val="12"/>
                 <w:lang w:val="en-US"/>
               </w:rPr>
-              <w:t>0.182</w:t>
+              <w:t xml:space="preserve">0.182</w:t>
             </w:r>
           </w:p>
         </w:tc>
@@ -32571,7 +32505,7 @@
                 <w:szCs w:val="12"/>
                 <w:lang w:val="en-US"/>
               </w:rPr>
-              <w:t>0.114</w:t>
+              <w:t xml:space="preserve">0.114</w:t>
             </w:r>
           </w:p>
         </w:tc>
@@ -32597,7 +32531,7 @@
                 <w:szCs w:val="12"/>
                 <w:lang w:val="en-US"/>
               </w:rPr>
-              <w:t>0.140</w:t>
+              <w:t xml:space="preserve">0.140</w:t>
             </w:r>
           </w:p>
         </w:tc>
@@ -32653,7 +32587,7 @@
                 <w:szCs w:val="12"/>
                 <w:lang w:val="en-US"/>
               </w:rPr>
-              <w:t>0.186</w:t>
+              <w:t xml:space="preserve">0.188</w:t>
             </w:r>
           </w:p>
         </w:tc>
@@ -32679,7 +32613,7 @@
                 <w:szCs w:val="12"/>
                 <w:lang w:val="en-US"/>
               </w:rPr>
-              <w:t>0.847</w:t>
+              <w:t xml:space="preserve">0.847</w:t>
             </w:r>
           </w:p>
         </w:tc>
@@ -32705,7 +32639,7 @@
                 <w:szCs w:val="12"/>
                 <w:lang w:val="en-US"/>
               </w:rPr>
-              <w:t>0.235</w:t>
+              <w:t xml:space="preserve">0.232</w:t>
             </w:r>
           </w:p>
         </w:tc>
@@ -32731,7 +32665,7 @@
                 <w:szCs w:val="12"/>
                 <w:lang w:val="en-US"/>
               </w:rPr>
-              <w:t>0.277</w:t>
+              <w:t xml:space="preserve">0.290</w:t>
             </w:r>
           </w:p>
         </w:tc>
@@ -32757,7 +32691,7 @@
                 <w:szCs w:val="12"/>
                 <w:lang w:val="en-US"/>
               </w:rPr>
-              <w:t>0.255</w:t>
+              <w:t xml:space="preserve">0.258</w:t>
             </w:r>
           </w:p>
         </w:tc>
@@ -32813,7 +32747,7 @@
                 <w:szCs w:val="12"/>
                 <w:lang w:val="en-US"/>
               </w:rPr>
-              <w:t>0.102</w:t>
+              <w:t xml:space="preserve">0.102</w:t>
             </w:r>
           </w:p>
         </w:tc>
@@ -32839,7 +32773,7 @@
                 <w:szCs w:val="12"/>
                 <w:lang w:val="en-US"/>
               </w:rPr>
-              <w:t>0.776</w:t>
+              <w:t xml:space="preserve">0.776</w:t>
             </w:r>
           </w:p>
         </w:tc>
@@ -32865,7 +32799,7 @@
                 <w:szCs w:val="12"/>
                 <w:lang w:val="en-US"/>
               </w:rPr>
-              <w:t>0.149</w:t>
+              <w:t xml:space="preserve">0.149</w:t>
             </w:r>
           </w:p>
         </w:tc>
@@ -32891,7 +32825,7 @@
                 <w:szCs w:val="12"/>
                 <w:lang w:val="en-US"/>
               </w:rPr>
-              <w:t>0.126</w:t>
+              <w:t xml:space="preserve">0.126</w:t>
             </w:r>
           </w:p>
         </w:tc>
@@ -32917,7 +32851,7 @@
                 <w:szCs w:val="12"/>
                 <w:lang w:val="en-US"/>
               </w:rPr>
-              <w:t>0.137</w:t>
+              <w:t xml:space="preserve">0.137</w:t>
             </w:r>
           </w:p>
         </w:tc>
@@ -32979,7 +32913,7 @@
                 <w:szCs w:val="12"/>
                 <w:lang w:val="en-US"/>
               </w:rPr>
-              <w:t>0.192</w:t>
+              <w:t xml:space="preserve">0.173</w:t>
             </w:r>
           </w:p>
         </w:tc>
@@ -33008,7 +32942,7 @@
                 <w:szCs w:val="12"/>
                 <w:lang w:val="en-US"/>
               </w:rPr>
-              <w:t>0.854</w:t>
+              <w:t xml:space="preserve">0.847</w:t>
             </w:r>
           </w:p>
         </w:tc>
@@ -33037,7 +32971,7 @@
                 <w:szCs w:val="12"/>
                 <w:lang w:val="en-US"/>
               </w:rPr>
-              <w:t>0.220</w:t>
+              <w:t xml:space="preserve">0.217</w:t>
             </w:r>
           </w:p>
         </w:tc>
@@ -33066,7 +33000,7 @@
                 <w:szCs w:val="12"/>
                 <w:lang w:val="en-US"/>
               </w:rPr>
-              <w:t>0.325</w:t>
+              <w:t xml:space="preserve">0.294</w:t>
             </w:r>
           </w:p>
         </w:tc>
@@ -33095,7 +33029,7 @@
                 <w:szCs w:val="12"/>
                 <w:lang w:val="en-US"/>
               </w:rPr>
-              <w:t>0.263</w:t>
+              <w:t xml:space="preserve">0.249</w:t>
             </w:r>
           </w:p>
         </w:tc>
@@ -33126,7 +33060,7 @@
         <w:rPr>
           <w:w w:val="110"/>
         </w:rPr>
-        <w:t>Test PR-AUC of the five algorithms, ranked: Mode A - XGBoost 0.119, Random forest 0.113, Hist. gradient boosting 0.102, Logistic regression 0.101, Decision tree 0.094; Mode B - XGBoost 0.196, Hist. gradient boosting 0.192, Random forest 0.186, Decision tree 0.164, Logistic regression 0.140 (no-skill 0.029). XGBoost has the highest or second-highest PR-AUC in both modes.</w:t>
+        <w:t xml:space="preserve">Test PR-AUC of the five algorithms, ranked: Mode A - XGBoost 0.119, Random forest 0.113, Hist. gradient boosting 0.102, Logistic regression 0.101, Decision tree 0.094; Mode B - Random forest 0.188, XGBoost 0.180, Hist. gradient boosting 0.173, Decision tree 0.165, Logistic regression 0.140 (no-skill 0.029). XGBoost has the highest PR-AUC in Mode A and the second-highest in Mode B, behind the random forest.</w:t>
       </w:r>
     </w:p>
     <w:p>
@@ -33143,7 +33077,7 @@
         <w:rPr>
           <w:w w:val="110"/>
         </w:rPr>
-        <w:t>For every algorithm the same-day state improves the ranking quality (Mode A to Mode B), e.g. logistic regression 0.101 to 0.140 and XGBoost 0.119 to 0.196. The gain from the information source is larger than the differences between the algorithms.</w:t>
+        <w:t xml:space="preserve">For every algorithm the same-day state improves the ranking quality (Mode A to Mode B), e.g. logistic regression 0.101 to 0.140 and XGBoost 0.119 to 0.180. The gain from the information source is larger than the differences between the algorithms.</w:t>
       </w:r>
     </w:p>
     <w:p>
@@ -33160,7 +33094,7 @@
         <w:rPr>
           <w:w w:val="110"/>
         </w:rPr>
-        <w:t>Even without tuning, Hist. gradient boosting (0.192) and the random forest (0.186) come close to XGBoost (0.196) in Mode B, whereas logistic regression (0.140) and the decision tree (0.164) trail. The advantage of the tuned boosting model is therefore small, and part of it is due to tuning and to the use of all training flights.</w:t>
+        <w:t xml:space="preserve">Even without tuning, the random forest (0.188) slightly exceeds the tuned XGBoost model (0.180) in Mode B and Hist. gradient boosting (0.173) comes close, whereas the decision tree (0.165) and logistic regression (0.140) trail. The tuned boosting model therefore has no clear advantage in Mode B; this is consistent with the limited ability of the validation period to discriminate between near-equivalent configurations (Section 4.4.3).</w:t>
       </w:r>
     </w:p>
     <w:p>
@@ -33177,7 +33111,7 @@
         <w:rPr>
           <w:w w:val="110"/>
         </w:rPr>
-        <w:t>Hence no claim of algorithmic superiority beyond a modest advantage is made; the choice of inputs matters more than the choice of algorithm.</w:t>
+        <w:t xml:space="preserve">Hence no claim of algorithmic superiority is made; the choice of inputs matters more than the choice of algorithm.</w:t>
       </w:r>
     </w:p>
     <w:p>
@@ -33441,7 +33375,7 @@
                 <w:szCs w:val="12"/>
                 <w:lang w:val="en-US"/>
               </w:rPr>
-              <w:t>0.707</w:t>
+              <w:t xml:space="preserve">0.707</w:t>
             </w:r>
           </w:p>
         </w:tc>
@@ -33467,7 +33401,7 @@
                 <w:szCs w:val="12"/>
                 <w:lang w:val="en-US"/>
               </w:rPr>
-              <w:t>0.541</w:t>
+              <w:t xml:space="preserve">0.541</w:t>
             </w:r>
           </w:p>
         </w:tc>
@@ -33493,7 +33427,7 @@
                 <w:szCs w:val="12"/>
                 <w:lang w:val="en-US"/>
               </w:rPr>
-              <w:t>0.549</w:t>
+              <w:t xml:space="preserve">0.549</w:t>
             </w:r>
           </w:p>
         </w:tc>
@@ -33519,7 +33453,7 @@
                 <w:szCs w:val="12"/>
                 <w:lang w:val="en-US"/>
               </w:rPr>
-              <w:t>0.835</w:t>
+              <w:t xml:space="preserve">0.835</w:t>
             </w:r>
           </w:p>
         </w:tc>
@@ -33575,7 +33509,7 @@
                 <w:szCs w:val="12"/>
                 <w:lang w:val="en-US"/>
               </w:rPr>
-              <w:t>0.739</w:t>
+              <w:t xml:space="preserve">0.750</w:t>
             </w:r>
           </w:p>
         </w:tc>
@@ -33601,7 +33535,7 @@
                 <w:szCs w:val="12"/>
                 <w:lang w:val="en-US"/>
               </w:rPr>
-              <w:t>0.569</w:t>
+              <w:t xml:space="preserve">0.573</w:t>
             </w:r>
           </w:p>
         </w:tc>
@@ -33627,7 +33561,7 @@
                 <w:szCs w:val="12"/>
                 <w:lang w:val="en-US"/>
               </w:rPr>
-              <w:t>0.572</w:t>
+              <w:t xml:space="preserve">0.576</w:t>
             </w:r>
           </w:p>
         </w:tc>
@@ -33653,7 +33587,7 @@
                 <w:szCs w:val="12"/>
                 <w:lang w:val="en-US"/>
               </w:rPr>
-              <w:t>0.846</w:t>
+              <w:t xml:space="preserve">0.850</w:t>
             </w:r>
           </w:p>
         </w:tc>
@@ -33709,7 +33643,7 @@
                 <w:szCs w:val="12"/>
                 <w:lang w:val="en-US"/>
               </w:rPr>
-              <w:t>0.760</w:t>
+              <w:t xml:space="preserve">0.760</w:t>
             </w:r>
           </w:p>
         </w:tc>
@@ -33735,7 +33669,7 @@
                 <w:szCs w:val="12"/>
                 <w:lang w:val="en-US"/>
               </w:rPr>
-              <w:t>0.572</w:t>
+              <w:t xml:space="preserve">0.572</w:t>
             </w:r>
           </w:p>
         </w:tc>
@@ -33761,7 +33695,7 @@
                 <w:szCs w:val="12"/>
                 <w:lang w:val="en-US"/>
               </w:rPr>
-              <w:t>0.559</w:t>
+              <w:t xml:space="preserve">0.559</w:t>
             </w:r>
           </w:p>
         </w:tc>
@@ -33787,7 +33721,7 @@
                 <w:szCs w:val="12"/>
                 <w:lang w:val="en-US"/>
               </w:rPr>
-              <w:t>0.845</w:t>
+              <w:t xml:space="preserve">0.845</w:t>
             </w:r>
           </w:p>
         </w:tc>
@@ -33843,7 +33777,7 @@
                 <w:szCs w:val="12"/>
                 <w:lang w:val="en-US"/>
               </w:rPr>
-              <w:t>0.774</w:t>
+              <w:t xml:space="preserve">0.773</w:t>
             </w:r>
           </w:p>
         </w:tc>
@@ -33869,7 +33803,7 @@
                 <w:szCs w:val="12"/>
                 <w:lang w:val="en-US"/>
               </w:rPr>
-              <w:t>0.589</w:t>
+              <w:t xml:space="preserve">0.592</w:t>
             </w:r>
           </w:p>
         </w:tc>
@@ -33895,7 +33829,7 @@
                 <w:szCs w:val="12"/>
                 <w:lang w:val="en-US"/>
               </w:rPr>
-              <w:t>0.575</w:t>
+              <w:t xml:space="preserve">0.578</w:t>
             </w:r>
           </w:p>
         </w:tc>
@@ -33921,7 +33855,7 @@
                 <w:szCs w:val="12"/>
                 <w:lang w:val="en-US"/>
               </w:rPr>
-              <w:t>0.854</w:t>
+              <w:t xml:space="preserve">0.854</w:t>
             </w:r>
           </w:p>
         </w:tc>
@@ -33977,7 +33911,7 @@
                 <w:szCs w:val="12"/>
                 <w:lang w:val="en-US"/>
               </w:rPr>
-              <w:t>0.507</w:t>
+              <w:t xml:space="preserve">0.507</w:t>
             </w:r>
           </w:p>
         </w:tc>
@@ -34003,7 +33937,7 @@
                 <w:szCs w:val="12"/>
                 <w:lang w:val="en-US"/>
               </w:rPr>
-              <w:t>0.396</w:t>
+              <w:t xml:space="preserve">0.396</w:t>
             </w:r>
           </w:p>
         </w:tc>
@@ -34029,7 +33963,7 @@
                 <w:szCs w:val="12"/>
                 <w:lang w:val="en-US"/>
               </w:rPr>
-              <w:t>0.388</w:t>
+              <w:t xml:space="preserve">0.388</w:t>
             </w:r>
           </w:p>
         </w:tc>
@@ -34055,7 +33989,7 @@
                 <w:szCs w:val="12"/>
                 <w:lang w:val="en-US"/>
               </w:rPr>
-              <w:t>0.608</w:t>
+              <w:t xml:space="preserve">0.608</w:t>
             </w:r>
           </w:p>
         </w:tc>
@@ -34111,7 +34045,7 @@
                 <w:szCs w:val="12"/>
                 <w:lang w:val="en-US"/>
               </w:rPr>
-              <w:t>0.547</w:t>
+              <w:t xml:space="preserve">0.567</w:t>
             </w:r>
           </w:p>
         </w:tc>
@@ -34137,7 +34071,7 @@
                 <w:szCs w:val="12"/>
                 <w:lang w:val="en-US"/>
               </w:rPr>
-              <w:t>0.406</w:t>
+              <w:t xml:space="preserve">0.430</w:t>
             </w:r>
           </w:p>
         </w:tc>
@@ -34163,7 +34097,7 @@
                 <w:szCs w:val="12"/>
                 <w:lang w:val="en-US"/>
               </w:rPr>
-              <w:t>0.405</w:t>
+              <w:t xml:space="preserve">0.421</w:t>
             </w:r>
           </w:p>
         </w:tc>
@@ -34189,7 +34123,7 @@
                 <w:szCs w:val="12"/>
                 <w:lang w:val="en-US"/>
               </w:rPr>
-              <w:t>0.621</w:t>
+              <w:t xml:space="preserve">0.650</w:t>
             </w:r>
           </w:p>
         </w:tc>
@@ -34245,7 +34179,7 @@
                 <w:szCs w:val="12"/>
                 <w:lang w:val="en-US"/>
               </w:rPr>
-              <w:t>0.637</w:t>
+              <w:t xml:space="preserve">0.637</w:t>
             </w:r>
           </w:p>
         </w:tc>
@@ -34271,7 +34205,7 @@
                 <w:szCs w:val="12"/>
                 <w:lang w:val="en-US"/>
               </w:rPr>
-              <w:t>0.444</w:t>
+              <w:t xml:space="preserve">0.444</w:t>
             </w:r>
           </w:p>
         </w:tc>
@@ -34297,7 +34231,7 @@
                 <w:szCs w:val="12"/>
                 <w:lang w:val="en-US"/>
               </w:rPr>
-              <w:t>0.450</w:t>
+              <w:t xml:space="preserve">0.450</w:t>
             </w:r>
           </w:p>
         </w:tc>
@@ -34323,7 +34257,7 @@
                 <w:szCs w:val="12"/>
                 <w:lang w:val="en-US"/>
               </w:rPr>
-              <w:t>0.729</w:t>
+              <w:t xml:space="preserve">0.729</w:t>
             </w:r>
           </w:p>
         </w:tc>
@@ -34379,7 +34313,7 @@
                 <w:szCs w:val="12"/>
                 <w:lang w:val="en-US"/>
               </w:rPr>
-              <w:t>0.649</w:t>
+              <w:t xml:space="preserve">0.661</w:t>
             </w:r>
           </w:p>
         </w:tc>
@@ -34405,7 +34339,7 @@
                 <w:szCs w:val="12"/>
                 <w:lang w:val="en-US"/>
               </w:rPr>
-              <w:t>0.437</w:t>
+              <w:t xml:space="preserve">0.442</w:t>
             </w:r>
           </w:p>
         </w:tc>
@@ -34431,7 +34365,7 @@
                 <w:szCs w:val="12"/>
                 <w:lang w:val="en-US"/>
               </w:rPr>
-              <w:t>0.450</w:t>
+              <w:t xml:space="preserve">0.452</w:t>
             </w:r>
           </w:p>
         </w:tc>
@@ -34457,7 +34391,7 @@
                 <w:szCs w:val="12"/>
                 <w:lang w:val="en-US"/>
               </w:rPr>
-              <w:t>0.737</w:t>
+              <w:t xml:space="preserve">0.742</w:t>
             </w:r>
           </w:p>
         </w:tc>
@@ -34513,7 +34447,7 @@
                 <w:szCs w:val="12"/>
                 <w:lang w:val="en-US"/>
               </w:rPr>
-              <w:t>0.647</w:t>
+              <w:t xml:space="preserve">0.647</w:t>
             </w:r>
           </w:p>
         </w:tc>
@@ -34539,7 +34473,7 @@
                 <w:szCs w:val="12"/>
                 <w:lang w:val="en-US"/>
               </w:rPr>
-              <w:t>0.494</w:t>
+              <w:t xml:space="preserve">0.494</w:t>
             </w:r>
           </w:p>
         </w:tc>
@@ -34565,7 +34499,7 @@
                 <w:szCs w:val="12"/>
                 <w:lang w:val="en-US"/>
               </w:rPr>
-              <w:t>0.511</w:t>
+              <w:t xml:space="preserve">0.511</w:t>
             </w:r>
           </w:p>
         </w:tc>
@@ -34591,7 +34525,7 @@
                 <w:szCs w:val="12"/>
                 <w:lang w:val="en-US"/>
               </w:rPr>
-              <w:t>0.778</w:t>
+              <w:t xml:space="preserve">0.778</w:t>
             </w:r>
           </w:p>
         </w:tc>
@@ -34653,7 +34587,7 @@
                 <w:szCs w:val="12"/>
                 <w:lang w:val="en-US"/>
               </w:rPr>
-              <w:t>0.671</w:t>
+              <w:t xml:space="preserve">0.686</w:t>
             </w:r>
           </w:p>
         </w:tc>
@@ -34682,7 +34616,7 @@
                 <w:szCs w:val="12"/>
                 <w:lang w:val="en-US"/>
               </w:rPr>
-              <w:t>0.508</w:t>
+              <w:t xml:space="preserve">0.517</w:t>
             </w:r>
           </w:p>
         </w:tc>
@@ -34711,7 +34645,7 @@
                 <w:szCs w:val="12"/>
                 <w:lang w:val="en-US"/>
               </w:rPr>
-              <w:t>0.521</w:t>
+              <w:t xml:space="preserve">0.530</w:t>
             </w:r>
           </w:p>
         </w:tc>
@@ -34740,7 +34674,7 @@
                 <w:szCs w:val="12"/>
                 <w:lang w:val="en-US"/>
               </w:rPr>
-              <w:t>0.789</w:t>
+              <w:t xml:space="preserve">0.803</w:t>
             </w:r>
           </w:p>
         </w:tc>
@@ -34771,7 +34705,7 @@
         <w:rPr>
           <w:w w:val="110"/>
         </w:rPr>
-        <w:t>Test accuracy for the cancellation cause, ranked: Mode A - Logistic regression 76.0%, XGBoost 70.7%, Hist. gradient boosting 64.7%, Random forest 63.7%, Decision tree 50.7%; Mode B - Logistic regression 77.4%, XGBoost 73.9%, Hist. gradient boosting 67.1%, Random forest 64.9%, Decision tree 54.7%. The majority-class baseline is 60.2%.</w:t>
+        <w:t xml:space="preserve">Test accuracy for the cancellation cause, ranked: Mode A - Logistic regression 76.0%, XGBoost 70.7%, Hist. gradient boosting 64.7%, Random forest 63.7%, Decision tree 50.7%; Mode B - Logistic regression 77.3%, XGBoost 75.0%, Hist. gradient boosting 68.6%, Random forest 66.1%, Decision tree 56.7%. The majority-class baseline is 60.2%.</w:t>
       </w:r>
     </w:p>
     <w:p>
@@ -34788,7 +34722,7 @@
         <w:rPr>
           <w:w w:val="110"/>
         </w:rPr>
-        <w:t>The ranking of the algorithms differs between the periods. On the validation period XGBoost was best (accuracy 68.7% in Mode A, 69.4% in Mode B) ahead of logistic regression (65.3% and 67.0%), whereas on the test period logistic regression reached 76.0% and 77.4% against 70.7% and 73.9% for XGBoost. The distribution of the causes shifts between the periods (weather-caused share 52% in training, 60% in the test period), and the tuned boosted trees were less robust to this shift than a linear model.</w:t>
+        <w:t xml:space="preserve">The ranking of the algorithms differs between the periods. On the validation period XGBoost was best (accuracy 68.7% in Mode A, 70.3% in Mode B) ahead of logistic regression (65.3% and 67.5%), whereas on the test period logistic regression reached 76.0% and 77.3% against 70.7% and 75.0% for XGBoost. The distribution of the causes shifts between the periods (weather-caused share 52% in training, 60% in the test period), and the tuned boosted trees were less robust to this shift than a linear model.</w:t>
       </w:r>
     </w:p>
     <w:p>
@@ -35102,7 +35036,7 @@
                 <w:szCs w:val="12"/>
                 <w:lang w:val="en-US"/>
               </w:rPr>
-              <w:t>0.608</w:t>
+              <w:t xml:space="preserve">0.608</w:t>
             </w:r>
           </w:p>
         </w:tc>
@@ -35128,7 +35062,7 @@
                 <w:szCs w:val="12"/>
                 <w:lang w:val="en-US"/>
               </w:rPr>
-              <w:t>0.269</w:t>
+              <w:t xml:space="preserve">0.269</w:t>
             </w:r>
           </w:p>
         </w:tc>
@@ -35154,7 +35088,7 @@
                 <w:szCs w:val="12"/>
                 <w:lang w:val="en-US"/>
               </w:rPr>
-              <w:t>0.290</w:t>
+              <w:t xml:space="preserve">0.290</w:t>
             </w:r>
           </w:p>
         </w:tc>
@@ -35180,7 +35114,7 @@
                 <w:szCs w:val="12"/>
                 <w:lang w:val="en-US"/>
               </w:rPr>
-              <w:t>0.672</w:t>
+              <w:t xml:space="preserve">0.672</w:t>
             </w:r>
           </w:p>
         </w:tc>
@@ -35206,7 +35140,7 @@
                 <w:szCs w:val="12"/>
                 <w:lang w:val="en-US"/>
               </w:rPr>
-              <w:t>0.693</w:t>
+              <w:t xml:space="preserve">0.693</w:t>
             </w:r>
           </w:p>
         </w:tc>
@@ -35262,7 +35196,7 @@
                 <w:szCs w:val="12"/>
                 <w:lang w:val="en-US"/>
               </w:rPr>
-              <w:t>0.386</w:t>
+              <w:t xml:space="preserve">0.386</w:t>
             </w:r>
           </w:p>
         </w:tc>
@@ -35288,7 +35222,7 @@
                 <w:szCs w:val="12"/>
                 <w:lang w:val="en-US"/>
               </w:rPr>
-              <w:t>0.318</w:t>
+              <w:t xml:space="preserve">0.318</w:t>
             </w:r>
           </w:p>
         </w:tc>
@@ -35314,7 +35248,7 @@
                 <w:szCs w:val="12"/>
                 <w:lang w:val="en-US"/>
               </w:rPr>
-              <w:t>0.356</w:t>
+              <w:t xml:space="preserve">0.356</w:t>
             </w:r>
           </w:p>
         </w:tc>
@@ -35340,7 +35274,7 @@
                 <w:szCs w:val="12"/>
                 <w:lang w:val="en-US"/>
               </w:rPr>
-              <w:t>0.645</w:t>
+              <w:t xml:space="preserve">0.645</w:t>
             </w:r>
           </w:p>
         </w:tc>
@@ -35366,7 +35300,7 @@
                 <w:szCs w:val="12"/>
                 <w:lang w:val="en-US"/>
               </w:rPr>
-              <w:t>0.679</w:t>
+              <w:t xml:space="preserve">0.679</w:t>
             </w:r>
           </w:p>
         </w:tc>
@@ -35422,7 +35356,7 @@
                 <w:szCs w:val="12"/>
                 <w:lang w:val="en-US"/>
               </w:rPr>
-              <w:t>0.619</w:t>
+              <w:t xml:space="preserve">0.619</w:t>
             </w:r>
           </w:p>
         </w:tc>
@@ -35448,7 +35382,7 @@
                 <w:szCs w:val="12"/>
                 <w:lang w:val="en-US"/>
               </w:rPr>
-              <w:t>0.299</w:t>
+              <w:t xml:space="preserve">0.300</w:t>
             </w:r>
           </w:p>
         </w:tc>
@@ -35474,7 +35408,7 @@
                 <w:szCs w:val="12"/>
                 <w:lang w:val="en-US"/>
               </w:rPr>
-              <w:t>0.316</w:t>
+              <w:t xml:space="preserve">0.316</w:t>
             </w:r>
           </w:p>
         </w:tc>
@@ -35500,7 +35434,7 @@
                 <w:szCs w:val="12"/>
                 <w:lang w:val="en-US"/>
               </w:rPr>
-              <w:t>0.687</w:t>
+              <w:t xml:space="preserve">0.687</w:t>
             </w:r>
           </w:p>
         </w:tc>
@@ -35526,7 +35460,7 @@
                 <w:szCs w:val="12"/>
                 <w:lang w:val="en-US"/>
               </w:rPr>
-              <w:t>0.721</w:t>
+              <w:t xml:space="preserve">0.721</w:t>
             </w:r>
           </w:p>
         </w:tc>
@@ -35582,7 +35516,7 @@
                 <w:szCs w:val="12"/>
                 <w:lang w:val="en-US"/>
               </w:rPr>
-              <w:t>0.421</w:t>
+              <w:t xml:space="preserve">0.419</w:t>
             </w:r>
           </w:p>
         </w:tc>
@@ -35608,7 +35542,7 @@
                 <w:szCs w:val="12"/>
                 <w:lang w:val="en-US"/>
               </w:rPr>
-              <w:t>0.340</w:t>
+              <w:t xml:space="preserve">0.340</w:t>
             </w:r>
           </w:p>
         </w:tc>
@@ -35634,7 +35568,7 @@
                 <w:szCs w:val="12"/>
                 <w:lang w:val="en-US"/>
               </w:rPr>
-              <w:t>0.375</w:t>
+              <w:t xml:space="preserve">0.375</w:t>
             </w:r>
           </w:p>
         </w:tc>
@@ -35660,7 +35594,7 @@
                 <w:szCs w:val="12"/>
                 <w:lang w:val="en-US"/>
               </w:rPr>
-              <w:t>0.660</w:t>
+              <w:t xml:space="preserve">0.661</w:t>
             </w:r>
           </w:p>
         </w:tc>
@@ -35686,7 +35620,7 @@
                 <w:szCs w:val="12"/>
                 <w:lang w:val="en-US"/>
               </w:rPr>
-              <w:t>0.709</w:t>
+              <w:t xml:space="preserve">0.709</w:t>
             </w:r>
           </w:p>
         </w:tc>
@@ -35742,7 +35676,7 @@
                 <w:szCs w:val="12"/>
                 <w:lang w:val="en-US"/>
               </w:rPr>
-              <w:t>0.598</w:t>
+              <w:t xml:space="preserve">0.598</w:t>
             </w:r>
           </w:p>
         </w:tc>
@@ -35768,7 +35702,7 @@
                 <w:szCs w:val="12"/>
                 <w:lang w:val="en-US"/>
               </w:rPr>
-              <w:t>0.260</w:t>
+              <w:t xml:space="preserve">0.260</w:t>
             </w:r>
           </w:p>
         </w:tc>
@@ -35794,7 +35728,7 @@
                 <w:szCs w:val="12"/>
                 <w:lang w:val="en-US"/>
               </w:rPr>
-              <w:t>0.284</w:t>
+              <w:t xml:space="preserve">0.284</w:t>
             </w:r>
           </w:p>
         </w:tc>
@@ -35820,7 +35754,7 @@
                 <w:szCs w:val="12"/>
                 <w:lang w:val="en-US"/>
               </w:rPr>
-              <w:t>0.653</w:t>
+              <w:t xml:space="preserve">0.653</w:t>
             </w:r>
           </w:p>
         </w:tc>
@@ -35846,7 +35780,7 @@
                 <w:szCs w:val="12"/>
                 <w:lang w:val="en-US"/>
               </w:rPr>
-              <w:t>0.674</w:t>
+              <w:t xml:space="preserve">0.674</w:t>
             </w:r>
           </w:p>
         </w:tc>
@@ -35902,7 +35836,7 @@
                 <w:szCs w:val="12"/>
                 <w:lang w:val="en-US"/>
               </w:rPr>
-              <w:t>0.609</w:t>
+              <w:t xml:space="preserve">0.609</w:t>
             </w:r>
           </w:p>
         </w:tc>
@@ -35928,7 +35862,7 @@
                 <w:szCs w:val="12"/>
                 <w:lang w:val="en-US"/>
               </w:rPr>
-              <w:t>0.289</w:t>
+              <w:t xml:space="preserve">0.289</w:t>
             </w:r>
           </w:p>
         </w:tc>
@@ -35954,7 +35888,7 @@
                 <w:szCs w:val="12"/>
                 <w:lang w:val="en-US"/>
               </w:rPr>
-              <w:t>0.309</w:t>
+              <w:t xml:space="preserve">0.309</w:t>
             </w:r>
           </w:p>
         </w:tc>
@@ -35980,7 +35914,7 @@
                 <w:szCs w:val="12"/>
                 <w:lang w:val="en-US"/>
               </w:rPr>
-              <w:t>0.665</w:t>
+              <w:t xml:space="preserve">0.664</w:t>
             </w:r>
           </w:p>
         </w:tc>
@@ -36006,7 +35940,7 @@
                 <w:szCs w:val="12"/>
                 <w:lang w:val="en-US"/>
               </w:rPr>
-              <w:t>0.697</w:t>
+              <w:t xml:space="preserve">0.697</w:t>
             </w:r>
           </w:p>
         </w:tc>
@@ -36062,7 +35996,7 @@
                 <w:szCs w:val="12"/>
                 <w:lang w:val="en-US"/>
               </w:rPr>
-              <w:t>0.596</w:t>
+              <w:t xml:space="preserve">0.596</w:t>
             </w:r>
           </w:p>
         </w:tc>
@@ -36088,7 +36022,7 @@
                 <w:szCs w:val="12"/>
                 <w:lang w:val="en-US"/>
               </w:rPr>
-              <w:t>0.274</w:t>
+              <w:t xml:space="preserve">0.274</w:t>
             </w:r>
           </w:p>
         </w:tc>
@@ -36114,7 +36048,7 @@
                 <w:szCs w:val="12"/>
                 <w:lang w:val="en-US"/>
               </w:rPr>
-              <w:t>0.292</w:t>
+              <w:t xml:space="preserve">0.292</w:t>
             </w:r>
           </w:p>
         </w:tc>
@@ -36140,7 +36074,7 @@
                 <w:szCs w:val="12"/>
                 <w:lang w:val="en-US"/>
               </w:rPr>
-              <w:t>0.642</w:t>
+              <w:t xml:space="preserve">0.642</w:t>
             </w:r>
           </w:p>
         </w:tc>
@@ -36166,7 +36100,7 @@
                 <w:szCs w:val="12"/>
                 <w:lang w:val="en-US"/>
               </w:rPr>
-              <w:t>0.670</w:t>
+              <w:t xml:space="preserve">0.670</w:t>
             </w:r>
           </w:p>
         </w:tc>
@@ -36222,7 +36156,7 @@
                 <w:szCs w:val="12"/>
                 <w:lang w:val="en-US"/>
               </w:rPr>
-              <w:t>0.605</w:t>
+              <w:t xml:space="preserve">0.606</w:t>
             </w:r>
           </w:p>
         </w:tc>
@@ -36248,7 +36182,7 @@
                 <w:szCs w:val="12"/>
                 <w:lang w:val="en-US"/>
               </w:rPr>
-              <w:t>0.292</w:t>
+              <w:t xml:space="preserve">0.287</w:t>
             </w:r>
           </w:p>
         </w:tc>
@@ -36274,7 +36208,7 @@
                 <w:szCs w:val="12"/>
                 <w:lang w:val="en-US"/>
               </w:rPr>
-              <w:t>0.308</w:t>
+              <w:t xml:space="preserve">0.304</w:t>
             </w:r>
           </w:p>
         </w:tc>
@@ -36300,7 +36234,7 @@
                 <w:szCs w:val="12"/>
                 <w:lang w:val="en-US"/>
               </w:rPr>
-              <w:t>0.653</w:t>
+              <w:t xml:space="preserve">0.653</w:t>
             </w:r>
           </w:p>
         </w:tc>
@@ -36326,7 +36260,7 @@
                 <w:szCs w:val="12"/>
                 <w:lang w:val="en-US"/>
               </w:rPr>
-              <w:t>0.692</w:t>
+              <w:t xml:space="preserve">0.692</w:t>
             </w:r>
           </w:p>
         </w:tc>
@@ -36382,7 +36316,7 @@
                 <w:szCs w:val="12"/>
                 <w:lang w:val="en-US"/>
               </w:rPr>
-              <w:t>0.603</w:t>
+              <w:t xml:space="preserve">0.603</w:t>
             </w:r>
           </w:p>
         </w:tc>
@@ -36408,7 +36342,7 @@
                 <w:szCs w:val="12"/>
                 <w:lang w:val="en-US"/>
               </w:rPr>
-              <w:t>0.235</w:t>
+              <w:t xml:space="preserve">0.235</w:t>
             </w:r>
           </w:p>
         </w:tc>
@@ -36434,7 +36368,7 @@
                 <w:szCs w:val="12"/>
                 <w:lang w:val="en-US"/>
               </w:rPr>
-              <w:t>0.273</w:t>
+              <w:t xml:space="preserve">0.273</w:t>
             </w:r>
           </w:p>
         </w:tc>
@@ -36460,7 +36394,7 @@
                 <w:szCs w:val="12"/>
                 <w:lang w:val="en-US"/>
               </w:rPr>
-              <w:t>0.658</w:t>
+              <w:t xml:space="preserve">0.658</w:t>
             </w:r>
           </w:p>
         </w:tc>
@@ -36486,7 +36420,7 @@
                 <w:szCs w:val="12"/>
                 <w:lang w:val="en-US"/>
               </w:rPr>
-              <w:t>0.686</w:t>
+              <w:t xml:space="preserve">0.686</w:t>
             </w:r>
           </w:p>
         </w:tc>
@@ -36542,7 +36476,7 @@
                 <w:szCs w:val="12"/>
                 <w:lang w:val="en-US"/>
               </w:rPr>
-              <w:t>0.612</w:t>
+              <w:t xml:space="preserve">0.612</w:t>
             </w:r>
           </w:p>
         </w:tc>
@@ -36568,7 +36502,7 @@
                 <w:szCs w:val="12"/>
                 <w:lang w:val="en-US"/>
               </w:rPr>
-              <w:t>0.264</w:t>
+              <w:t xml:space="preserve">0.262</w:t>
             </w:r>
           </w:p>
         </w:tc>
@@ -36594,7 +36528,7 @@
                 <w:szCs w:val="12"/>
                 <w:lang w:val="en-US"/>
               </w:rPr>
-              <w:t>0.295</w:t>
+              <w:t xml:space="preserve">0.294</w:t>
             </w:r>
           </w:p>
         </w:tc>
@@ -36620,7 +36554,7 @@
                 <w:szCs w:val="12"/>
                 <w:lang w:val="en-US"/>
               </w:rPr>
-              <w:t>0.669</w:t>
+              <w:t xml:space="preserve">0.668</w:t>
             </w:r>
           </w:p>
         </w:tc>
@@ -36646,7 +36580,7 @@
                 <w:szCs w:val="12"/>
                 <w:lang w:val="en-US"/>
               </w:rPr>
-              <w:t>0.707</w:t>
+              <w:t xml:space="preserve">0.706</w:t>
             </w:r>
           </w:p>
         </w:tc>
@@ -36702,7 +36636,7 @@
                 <w:szCs w:val="12"/>
                 <w:lang w:val="en-US"/>
               </w:rPr>
-              <w:t>0.605</w:t>
+              <w:t xml:space="preserve">0.605</w:t>
             </w:r>
           </w:p>
         </w:tc>
@@ -36728,7 +36662,7 @@
                 <w:szCs w:val="12"/>
                 <w:lang w:val="en-US"/>
               </w:rPr>
-              <w:t>0.270</w:t>
+              <w:t xml:space="preserve">0.270</w:t>
             </w:r>
           </w:p>
         </w:tc>
@@ -36754,7 +36688,7 @@
                 <w:szCs w:val="12"/>
                 <w:lang w:val="en-US"/>
               </w:rPr>
-              <w:t>0.291</w:t>
+              <w:t xml:space="preserve">0.291</w:t>
             </w:r>
           </w:p>
         </w:tc>
@@ -36780,7 +36714,7 @@
                 <w:szCs w:val="12"/>
                 <w:lang w:val="en-US"/>
               </w:rPr>
-              <w:t>0.665</w:t>
+              <w:t xml:space="preserve">0.665</w:t>
             </w:r>
           </w:p>
         </w:tc>
@@ -36806,7 +36740,7 @@
                 <w:szCs w:val="12"/>
                 <w:lang w:val="en-US"/>
               </w:rPr>
-              <w:t>0.688</w:t>
+              <w:t xml:space="preserve">0.688</w:t>
             </w:r>
           </w:p>
         </w:tc>
@@ -36868,7 +36802,7 @@
                 <w:szCs w:val="12"/>
                 <w:lang w:val="en-US"/>
               </w:rPr>
-              <w:t>0.617</w:t>
+              <w:t xml:space="preserve">0.617</w:t>
             </w:r>
           </w:p>
         </w:tc>
@@ -36897,7 +36831,7 @@
                 <w:szCs w:val="12"/>
                 <w:lang w:val="en-US"/>
               </w:rPr>
-              <w:t>0.297</w:t>
+              <w:t xml:space="preserve">0.298</w:t>
             </w:r>
           </w:p>
         </w:tc>
@@ -36926,7 +36860,7 @@
                 <w:szCs w:val="12"/>
                 <w:lang w:val="en-US"/>
               </w:rPr>
-              <w:t>0.315</w:t>
+              <w:t xml:space="preserve">0.315</w:t>
             </w:r>
           </w:p>
         </w:tc>
@@ -36955,7 +36889,7 @@
                 <w:szCs w:val="12"/>
                 <w:lang w:val="en-US"/>
               </w:rPr>
-              <w:t>0.681</w:t>
+              <w:t xml:space="preserve">0.681</w:t>
             </w:r>
           </w:p>
         </w:tc>
@@ -36984,7 +36918,7 @@
                 <w:szCs w:val="12"/>
                 <w:lang w:val="en-US"/>
               </w:rPr>
-              <w:t>0.718</w:t>
+              <w:t xml:space="preserve">0.718</w:t>
             </w:r>
           </w:p>
         </w:tc>
@@ -37015,7 +36949,7 @@
         <w:rPr>
           <w:w w:val="110"/>
         </w:rPr>
-        <w:t>Test accuracy of the unweighted four-class delay models: XGBoost (A) 60.8%, Hist. gradient boosting (A) 60.5%, Random forest (A) 60.3%, Logistic regression (A) 59.8%, Decision tree (A) 59.6%, XGBoost (B) 61.9%, Hist. gradient boosting (B) 61.7%, Random forest (B) 61.2%, Logistic regression (B) 60.9%, Decision tree (B) 60.5%; the majority-class baseline is 60.0%.</w:t>
+        <w:t xml:space="preserve">Test accuracy of the unweighted four-class delay models: XGBoost (A) 60.8%, Hist. gradient boosting (A) 60.5%, Random forest (A) 60.3%, Logistic regression (A) 59.8%, Decision tree (A) 59.6%, XGBoost (B) 61.9%, Hist. gradient boosting (B) 61.7%, Random forest (B) 61.2%, Logistic regression (B) 60.9%, Decision tree (B) 60.6%; the majority-class baseline is 60.0%.</w:t>
       </w:r>
     </w:p>
     <w:p>
@@ -38601,13 +38535,7 @@
         <w:rPr>
           <w:w w:val="110"/>
         </w:rPr>
-        <w:t xml:space="preserve">The dataset used in Kurt's study is based on open-source data provided by the US Bureau of Transportation Statistics and the Federal Aviation Administration (FAA). The dataset contains information on US domestic commercial flights operated in August 2018. After cleaning, the dataset consists of 638,776 rows and 18 columns. In the dataset, 38.29% of the flights were found to be </w:t>
-      </w:r>
-      <w:r>
-        <w:rPr>
-          <w:w w:val="110"/>
-        </w:rPr>
-        <w:t>delayed (Kurt, 2019).</w:t>
+        <w:t xml:space="preserve">The dataset used in Kurt's study is based on open-source data provided by the US Bureau of Transportation Statistics and the Federal Aviation Administration (FAA). The dataset contains information on US domestic commercial flights operated in August 2018. After cleaning, the dataset consists of 638,776 rows and 18 columns. In the dataset, 38.29% of the flights were found to be delayed (Kurt, 2019).</w:t>
       </w:r>
     </w:p>
     <w:p>
@@ -40824,14 +40752,9 @@
         <w:rPr>
           <w:w w:val="110"/>
         </w:rPr>
-        <w:t xml:space="preserve">These results cannot be compared with the metrics obtained here for cancellation prediction: the studies use different data sets and class </w:t>
-      </w:r>
-      <w:r>
-        <w:rPr>
-          <w:w w:val="110"/>
-        </w:rPr>
+        <w:t xml:space="preserve">These results cannot be compared with the metrics obtained here for cancellation prediction: the studies use different data sets and class prevalences, and the earlier-published accuracy of a rare-event classifier is not informative without class-sensitive metrics. The present study reports PR-AUC 0.119 (Mode A) and 0.180 (Mode B) against a no-skill value of 0.029.</w:t>
         <w:lastRenderedPageBreak/>
-        <w:t>prevalences, and the earlier-published accuracy of a rare-event classifier is not informative without class-sensitive metrics. The present study reports PR-AUC 0.119 (Mode A) and 0.196 (Mode B) against a no-skill value of 0.029.</w:t>
+        <w:t/>
       </w:r>
     </w:p>
     <w:p>
@@ -44963,13 +44886,7 @@
         <w:rPr>
           <w:w w:val="110"/>
         </w:rPr>
-        <w:t xml:space="preserve">The results show that the Decision Trees algorithm achieved the highest accuracy (97.43%) and performed the best. The Random Forest model performed well with an accuracy of 95.21% and a precision of 100%, but the recall remained at 90.43%. The Gradient Boosting algorithm provided a balanced performance with 96.83% accuracy and 93.82% recall. The Logistic Regression model performed worse than the other models with 88.67% accuracy, </w:t>
-      </w:r>
-      <w:r>
-        <w:rPr>
-          <w:w w:val="110"/>
-        </w:rPr>
-        <w:t>97.66% precision, but 77.46% recall.</w:t>
+        <w:t xml:space="preserve">The results show that the Decision Trees algorithm achieved the highest accuracy (97.43%) and performed the best. The Random Forest model performed well with an accuracy of 95.21% and a precision of 100%, but the recall remained at 90.43%. The Gradient Boosting algorithm provided a balanced performance with 96.83% accuracy and 93.82% recall. The Logistic Regression model performed worse than the other models with 88.67% accuracy, 97.66% precision, but 77.46% recall.</w:t>
       </w:r>
     </w:p>
     <w:p>
@@ -46773,11 +46690,6 @@
           <w:w w:val="110"/>
         </w:rPr>
         <w:t xml:space="preserve">For delays, the unweighted model rarely assigns the intermediate classes; the recall of delays beyond 30 minutes is 13.1% (Mode A), </w:t>
-      </w:r>
-      <w:r>
-        <w:rPr>
-          <w:w w:val="110"/>
-        </w:rPr>
         <w:lastRenderedPageBreak/>
         <w:t>and the accuracy of 60.8% is only slightly above the 60.0% obtained by always predicting 'on time'. The probability of a delay beyond 15 minutes is therefore shown as a separate, more informative figure (ROC-AUC 0.693 on the test period). Statements about operational acceptability would require an evaluation with real users and airline partners, which has not been done.</w:t>
       </w:r>
@@ -47040,7 +46952,7 @@
         <w:rPr>
           <w:w w:val="110"/>
         </w:rPr>
-        <w:t>XGBoost was compared with logistic regression, a decision tree, a random forest and histogram-based gradient boosting. For cancellation and delay prediction the differences between algorithms were small compared with the effect of the information used, although this comparison was not symmetric (the other algorithms were untuned and used a 1-million-flight training subsample). For the cancellation cause, logistic regression exceeded XGBoost on the test period (76.0% and 77.4% against 70.7% and 73.9%) although it was worse on the validation period; selection followed the validation period, as required by the protocol, and the discrepancy shows how sensitive the cause task is to period-specific class distributions.</w:t>
+        <w:t xml:space="preserve">XGBoost was compared with logistic regression, a decision tree, a random forest and histogram-based gradient boosting. For cancellation and delay prediction the differences between algorithms were small compared with the effect of the information used, although this comparison was not symmetric (the other algorithms were untuned and used a 1-million-flight training subsample). For the cancellation cause, logistic regression exceeded XGBoost on the test period (76.0% and 77.3% against 70.7% and 75.0%) although it was worse on the validation period; selection followed the validation period, as required by the protocol, and the discrepancy shows how sensitive the cause task is to period-specific class distributions.</w:t>
       </w:r>
     </w:p>
     <w:p>
@@ -47057,7 +46969,7 @@
         <w:rPr>
           <w:w w:val="110"/>
         </w:rPr>
-        <w:t>Cancellation prediction: PR-AUC 0.119 (Mode A) and 0.196 (Mode B) correspond to roughly 4 and 7 times the no-skill level, but precision at useful recall is low. The performance decreased from the validation to the test period and varies strongly between months. We attribute this to the episodic nature of cancellations (a few disruption days account for most cancellations), to differences in composition between the periods (the test period is dominated by one winter month with a complete, denser record), and to the limited number of events available for tuning. We cannot separate these effects with the present data. High accuracy values on a rare-event target are not informative by themselves: predicting 'not cancelled' for every flight already yields 97% accuracy.</w:t>
+        <w:t xml:space="preserve">Cancellation prediction: PR-AUC 0.119 (Mode A) and 0.180 (Mode B) correspond to roughly 4 and 6 times the no-skill level, but precision at useful recall is low. The performance decreased from the validation to the test period and varies strongly between months. We attribute this to the episodic nature of cancellations (a few disruption days account for most cancellations), to differences in composition between the periods (the test period is dominated by one winter month with a complete, denser record), and to the limited number of events available for tuning. We cannot separate these effects with the present data. High accuracy values on a rare-event target are not informative by themselves: predicting 'not cancelled' for every flight already yields 97% accuracy.</w:t>
       </w:r>
     </w:p>
     <w:p>
@@ -47074,7 +46986,7 @@
         <w:rPr>
           <w:w w:val="110"/>
         </w:rPr>
-        <w:t>Cancellation cause: the accuracy of 70.7% (Mode A) and 73.9% (Mode B) clearly exceeds the 60.2% majority baseline, mostly through the separation of carrier- and weather-caused cancellations. The national-air-system class is rarely recognised, and the distribution of causes drifts over time. Because the security class is almost exclusively a feature of 2020, it was excluded.</w:t>
+        <w:t xml:space="preserve">Cancellation cause: the accuracy of 70.7% (Mode A) and 75.0% (Mode B) clearly exceeds the 60.2% majority baseline, mostly through the separation of carrier- and weather-caused cancellations. The national-air-system class is rarely recognised, and the distribution of causes drifts over time. Because the security class is almost exclusively a feature of 2020, it was excluded.</w:t>
       </w:r>
     </w:p>
     <w:p>
@@ -47126,11 +47038,6 @@
           <w:w w:val="110"/>
         </w:rPr>
         <w:t xml:space="preserve">Comparison with previous studies: the accuracies of up to 98% quoted in Sections 2 and 4.5.2 are much higher than the scores reported here, but they do not show that the present models are weaker, because several mechanisms can produce such values without corresponding predictive skill. First, accuracy on an imbalanced target is dominated by the majority class: in the present test period, predicting 'not cancelled' for every flight already gives 97.1% accuracy, and Yu et al. (2019) report about 90% accuracy for cancellation prediction together with an AUC of only 0.558. Second, balanced or resampled evaluation data change the meaning of </w:t>
-      </w:r>
-      <w:r>
-        <w:rPr>
-          <w:w w:val="110"/>
-        </w:rPr>
         <w:lastRenderedPageBreak/>
         <w:t>accuracy: the cancellation task of Giarmas (2025) is balanced, so its reference level is 50% and not the 2-3% prevalence of operational data, and oversampling before the data are split places synthetic neighbours of test flights in the training data. Third, random or stratified splits put flights of the same disruption day into both the training and the test data; because cancellations cluster on a few days (Section 4.4.1), a model can learn the day itself, which a chronological split prevents. Fourth, inputs that are known only after departure, such as actual times, taxi times, delay-cause minutes or same-day weather aggregates, leak the outcome. Finally, several studies address a different target or scope, for example aggregate airport-level delays (Ye, Liu, Tian &amp; Wan, 2020), booking cancellations (Ansari et al., 2019) or a single airport (Tang, 2021). In the data of this study, adding public files that contain only cancelled flights raises the share of cancelled flights to about 9% and can make the calendar year an almost perfect indicator of the label (Section 3). Because the protocols of the cited studies are not always reported, we cannot attribute their results to a specific mechanism; the comparison supports only the conclusion that accuracies obtained under different protocols are not comparable, and that the lower, leakage-controlled scores reported here are a more realistic estimate of the performance on future flights.</w:t>
       </w:r>
@@ -47149,7 +47056,7 @@
         <w:rPr>
           <w:w w:val="110"/>
         </w:rPr>
-        <w:t>Limitations: (i) Data: the 2019-2023 records are a 3-million-flight sample and not the complete DOT data, and the test period contains no months from September to December 2023; the 2024 data are a single winter month and dominate the pooled test metrics. (ii) Weather: only daily observations of the previous day are used, not hourly observations or forecasts; the models cannot capture conditions at the time of departure. (iii) Geography and external validity: all data are U.S. domestic flights; results may not transfer to other regions. (iv) Class imbalance and rare classes remain a difficulty for the cause and delay models. (v) Possible residual leakage cannot be excluded entirely, although the history and same-day features are verified by automated tests and all fitted quantities use the training period only. (vi) Hyper-parameter search was limited, single-seed and, for delay, run on a subsample; comparison models were untuned. (vii) No deep-learning model was implemented or evaluated. (viii) The SmartTicket prototype has not been evaluated with users; its response time was measured only in-process on a developer computer, and no load, scalability or security testing was performed.</w:t>
+        <w:t xml:space="preserve">Limitations: (i) Data: the 2019-2023 records are a 3-million-flight sample and not the complete DOT data, and the test period contains no months from September to December 2023; the 2024 data are a single winter month and dominate the pooled test metrics. (ii) Weather: only daily observations of the previous day are used, not hourly observations or forecasts; the models cannot capture conditions at the time of departure. (iii) Geography and external validity: all data are U.S. domestic flights; results may not transfer to other regions. (iv) Class imbalance and rare classes remain a difficulty for the cause and delay models. (v) Possible residual leakage cannot be excluded entirely, although the history and same-day features are verified by automated tests and all fitted quantities use the training period only. The previous-day history features use complete local calendar days; for flights scheduled in the first hours after local midnight they can include events of other time zones that occur shortly after the departure of the flight, but excluding the flights scheduled before 06:00 local time (3% of the test flights) changes the test metrics only marginally (cancellation PR-AUC 0.117 instead of 0.119, cause accuracy 70.5% instead of 70.7%). (vi) Hyper-parameter search was limited, single-seed and, for delay, run on a subsample; comparison models were untuned. (vii) No deep-learning model was implemented or evaluated. (viii) The SmartTicket prototype has not been evaluated with users; its response time was measured only in-process on a developer computer, and no load, scalability or security testing was performed.</w:t>
       </w:r>
     </w:p>
     <w:p>
@@ -47265,7 +47172,7 @@
         <w:rPr>
           <w:w w:val="110"/>
         </w:rPr>
-        <w:t>Conclusion. We built three XGBoost-based models for flight cancellation, cancellation cause and departure-delay class and evaluated them with a leakage-controlled chronological protocol. Implemented and experimentally evaluated: the reconstructed data set, D-1 weather features, history and same-day features, ablations, SHAP explanations, a comparison with four other algorithms, a relative-cost analysis and monthly stability. The results show moderate predictability: cancellation PR-AUC 0.119-0.196 (no-skill 0.029), cause accuracy 70.7%-73.9% (baseline 60.2%), and four-class delay accuracy 60.8%-61.9% (baseline 60.0%). Implemented but not evaluated: the SmartTicket web prototype, which presents the predictions to users. Planned and not implemented: real-time and hourly weather and forecast integration, deep sequence models, a user study, the proposed quarterly retraining cycle, and validation on additional years and regions. These distinctions should be kept in mind when reading the claims made for the system.</w:t>
+        <w:t xml:space="preserve">Conclusion. We built three XGBoost-based models for flight cancellation, cancellation cause and departure-delay class and evaluated them with a leakage-controlled chronological protocol. Implemented and experimentally evaluated: the reconstructed data set, D-1 weather features, history and same-day features, ablations, SHAP explanations, a comparison with four other algorithms, a relative-cost analysis and monthly stability. The results show moderate predictability: cancellation PR-AUC 0.119-0.180 (no-skill 0.029), cause accuracy 70.7%-75.0% (baseline 60.2%), and four-class delay accuracy 60.8%-61.9% (baseline 60.0%). Implemented but not evaluated: the SmartTicket web prototype, which presents the predictions to users. Planned and not implemented: real-time and hourly weather and forecast integration, deep sequence models, a user study, the proposed quarterly retraining cycle, and validation on additional years and regions. These distinctions should be kept in mind when reading the claims made for the system.</w:t>
       </w:r>
     </w:p>
     <w:p>
@@ -47769,11 +47676,6 @@
           <w:sz w:val="12"/>
         </w:rPr>
         <w:t xml:space="preserve">Ansari, A., Shaikh, A., Mapkar, S., &amp; Khan, M. (2019). Cancellation prediction for flight data using </w:t>
-      </w:r>
-      <w:r>
-        <w:rPr>
-          <w:sz w:val="12"/>
-        </w:rPr>
         <w:lastRenderedPageBreak/>
         <w:t>machine learning. In 2nd International Conference on Advances in Science &amp; Technology (ICAST-2019). SSRN. https://papers.ssrn.com/sol3/papers.cfm?abstract_id=3367683</w:t>
       </w:r>
@@ -47990,13 +47892,7 @@
         <w:rPr>
           <w:sz w:val="12"/>
         </w:rPr>
-        <w:t xml:space="preserve">Pedregosa, F., Varoquaux, G., Gramfort, A., Michel, V., Thirion, B., Grisel, O., et al. (2011). </w:t>
-      </w:r>
-      <w:r>
-        <w:rPr>
-          <w:sz w:val="12"/>
-        </w:rPr>
-        <w:t>Scikit-learn: Machine learning in Python. Journal of Machine Learning Research, 12, 2825-2830.</w:t>
+        <w:t xml:space="preserve">Pedregosa, F., Varoquaux, G., Gramfort, A., Michel, V., Thirion, B., Grisel, O., et al. (2011). Scikit-learn: Machine learning in Python. Journal of Machine Learning Research, 12, 2825-2830.</w:t>
       </w:r>
     </w:p>
     <w:p>
@@ -48020,13 +47916,7 @@
         <w:rPr>
           <w:sz w:val="12"/>
         </w:rPr>
-        <w:t xml:space="preserve">Lundberg, S. M., &amp; Lee, S.-I. (2017). A unified approach to interpreting model predictions. In </w:t>
-      </w:r>
-      <w:r>
-        <w:rPr>
-          <w:sz w:val="12"/>
-        </w:rPr>
-        <w:t>Advances in Neural Information Processing Systems 30 (NIPS 2017) (pp. 4765-4774).</w:t>
+        <w:t xml:space="preserve">Lundberg, S. M., &amp; Lee, S.-I. (2017). A unified approach to interpreting model predictions. In Advances in Neural Information Processing Systems 30 (NIPS 2017) (pp. 4765-4774).</w:t>
       </w:r>
     </w:p>
     <w:p>
@@ -48050,13 +47940,7 @@
         <w:rPr>
           <w:sz w:val="12"/>
         </w:rPr>
-        <w:t xml:space="preserve">Saito, T., &amp; Rehmsmeier, M. (2015). The precision-recall plot is more informative than the ROC plot when evaluating binary classifiers on imbalanced datasets. PLoS ONE, 10(3), e0118432. </w:t>
-      </w:r>
-      <w:r>
-        <w:rPr>
-          <w:sz w:val="12"/>
-        </w:rPr>
-        <w:t>https://doi.org/10.1371/journal.pone.0118432</w:t>
+        <w:t xml:space="preserve">Saito, T., &amp; Rehmsmeier, M. (2015). The precision-recall plot is more informative than the ROC plot when evaluating binary classifiers on imbalanced datasets. PLoS ONE, 10(3), e0118432. https://doi.org/10.1371/journal.pone.0118432</w:t>
       </w:r>
     </w:p>
     <w:p>
@@ -48080,13 +47964,7 @@
         <w:rPr>
           <w:sz w:val="12"/>
         </w:rPr>
-        <w:t xml:space="preserve">Bergstra, J., &amp; Bengio, Y. (2012). Random search for hyper-parameter optimization. Journal of </w:t>
-      </w:r>
-      <w:r>
-        <w:rPr>
-          <w:sz w:val="12"/>
-        </w:rPr>
-        <w:t>Machine Learning Research, 13, 281-305.</w:t>
+        <w:t xml:space="preserve">Bergstra, J., &amp; Bengio, Y. (2012). Random search for hyper-parameter optimization. Journal of Machine Learning Research, 13, 281-305.</w:t>
       </w:r>
     </w:p>
     <w:p>
@@ -48110,13 +47988,7 @@
         <w:rPr>
           <w:sz w:val="12"/>
         </w:rPr>
-        <w:t xml:space="preserve">O'Brien, R. M. (2007). A caution regarding rules of thumb for variance inflation factors. Quality &amp; </w:t>
-      </w:r>
-      <w:r>
-        <w:rPr>
-          <w:sz w:val="12"/>
-        </w:rPr>
-        <w:t>Quantity, 41(5), 673-690. https://doi.org/10.1007/s11135-006-9018-6</w:t>
+        <w:t xml:space="preserve">O'Brien, R. M. (2007). A caution regarding rules of thumb for variance inflation factors. Quality &amp; Quantity, 41(5), 673-690. https://doi.org/10.1007/s11135-006-9018-6</w:t>
       </w:r>
     </w:p>
     <w:p>
